--- a/Arquitectura_nube/UTD01/Docker/Documentacion_docker.docx
+++ b/Arquitectura_nube/UTD01/Docker/Documentacion_docker.docx
@@ -11,12 +11,14 @@
           <w:highlight w:val="none"/>
         </w:rPr>
       </w:pPr>
-      <w:r/>
       <w:r>
         <w:t xml:space="preserve">Práctica AWS + Docker + ECR + EC2</w:t>
       </w:r>
-      <w:r/>
-      <w:r/>
+      <w:r>
+        <w:rPr>
+          <w:highlight w:val="none"/>
+        </w:rPr>
+      </w:r>
     </w:p>
     <w:p>
       <w:pPr>
@@ -35,6 +37,23 @@
           <w:highlight w:val="none"/>
         </w:rPr>
       </w:r>
+      <w:r/>
+    </w:p>
+    <w:p>
+      <w:pPr>
+        <w:pBdr/>
+        <w:spacing/>
+        <w:ind w:firstLine="0" w:left="0"/>
+        <w:rPr>
+          <w:highlight w:val="none"/>
+        </w:rPr>
+      </w:pPr>
+      <w:r>
+        <w:rPr>
+          <w:highlight w:val="none"/>
+        </w:rPr>
+        <w:t xml:space="preserve">Instalación de aws cli en nuestra maquina ec2</w:t>
+      </w:r>
       <w:r>
         <w:rPr>
           <w:highlight w:val="none"/>
@@ -54,26 +73,13 @@
         <w:rPr>
           <w:highlight w:val="none"/>
         </w:rPr>
-        <w:t xml:space="preserve">Instalación de aws cli en nuestra maquina ec2</w:t>
+        <w:t xml:space="preserve"># aws —version</w:t>
       </w:r>
-      <w:r/>
-    </w:p>
-    <w:p>
-      <w:pPr>
-        <w:pBdr/>
-        <w:spacing/>
-        <w:ind w:firstLine="0" w:left="0"/>
-        <w:rPr>
-          <w:highlight w:val="none"/>
-        </w:rPr>
-      </w:pPr>
       <w:r>
         <w:rPr>
           <w:highlight w:val="none"/>
         </w:rPr>
-        <w:t xml:space="preserve"># aws —version</w:t>
       </w:r>
-      <w:r/>
     </w:p>
     <w:p>
       <w:pPr>
@@ -90,7 +96,11 @@
         </w:rPr>
         <w:t xml:space="preserve">Ahora vamos a configurar aws para nuestras imagenes docker:</w:t>
       </w:r>
-      <w:r/>
+      <w:r>
+        <w:rPr>
+          <w:highlight w:val="none"/>
+        </w:rPr>
+      </w:r>
     </w:p>
     <w:p>
       <w:pPr>
@@ -107,22 +117,21 @@
         </w:rPr>
         <w:t xml:space="preserve"># aws configure:</w:t>
       </w:r>
-      <w:r/>
-    </w:p>
-    <w:p>
-      <w:pPr>
-        <w:pBdr/>
-        <w:spacing/>
-        <w:ind w:firstLine="0" w:left="0"/>
-        <w:rPr>
-          <w:highlight w:val="none"/>
-        </w:rPr>
-      </w:pPr>
       <w:r>
         <w:rPr>
           <w:highlight w:val="none"/>
         </w:rPr>
       </w:r>
+    </w:p>
+    <w:p>
+      <w:pPr>
+        <w:pBdr/>
+        <w:spacing/>
+        <w:ind w:firstLine="0" w:left="0"/>
+        <w:rPr>
+          <w:highlight w:val="none"/>
+        </w:rPr>
+      </w:pPr>
       <w:r>
         <w:rPr>
           <w:highlight w:val="none"/>
@@ -197,23 +206,21 @@
           </mc:Fallback>
         </mc:AlternateContent>
       </w:r>
-      <w:r/>
-      <w:r/>
-    </w:p>
-    <w:p>
-      <w:pPr>
-        <w:pBdr/>
-        <w:spacing/>
-        <w:ind w:firstLine="0" w:left="0"/>
-        <w:rPr>
-          <w:highlight w:val="none"/>
-        </w:rPr>
-      </w:pPr>
       <w:r>
         <w:rPr>
           <w:highlight w:val="none"/>
         </w:rPr>
       </w:r>
+    </w:p>
+    <w:p>
+      <w:pPr>
+        <w:pBdr/>
+        <w:spacing/>
+        <w:ind w:firstLine="0" w:left="0"/>
+        <w:rPr>
+          <w:highlight w:val="none"/>
+        </w:rPr>
+      </w:pPr>
       <w:r>
         <w:rPr>
           <w:highlight w:val="none"/>
@@ -288,7 +295,11 @@
           </mc:Fallback>
         </mc:AlternateContent>
       </w:r>
-      <w:r/>
+      <w:r>
+        <w:rPr>
+          <w:highlight w:val="none"/>
+        </w:rPr>
+      </w:r>
     </w:p>
     <w:p>
       <w:pPr>
@@ -310,7 +321,11 @@
         </w:rPr>
         <w:t xml:space="preserve">Verificacion:</w:t>
       </w:r>
-      <w:r/>
+      <w:r>
+        <w:rPr>
+          <w:highlight w:val="none"/>
+        </w:rPr>
+      </w:r>
     </w:p>
     <w:p>
       <w:pPr>
@@ -335,7 +350,6 @@
         </w:rPr>
         <w:t xml:space="preserve"># </w:t>
       </w:r>
-      <w:r/>
       <w:r>
         <w:t xml:space="preserve">aws sts get-caller-identity</w:t>
       </w:r>
@@ -350,11 +364,6 @@
           <w:highlight w:val="none"/>
         </w:rPr>
       </w:pPr>
-      <w:r>
-        <w:rPr>
-          <w:highlight w:val="none"/>
-        </w:rPr>
-      </w:r>
       <w:r>
         <w:rPr>
           <w:highlight w:val="none"/>
@@ -429,7 +438,11 @@
           </mc:Fallback>
         </mc:AlternateContent>
       </w:r>
-      <w:r/>
+      <w:r>
+        <w:rPr>
+          <w:highlight w:val="none"/>
+        </w:rPr>
+      </w:r>
     </w:p>
     <w:p>
       <w:pPr>
@@ -438,7 +451,6 @@
         <w:ind w:firstLine="0" w:left="0"/>
         <w:rPr/>
       </w:pPr>
-      <w:r/>
       <w:r/>
       <w:r/>
     </w:p>
@@ -457,7 +469,11 @@
         </w:rPr>
         <w:t xml:space="preserve">Ahora en nuestra EC2  vamos a instalar docker engine oficial:</w:t>
       </w:r>
-      <w:r/>
+      <w:r>
+        <w:rPr>
+          <w:highlight w:val="none"/>
+        </w:rPr>
+      </w:r>
     </w:p>
     <w:p>
       <w:pPr>
@@ -473,6 +489,11 @@
           <w:highlight w:val="none"/>
         </w:rPr>
         <w:t xml:space="preserve"># sudo apt-get update</w:t>
+      </w:r>
+      <w:r>
+        <w:rPr>
+          <w:highlight w:val="none"/>
+        </w:rPr>
       </w:r>
       <w:r>
         <w:rPr>
@@ -506,7 +527,11 @@
           <w:highlight w:val="none"/>
         </w:rPr>
       </w:r>
-      <w:r/>
+      <w:r>
+        <w:rPr>
+          <w:highlight w:val="none"/>
+        </w:rPr>
+      </w:r>
     </w:p>
     <w:p>
       <w:pPr>
@@ -646,6 +671,11 @@
           <w:highlight w:val="none"/>
         </w:rPr>
       </w:r>
+      <w:r>
+        <w:rPr>
+          <w:highlight w:val="none"/>
+        </w:rPr>
+      </w:r>
     </w:p>
     <w:p>
       <w:pPr>
@@ -662,7 +692,11 @@
         </w:rPr>
         <w:t xml:space="preserve">Una vez que tengamos docker, ahora vamos a crear nuestra imagen de docker y la pasaremos a nuestra ECR (Elastic Container Repository):</w:t>
       </w:r>
-      <w:r/>
+      <w:r>
+        <w:rPr>
+          <w:highlight w:val="none"/>
+        </w:rPr>
+      </w:r>
     </w:p>
     <w:p>
       <w:pPr>
@@ -677,9 +711,13 @@
         <w:rPr>
           <w:highlight w:val="none"/>
         </w:rPr>
-        <w:t xml:space="preserve">Con esto pasamos nuestra imagen dockerfile:</w:t>
+        <w:t xml:space="preserve">Con esto pasamos nuestra imagen dockerfile: (le pasaremos el recurso que nos ha proporcionado la profesora)</w:t>
       </w:r>
-      <w:r/>
+      <w:r>
+        <w:rPr>
+          <w:highlight w:val="none"/>
+        </w:rPr>
+      </w:r>
     </w:p>
     <w:p>
       <w:pPr>
@@ -700,7 +738,7 @@
           <mc:Choice Requires="wpg">
             <w:drawing>
               <wp:inline xmlns:wp="http://schemas.openxmlformats.org/drawingml/2006/wordprocessingDrawing" distT="0" distB="0" distL="0" distR="0">
-                <wp:extent cx="5940425" cy="506737"/>
+                <wp:extent cx="5940425" cy="1317333"/>
                 <wp:effectExtent l="0" t="0" r="0" b="0"/>
                 <wp:docPr id="4" name=""/>
                 <wp:cNvGraphicFramePr>
@@ -710,7 +748,7 @@
                   <a:graphicData uri="http://schemas.openxmlformats.org/drawingml/2006/picture">
                     <pic:pic xmlns:pic="http://schemas.openxmlformats.org/drawingml/2006/picture">
                       <pic:nvPicPr>
-                        <pic:cNvPr id="22355689" name=""/>
+                        <pic:cNvPr id="1403927259" name=""/>
                         <pic:cNvPicPr>
                           <a:picLocks noChangeAspect="1"/>
                         </pic:cNvPicPr>
@@ -723,7 +761,7 @@
                       <pic:spPr bwMode="auto">
                         <a:xfrm>
                           <a:off x="0" y="0"/>
-                          <a:ext cx="5940424" cy="506737"/>
+                          <a:ext cx="5940424" cy="1317332"/>
                         </a:xfrm>
                         <a:prstGeom prst="rect">
                           <a:avLst/>
@@ -756,8 +794,398 @@
                 <v:path o:extrusionok="f" gradientshapeok="t" o:connecttype="rect"/>
                 <o:lock v:ext="edit" aspectratio="t"/>
               </v:shapetype>
-              <v:shape id="_x0000_i3" o:spid="_x0000_s3" type="#_x0000_t75" style="width:467.75pt;height:39.90pt;mso-wrap-distance-left:0.00pt;mso-wrap-distance-top:0.00pt;mso-wrap-distance-right:0.00pt;mso-wrap-distance-bottom:0.00pt;z-index:1;" stroked="false">
+              <v:shape id="_x0000_i3" o:spid="_x0000_s3" type="#_x0000_t75" style="width:467.75pt;height:103.73pt;mso-wrap-distance-left:0.00pt;mso-wrap-distance-top:0.00pt;mso-wrap-distance-right:0.00pt;mso-wrap-distance-bottom:0.00pt;z-index:1;" stroked="false">
                 <v:imagedata r:id="rId12" o:title=""/>
+                <o:lock v:ext="edit" rotation="t"/>
+              </v:shape>
+            </w:pict>
+          </mc:Fallback>
+        </mc:AlternateContent>
+      </w:r>
+      <w:r>
+        <w:rPr>
+          <w:highlight w:val="none"/>
+        </w:rPr>
+      </w:r>
+      <w:r/>
+      <w:r/>
+      <w:r/>
+      <w:r>
+        <w:rPr>
+          <w:highlight w:val="none"/>
+        </w:rPr>
+      </w:r>
+    </w:p>
+    <w:p>
+      <w:pPr>
+        <w:pBdr/>
+        <w:spacing/>
+        <w:ind w:firstLine="0" w:left="0"/>
+        <w:rPr>
+          <w:highlight w:val="none"/>
+        </w:rPr>
+      </w:pPr>
+      <w:r>
+        <w:rPr>
+          <w:highlight w:val="none"/>
+        </w:rPr>
+        <w:t xml:space="preserve">Ahora vamos a montar la imagen de docker (nos colocamos en la carpeta /mi_app_compose):</w:t>
+      </w:r>
+      <w:r>
+        <w:rPr>
+          <w:highlight w:val="none"/>
+        </w:rPr>
+      </w:r>
+    </w:p>
+    <w:p>
+      <w:pPr>
+        <w:pBdr/>
+        <w:spacing/>
+        <w:ind w:firstLine="0" w:left="0"/>
+        <w:rPr>
+          <w:highlight w:val="none"/>
+        </w:rPr>
+      </w:pPr>
+      <w:r>
+        <w:rPr>
+          <w:highlight w:val="none"/>
+        </w:rPr>
+      </w:r>
+      <w:r>
+        <w:rPr>
+          <w:highlight w:val="none"/>
+        </w:rPr>
+      </w:r>
+      <w:r>
+        <mc:AlternateContent>
+          <mc:Choice Requires="wpg">
+            <w:drawing>
+              <wp:inline xmlns:wp="http://schemas.openxmlformats.org/drawingml/2006/wordprocessingDrawing" distT="0" distB="0" distL="0" distR="0">
+                <wp:extent cx="5610225" cy="914400"/>
+                <wp:effectExtent l="0" t="0" r="0" b="0"/>
+                <wp:docPr id="5" name=""/>
+                <wp:cNvGraphicFramePr>
+                  <a:graphicFrameLocks xmlns:a="http://schemas.openxmlformats.org/drawingml/2006/main" noChangeAspect="1"/>
+                </wp:cNvGraphicFramePr>
+                <a:graphic xmlns:a="http://schemas.openxmlformats.org/drawingml/2006/main">
+                  <a:graphicData uri="http://schemas.openxmlformats.org/drawingml/2006/picture">
+                    <pic:pic xmlns:pic="http://schemas.openxmlformats.org/drawingml/2006/picture">
+                      <pic:nvPicPr>
+                        <pic:cNvPr id="1976246799" name=""/>
+                        <pic:cNvPicPr>
+                          <a:picLocks noChangeAspect="1"/>
+                        </pic:cNvPicPr>
+                        <pic:nvPr/>
+                      </pic:nvPicPr>
+                      <pic:blipFill rotWithShape="1">
+                        <a:blip r:embed="rId13"/>
+                        <a:stretch/>
+                      </pic:blipFill>
+                      <pic:spPr bwMode="auto">
+                        <a:xfrm>
+                          <a:off x="0" y="0"/>
+                          <a:ext cx="5610224" cy="914400"/>
+                        </a:xfrm>
+                        <a:prstGeom prst="rect">
+                          <a:avLst/>
+                        </a:prstGeom>
+                      </pic:spPr>
+                    </pic:pic>
+                  </a:graphicData>
+                </a:graphic>
+              </wp:inline>
+            </w:drawing>
+          </mc:Choice>
+          <mc:Fallback>
+            <w:pict>
+              <v:shapetype id="_x0000_t75" coordsize="21600,21600" o:spt="75" o:preferrelative="t" path="m@4@5l@4@11@9@11@9@5xe" filled="f" stroked="f">
+                <v:stroke joinstyle="miter"/>
+                <v:formulas>
+                  <v:f eqn="if lineDrawn pixelLineWidth 0"/>
+                  <v:f eqn="sum @0 1 0"/>
+                  <v:f eqn="sum 0 0 @1"/>
+                  <v:f eqn="prod @2 1 2"/>
+                  <v:f eqn="prod @3 21600 pixelWidth"/>
+                  <v:f eqn="prod @3 21600 pixelHeight"/>
+                  <v:f eqn="sum @0 0 1"/>
+                  <v:f eqn="prod @6 1 2"/>
+                  <v:f eqn="prod @7 21600 pixelWidth"/>
+                  <v:f eqn="sum @8 21600 0"/>
+                  <v:f eqn="prod @7 21600 pixelHeight"/>
+                  <v:f eqn="sum @10 21600 0"/>
+                </v:formulas>
+                <v:path o:extrusionok="f" gradientshapeok="t" o:connecttype="rect"/>
+                <o:lock v:ext="edit" aspectratio="t"/>
+              </v:shapetype>
+              <v:shape id="_x0000_i4" o:spid="_x0000_s4" type="#_x0000_t75" style="width:441.75pt;height:72.00pt;mso-wrap-distance-left:0.00pt;mso-wrap-distance-top:0.00pt;mso-wrap-distance-right:0.00pt;mso-wrap-distance-bottom:0.00pt;z-index:1;" stroked="false">
+                <v:imagedata r:id="rId13" o:title=""/>
+                <o:lock v:ext="edit" rotation="t"/>
+              </v:shape>
+            </w:pict>
+          </mc:Fallback>
+        </mc:AlternateContent>
+      </w:r>
+      <w:r>
+        <w:rPr>
+          <w:highlight w:val="none"/>
+        </w:rPr>
+      </w:r>
+    </w:p>
+    <w:p>
+      <w:pPr>
+        <w:pBdr/>
+        <w:spacing/>
+        <w:ind w:firstLine="0" w:left="0"/>
+        <w:rPr>
+          <w:highlight w:val="none"/>
+        </w:rPr>
+      </w:pPr>
+      <w:r>
+        <w:rPr>
+          <w:highlight w:val="none"/>
+        </w:rPr>
+      </w:r>
+      <w:r>
+        <w:rPr>
+          <w:highlight w:val="none"/>
+        </w:rPr>
+        <w:t xml:space="preserve">Nos situamos en la carpeta donde este el archivo “Dockerfile” y alli deberemos buildear la imagen (poner el nombre que se quiera):</w:t>
+      </w:r>
+      <w:r>
+        <w:rPr>
+          <w:highlight w:val="none"/>
+        </w:rPr>
+      </w:r>
+    </w:p>
+    <w:p>
+      <w:pPr>
+        <w:pBdr/>
+        <w:spacing/>
+        <w:ind w:firstLine="0" w:left="0"/>
+        <w:rPr>
+          <w:highlight w:val="none"/>
+        </w:rPr>
+      </w:pPr>
+      <w:r>
+        <w:rPr>
+          <w:highlight w:val="none"/>
+        </w:rPr>
+      </w:r>
+      <w:r>
+        <w:rPr>
+          <w:highlight w:val="none"/>
+        </w:rPr>
+      </w:r>
+      <w:r>
+        <mc:AlternateContent>
+          <mc:Choice Requires="wpg">
+            <w:drawing>
+              <wp:inline xmlns:wp="http://schemas.openxmlformats.org/drawingml/2006/wordprocessingDrawing" distT="0" distB="0" distL="0" distR="0">
+                <wp:extent cx="5940425" cy="4369680"/>
+                <wp:effectExtent l="0" t="0" r="0" b="0"/>
+                <wp:docPr id="6" name=""/>
+                <wp:cNvGraphicFramePr>
+                  <a:graphicFrameLocks xmlns:a="http://schemas.openxmlformats.org/drawingml/2006/main" noChangeAspect="1"/>
+                </wp:cNvGraphicFramePr>
+                <a:graphic xmlns:a="http://schemas.openxmlformats.org/drawingml/2006/main">
+                  <a:graphicData uri="http://schemas.openxmlformats.org/drawingml/2006/picture">
+                    <pic:pic xmlns:pic="http://schemas.openxmlformats.org/drawingml/2006/picture">
+                      <pic:nvPicPr>
+                        <pic:cNvPr id="1120363349" name=""/>
+                        <pic:cNvPicPr>
+                          <a:picLocks noChangeAspect="1"/>
+                        </pic:cNvPicPr>
+                        <pic:nvPr/>
+                      </pic:nvPicPr>
+                      <pic:blipFill rotWithShape="1">
+                        <a:blip r:embed="rId14"/>
+                        <a:stretch/>
+                      </pic:blipFill>
+                      <pic:spPr bwMode="auto">
+                        <a:xfrm>
+                          <a:off x="0" y="0"/>
+                          <a:ext cx="5940424" cy="4369679"/>
+                        </a:xfrm>
+                        <a:prstGeom prst="rect">
+                          <a:avLst/>
+                        </a:prstGeom>
+                      </pic:spPr>
+                    </pic:pic>
+                  </a:graphicData>
+                </a:graphic>
+              </wp:inline>
+            </w:drawing>
+          </mc:Choice>
+          <mc:Fallback>
+            <w:pict>
+              <v:shapetype id="_x0000_t75" coordsize="21600,21600" o:spt="75" o:preferrelative="t" path="m@4@5l@4@11@9@11@9@5xe" filled="f" stroked="f">
+                <v:stroke joinstyle="miter"/>
+                <v:formulas>
+                  <v:f eqn="if lineDrawn pixelLineWidth 0"/>
+                  <v:f eqn="sum @0 1 0"/>
+                  <v:f eqn="sum 0 0 @1"/>
+                  <v:f eqn="prod @2 1 2"/>
+                  <v:f eqn="prod @3 21600 pixelWidth"/>
+                  <v:f eqn="prod @3 21600 pixelHeight"/>
+                  <v:f eqn="sum @0 0 1"/>
+                  <v:f eqn="prod @6 1 2"/>
+                  <v:f eqn="prod @7 21600 pixelWidth"/>
+                  <v:f eqn="sum @8 21600 0"/>
+                  <v:f eqn="prod @7 21600 pixelHeight"/>
+                  <v:f eqn="sum @10 21600 0"/>
+                </v:formulas>
+                <v:path o:extrusionok="f" gradientshapeok="t" o:connecttype="rect"/>
+                <o:lock v:ext="edit" aspectratio="t"/>
+              </v:shapetype>
+              <v:shape id="_x0000_i5" o:spid="_x0000_s5" type="#_x0000_t75" style="width:467.75pt;height:344.07pt;mso-wrap-distance-left:0.00pt;mso-wrap-distance-top:0.00pt;mso-wrap-distance-right:0.00pt;mso-wrap-distance-bottom:0.00pt;z-index:1;" stroked="false">
+                <v:imagedata r:id="rId14" o:title=""/>
+                <o:lock v:ext="edit" rotation="t"/>
+              </v:shape>
+            </w:pict>
+          </mc:Fallback>
+        </mc:AlternateContent>
+      </w:r>
+      <w:r>
+        <w:rPr>
+          <w:highlight w:val="none"/>
+        </w:rPr>
+      </w:r>
+      <w:r>
+        <w:rPr>
+          <w:highlight w:val="none"/>
+        </w:rPr>
+      </w:r>
+    </w:p>
+    <w:p>
+      <w:pPr>
+        <w:pBdr/>
+        <w:spacing/>
+        <w:ind w:firstLine="0" w:left="0"/>
+        <w:rPr>
+          <w:highlight w:val="none"/>
+        </w:rPr>
+      </w:pPr>
+      <w:r>
+        <w:rPr>
+          <w:highlight w:val="none"/>
+        </w:rPr>
+      </w:r>
+      <w:r>
+        <w:rPr>
+          <w:highlight w:val="none"/>
+        </w:rPr>
+      </w:r>
+      <w:r>
+        <w:rPr>
+          <w:highlight w:val="none"/>
+        </w:rPr>
+      </w:r>
+    </w:p>
+    <w:p>
+      <w:pPr>
+        <w:pBdr/>
+        <w:spacing/>
+        <w:ind w:firstLine="0" w:left="0"/>
+        <w:rPr>
+          <w:highlight w:val="none"/>
+        </w:rPr>
+      </w:pPr>
+      <w:r>
+        <w:rPr>
+          <w:highlight w:val="none"/>
+        </w:rPr>
+      </w:r>
+      <w:r>
+        <w:rPr>
+          <w:highlight w:val="none"/>
+        </w:rPr>
+        <w:t xml:space="preserve">Comprobación de que se ha creado la imagen:</w:t>
+      </w:r>
+      <w:r/>
+    </w:p>
+    <w:p>
+      <w:pPr>
+        <w:pBdr/>
+        <w:spacing/>
+        <w:ind w:firstLine="0" w:left="0"/>
+        <w:rPr>
+          <w:highlight w:val="none"/>
+        </w:rPr>
+      </w:pPr>
+      <w:r>
+        <w:rPr>
+          <w:highlight w:val="none"/>
+        </w:rPr>
+      </w:r>
+      <w:r>
+        <w:rPr>
+          <w:highlight w:val="none"/>
+        </w:rPr>
+        <w:t xml:space="preserve"> </w:t>
+      </w:r>
+      <w:r>
+        <mc:AlternateContent>
+          <mc:Choice Requires="wpg">
+            <w:drawing>
+              <wp:inline xmlns:wp="http://schemas.openxmlformats.org/drawingml/2006/wordprocessingDrawing" distT="0" distB="0" distL="0" distR="0">
+                <wp:extent cx="5940425" cy="847421"/>
+                <wp:effectExtent l="0" t="0" r="0" b="0"/>
+                <wp:docPr id="7" name=""/>
+                <wp:cNvGraphicFramePr>
+                  <a:graphicFrameLocks xmlns:a="http://schemas.openxmlformats.org/drawingml/2006/main" noChangeAspect="1"/>
+                </wp:cNvGraphicFramePr>
+                <a:graphic xmlns:a="http://schemas.openxmlformats.org/drawingml/2006/main">
+                  <a:graphicData uri="http://schemas.openxmlformats.org/drawingml/2006/picture">
+                    <pic:pic xmlns:pic="http://schemas.openxmlformats.org/drawingml/2006/picture">
+                      <pic:nvPicPr>
+                        <pic:cNvPr id="1228037133" name=""/>
+                        <pic:cNvPicPr>
+                          <a:picLocks noChangeAspect="1"/>
+                        </pic:cNvPicPr>
+                        <pic:nvPr/>
+                      </pic:nvPicPr>
+                      <pic:blipFill rotWithShape="1">
+                        <a:blip r:embed="rId15"/>
+                        <a:stretch/>
+                      </pic:blipFill>
+                      <pic:spPr bwMode="auto">
+                        <a:xfrm>
+                          <a:off x="0" y="0"/>
+                          <a:ext cx="5940424" cy="847421"/>
+                        </a:xfrm>
+                        <a:prstGeom prst="rect">
+                          <a:avLst/>
+                        </a:prstGeom>
+                      </pic:spPr>
+                    </pic:pic>
+                  </a:graphicData>
+                </a:graphic>
+              </wp:inline>
+            </w:drawing>
+          </mc:Choice>
+          <mc:Fallback>
+            <w:pict>
+              <v:shapetype id="_x0000_t75" coordsize="21600,21600" o:spt="75" o:preferrelative="t" path="m@4@5l@4@11@9@11@9@5xe" filled="f" stroked="f">
+                <v:stroke joinstyle="miter"/>
+                <v:formulas>
+                  <v:f eqn="if lineDrawn pixelLineWidth 0"/>
+                  <v:f eqn="sum @0 1 0"/>
+                  <v:f eqn="sum 0 0 @1"/>
+                  <v:f eqn="prod @2 1 2"/>
+                  <v:f eqn="prod @3 21600 pixelWidth"/>
+                  <v:f eqn="prod @3 21600 pixelHeight"/>
+                  <v:f eqn="sum @0 0 1"/>
+                  <v:f eqn="prod @6 1 2"/>
+                  <v:f eqn="prod @7 21600 pixelWidth"/>
+                  <v:f eqn="sum @8 21600 0"/>
+                  <v:f eqn="prod @7 21600 pixelHeight"/>
+                  <v:f eqn="sum @10 21600 0"/>
+                </v:formulas>
+                <v:path o:extrusionok="f" gradientshapeok="t" o:connecttype="rect"/>
+                <o:lock v:ext="edit" aspectratio="t"/>
+              </v:shapetype>
+              <v:shape id="_x0000_i6" o:spid="_x0000_s6" type="#_x0000_t75" style="width:467.75pt;height:66.73pt;mso-wrap-distance-left:0.00pt;mso-wrap-distance-top:0.00pt;mso-wrap-distance-right:0.00pt;mso-wrap-distance-bottom:0.00pt;z-index:1;" stroked="false">
+                <v:imagedata r:id="rId15" o:title=""/>
                 <o:lock v:ext="edit" rotation="t"/>
               </v:shape>
             </w:pict>
@@ -779,7 +1207,12 @@
         <w:rPr>
           <w:highlight w:val="none"/>
         </w:rPr>
-        <w:t xml:space="preserve">Ahora vamos a montar la imagen de docker:</w:t>
+      </w:r>
+      <w:r>
+        <w:rPr>
+          <w:highlight w:val="none"/>
+        </w:rPr>
+        <w:t xml:space="preserve">Una vez creada nuestra imagen de docker vamos a pasarla a un repositorio de ECR:</w:t>
       </w:r>
       <w:r/>
     </w:p>
@@ -788,7 +1221,716 @@
         <w:pBdr/>
         <w:spacing/>
         <w:ind w:firstLine="0" w:left="0"/>
-        <w:rPr/>
+        <w:rPr>
+          <w:highlight w:val="none"/>
+        </w:rPr>
+      </w:pPr>
+      <w:r>
+        <w:rPr>
+          <w:highlight w:val="none"/>
+        </w:rPr>
+      </w:r>
+      <w:r>
+        <w:rPr>
+          <w:highlight w:val="none"/>
+        </w:rPr>
+        <w:t xml:space="preserve">*IMPORTANTE* Mirar # aws configure para saber si has hecho login y poder interartuar con los servicios de aws</w:t>
+      </w:r>
+      <w:r/>
+    </w:p>
+    <w:p>
+      <w:pPr>
+        <w:pBdr/>
+        <w:spacing/>
+        <w:ind w:firstLine="0" w:left="0"/>
+        <w:rPr>
+          <w:highlight w:val="none"/>
+        </w:rPr>
+      </w:pPr>
+      <w:r>
+        <w:rPr>
+          <w:highlight w:val="none"/>
+        </w:rPr>
+        <w:t xml:space="preserve">Crear repositorio ECR:</w:t>
+      </w:r>
+      <w:r/>
+    </w:p>
+    <w:p>
+      <w:pPr>
+        <w:pBdr/>
+        <w:spacing/>
+        <w:ind w:firstLine="0" w:left="0"/>
+        <w:rPr>
+          <w:highlight w:val="none"/>
+        </w:rPr>
+      </w:pPr>
+      <w:r>
+        <w:rPr>
+          <w:highlight w:val="none"/>
+        </w:rPr>
+      </w:r>
+      <w:r>
+        <w:rPr>
+          <w:highlight w:val="none"/>
+        </w:rPr>
+        <w:t xml:space="preserve"># </w:t>
+      </w:r>
+      <w:r>
+        <w:rPr>
+          <w:highlight w:val="none"/>
+        </w:rPr>
+        <w:t xml:space="preserve">aws ecr create-repository --repository-name mi-app</w:t>
+      </w:r>
+      <w:r>
+        <w:rPr>
+          <w:highlight w:val="none"/>
+        </w:rPr>
+      </w:r>
+      <w:r>
+        <w:rPr>
+          <w:highlight w:val="none"/>
+        </w:rPr>
+      </w:r>
+      <w:r/>
+    </w:p>
+    <w:p>
+      <w:pPr>
+        <w:pBdr/>
+        <w:spacing/>
+        <w:ind w:firstLine="0" w:left="0"/>
+        <w:rPr>
+          <w:highlight w:val="none"/>
+        </w:rPr>
+      </w:pPr>
+      <w:r>
+        <w:rPr>
+          <w:highlight w:val="none"/>
+        </w:rPr>
+      </w:r>
+      <w:r>
+        <mc:AlternateContent>
+          <mc:Choice Requires="wpg">
+            <w:drawing>
+              <wp:inline xmlns:wp="http://schemas.openxmlformats.org/drawingml/2006/wordprocessingDrawing" distT="0" distB="0" distL="0" distR="0">
+                <wp:extent cx="5940425" cy="2441615"/>
+                <wp:effectExtent l="0" t="0" r="0" b="0"/>
+                <wp:docPr id="8" name=""/>
+                <wp:cNvGraphicFramePr>
+                  <a:graphicFrameLocks xmlns:a="http://schemas.openxmlformats.org/drawingml/2006/main" noChangeAspect="1"/>
+                </wp:cNvGraphicFramePr>
+                <a:graphic xmlns:a="http://schemas.openxmlformats.org/drawingml/2006/main">
+                  <a:graphicData uri="http://schemas.openxmlformats.org/drawingml/2006/picture">
+                    <pic:pic xmlns:pic="http://schemas.openxmlformats.org/drawingml/2006/picture">
+                      <pic:nvPicPr>
+                        <pic:cNvPr id="195588936" name=""/>
+                        <pic:cNvPicPr>
+                          <a:picLocks noChangeAspect="1"/>
+                        </pic:cNvPicPr>
+                        <pic:nvPr/>
+                      </pic:nvPicPr>
+                      <pic:blipFill rotWithShape="1">
+                        <a:blip r:embed="rId16"/>
+                        <a:stretch/>
+                      </pic:blipFill>
+                      <pic:spPr bwMode="auto">
+                        <a:xfrm>
+                          <a:off x="0" y="0"/>
+                          <a:ext cx="5940424" cy="2441615"/>
+                        </a:xfrm>
+                        <a:prstGeom prst="rect">
+                          <a:avLst/>
+                        </a:prstGeom>
+                      </pic:spPr>
+                    </pic:pic>
+                  </a:graphicData>
+                </a:graphic>
+              </wp:inline>
+            </w:drawing>
+          </mc:Choice>
+          <mc:Fallback>
+            <w:pict>
+              <v:shapetype id="_x0000_t75" coordsize="21600,21600" o:spt="75" o:preferrelative="t" path="m@4@5l@4@11@9@11@9@5xe" filled="f" stroked="f">
+                <v:stroke joinstyle="miter"/>
+                <v:formulas>
+                  <v:f eqn="if lineDrawn pixelLineWidth 0"/>
+                  <v:f eqn="sum @0 1 0"/>
+                  <v:f eqn="sum 0 0 @1"/>
+                  <v:f eqn="prod @2 1 2"/>
+                  <v:f eqn="prod @3 21600 pixelWidth"/>
+                  <v:f eqn="prod @3 21600 pixelHeight"/>
+                  <v:f eqn="sum @0 0 1"/>
+                  <v:f eqn="prod @6 1 2"/>
+                  <v:f eqn="prod @7 21600 pixelWidth"/>
+                  <v:f eqn="sum @8 21600 0"/>
+                  <v:f eqn="prod @7 21600 pixelHeight"/>
+                  <v:f eqn="sum @10 21600 0"/>
+                </v:formulas>
+                <v:path o:extrusionok="f" gradientshapeok="t" o:connecttype="rect"/>
+                <o:lock v:ext="edit" aspectratio="t"/>
+              </v:shapetype>
+              <v:shape id="_x0000_i7" o:spid="_x0000_s7" type="#_x0000_t75" style="width:467.75pt;height:192.25pt;mso-wrap-distance-left:0.00pt;mso-wrap-distance-top:0.00pt;mso-wrap-distance-right:0.00pt;mso-wrap-distance-bottom:0.00pt;z-index:1;" stroked="false">
+                <v:imagedata r:id="rId16" o:title=""/>
+                <o:lock v:ext="edit" rotation="t"/>
+              </v:shape>
+            </w:pict>
+          </mc:Fallback>
+        </mc:AlternateContent>
+      </w:r>
+      <w:r/>
+    </w:p>
+    <w:p>
+      <w:pPr>
+        <w:pBdr/>
+        <w:spacing/>
+        <w:ind w:firstLine="0" w:left="0"/>
+        <w:rPr>
+          <w:highlight w:val="none"/>
+        </w:rPr>
+      </w:pPr>
+      <w:r>
+        <w:rPr>
+          <w:highlight w:val="none"/>
+        </w:rPr>
+        <w:t xml:space="preserve">Etiquetar la imagen en ECR:</w:t>
+      </w:r>
+      <w:r/>
+    </w:p>
+    <w:p>
+      <w:pPr>
+        <w:pBdr/>
+        <w:spacing/>
+        <w:ind w:firstLine="0" w:left="0"/>
+        <w:rPr>
+          <w:highlight w:val="none"/>
+        </w:rPr>
+      </w:pPr>
+      <w:r>
+        <w:rPr>
+          <w:highlight w:val="none"/>
+        </w:rPr>
+      </w:r>
+      <w:r>
+        <w:rPr>
+          <w:highlight w:val="none"/>
+        </w:rPr>
+      </w:r>
+      <w:r>
+        <mc:AlternateContent>
+          <mc:Choice Requires="wpg">
+            <w:drawing>
+              <wp:inline xmlns:wp="http://schemas.openxmlformats.org/drawingml/2006/wordprocessingDrawing" distT="0" distB="0" distL="0" distR="0">
+                <wp:extent cx="5940425" cy="377569"/>
+                <wp:effectExtent l="0" t="0" r="0" b="0"/>
+                <wp:docPr id="9" name=""/>
+                <wp:cNvGraphicFramePr>
+                  <a:graphicFrameLocks xmlns:a="http://schemas.openxmlformats.org/drawingml/2006/main" noChangeAspect="1"/>
+                </wp:cNvGraphicFramePr>
+                <a:graphic xmlns:a="http://schemas.openxmlformats.org/drawingml/2006/main">
+                  <a:graphicData uri="http://schemas.openxmlformats.org/drawingml/2006/picture">
+                    <pic:pic xmlns:pic="http://schemas.openxmlformats.org/drawingml/2006/picture">
+                      <pic:nvPicPr>
+                        <pic:cNvPr id="1369586511" name=""/>
+                        <pic:cNvPicPr>
+                          <a:picLocks noChangeAspect="1"/>
+                        </pic:cNvPicPr>
+                        <pic:nvPr/>
+                      </pic:nvPicPr>
+                      <pic:blipFill rotWithShape="1">
+                        <a:blip r:embed="rId17"/>
+                        <a:stretch/>
+                      </pic:blipFill>
+                      <pic:spPr bwMode="auto">
+                        <a:xfrm>
+                          <a:off x="0" y="0"/>
+                          <a:ext cx="5940424" cy="377569"/>
+                        </a:xfrm>
+                        <a:prstGeom prst="rect">
+                          <a:avLst/>
+                        </a:prstGeom>
+                      </pic:spPr>
+                    </pic:pic>
+                  </a:graphicData>
+                </a:graphic>
+              </wp:inline>
+            </w:drawing>
+          </mc:Choice>
+          <mc:Fallback>
+            <w:pict>
+              <v:shapetype id="_x0000_t75" coordsize="21600,21600" o:spt="75" o:preferrelative="t" path="m@4@5l@4@11@9@11@9@5xe" filled="f" stroked="f">
+                <v:stroke joinstyle="miter"/>
+                <v:formulas>
+                  <v:f eqn="if lineDrawn pixelLineWidth 0"/>
+                  <v:f eqn="sum @0 1 0"/>
+                  <v:f eqn="sum 0 0 @1"/>
+                  <v:f eqn="prod @2 1 2"/>
+                  <v:f eqn="prod @3 21600 pixelWidth"/>
+                  <v:f eqn="prod @3 21600 pixelHeight"/>
+                  <v:f eqn="sum @0 0 1"/>
+                  <v:f eqn="prod @6 1 2"/>
+                  <v:f eqn="prod @7 21600 pixelWidth"/>
+                  <v:f eqn="sum @8 21600 0"/>
+                  <v:f eqn="prod @7 21600 pixelHeight"/>
+                  <v:f eqn="sum @10 21600 0"/>
+                </v:formulas>
+                <v:path o:extrusionok="f" gradientshapeok="t" o:connecttype="rect"/>
+                <o:lock v:ext="edit" aspectratio="t"/>
+              </v:shapetype>
+              <v:shape id="_x0000_i8" o:spid="_x0000_s8" type="#_x0000_t75" style="width:467.75pt;height:29.73pt;mso-wrap-distance-left:0.00pt;mso-wrap-distance-top:0.00pt;mso-wrap-distance-right:0.00pt;mso-wrap-distance-bottom:0.00pt;z-index:1;" stroked="false">
+                <v:imagedata r:id="rId17" o:title=""/>
+                <o:lock v:ext="edit" rotation="t"/>
+              </v:shape>
+            </w:pict>
+          </mc:Fallback>
+        </mc:AlternateContent>
+      </w:r>
+      <w:r/>
+    </w:p>
+    <w:p>
+      <w:pPr>
+        <w:pBdr/>
+        <w:spacing/>
+        <w:ind w:firstLine="0" w:left="0"/>
+        <w:rPr>
+          <w:highlight w:val="none"/>
+        </w:rPr>
+      </w:pPr>
+      <w:r>
+        <w:rPr>
+          <w:highlight w:val="none"/>
+        </w:rPr>
+      </w:r>
+      <w:r>
+        <w:rPr>
+          <w:highlight w:val="none"/>
+        </w:rPr>
+        <w:t xml:space="preserve">Subir la imagen a ECR:</w:t>
+      </w:r>
+      <w:r/>
+    </w:p>
+    <w:p>
+      <w:pPr>
+        <w:pBdr/>
+        <w:spacing/>
+        <w:ind w:firstLine="0" w:left="0"/>
+        <w:rPr>
+          <w:highlight w:val="none"/>
+        </w:rPr>
+      </w:pPr>
+      <w:r>
+        <w:rPr>
+          <w:highlight w:val="none"/>
+        </w:rPr>
+      </w:r>
+      <w:r>
+        <w:rPr>
+          <w:highlight w:val="none"/>
+        </w:rPr>
+      </w:r>
+      <w:r>
+        <mc:AlternateContent>
+          <mc:Choice Requires="wpg">
+            <w:drawing>
+              <wp:inline xmlns:wp="http://schemas.openxmlformats.org/drawingml/2006/wordprocessingDrawing" distT="0" distB="0" distL="0" distR="0">
+                <wp:extent cx="5940425" cy="2265416"/>
+                <wp:effectExtent l="0" t="0" r="0" b="0"/>
+                <wp:docPr id="10" name=""/>
+                <wp:cNvGraphicFramePr>
+                  <a:graphicFrameLocks xmlns:a="http://schemas.openxmlformats.org/drawingml/2006/main" noChangeAspect="1"/>
+                </wp:cNvGraphicFramePr>
+                <a:graphic xmlns:a="http://schemas.openxmlformats.org/drawingml/2006/main">
+                  <a:graphicData uri="http://schemas.openxmlformats.org/drawingml/2006/picture">
+                    <pic:pic xmlns:pic="http://schemas.openxmlformats.org/drawingml/2006/picture">
+                      <pic:nvPicPr>
+                        <pic:cNvPr id="1731956574" name=""/>
+                        <pic:cNvPicPr>
+                          <a:picLocks noChangeAspect="1"/>
+                        </pic:cNvPicPr>
+                        <pic:nvPr/>
+                      </pic:nvPicPr>
+                      <pic:blipFill rotWithShape="1">
+                        <a:blip r:embed="rId18"/>
+                        <a:stretch/>
+                      </pic:blipFill>
+                      <pic:spPr bwMode="auto">
+                        <a:xfrm>
+                          <a:off x="0" y="0"/>
+                          <a:ext cx="5940424" cy="2265416"/>
+                        </a:xfrm>
+                        <a:prstGeom prst="rect">
+                          <a:avLst/>
+                        </a:prstGeom>
+                      </pic:spPr>
+                    </pic:pic>
+                  </a:graphicData>
+                </a:graphic>
+              </wp:inline>
+            </w:drawing>
+          </mc:Choice>
+          <mc:Fallback>
+            <w:pict>
+              <v:shapetype id="_x0000_t75" coordsize="21600,21600" o:spt="75" o:preferrelative="t" path="m@4@5l@4@11@9@11@9@5xe" filled="f" stroked="f">
+                <v:stroke joinstyle="miter"/>
+                <v:formulas>
+                  <v:f eqn="if lineDrawn pixelLineWidth 0"/>
+                  <v:f eqn="sum @0 1 0"/>
+                  <v:f eqn="sum 0 0 @1"/>
+                  <v:f eqn="prod @2 1 2"/>
+                  <v:f eqn="prod @3 21600 pixelWidth"/>
+                  <v:f eqn="prod @3 21600 pixelHeight"/>
+                  <v:f eqn="sum @0 0 1"/>
+                  <v:f eqn="prod @6 1 2"/>
+                  <v:f eqn="prod @7 21600 pixelWidth"/>
+                  <v:f eqn="sum @8 21600 0"/>
+                  <v:f eqn="prod @7 21600 pixelHeight"/>
+                  <v:f eqn="sum @10 21600 0"/>
+                </v:formulas>
+                <v:path o:extrusionok="f" gradientshapeok="t" o:connecttype="rect"/>
+                <o:lock v:ext="edit" aspectratio="t"/>
+              </v:shapetype>
+              <v:shape id="_x0000_i9" o:spid="_x0000_s9" type="#_x0000_t75" style="width:467.75pt;height:178.38pt;mso-wrap-distance-left:0.00pt;mso-wrap-distance-top:0.00pt;mso-wrap-distance-right:0.00pt;mso-wrap-distance-bottom:0.00pt;z-index:1;" stroked="false">
+                <v:imagedata r:id="rId18" o:title=""/>
+                <o:lock v:ext="edit" rotation="t"/>
+              </v:shape>
+            </w:pict>
+          </mc:Fallback>
+        </mc:AlternateContent>
+      </w:r>
+      <w:r/>
+    </w:p>
+    <w:p>
+      <w:pPr>
+        <w:pBdr/>
+        <w:spacing/>
+        <w:ind w:firstLine="0" w:left="0"/>
+        <w:rPr>
+          <w:highlight w:val="none"/>
+        </w:rPr>
+      </w:pPr>
+      <w:r>
+        <w:rPr>
+          <w:highlight w:val="none"/>
+        </w:rPr>
+        <w:t xml:space="preserve">Con esto ya tendríamos subida la imagen de docker a nuestro repositorio en ECR</w:t>
+      </w:r>
+      <w:r>
+        <w:rPr>
+          <w:highlight w:val="none"/>
+        </w:rPr>
+        <w:t xml:space="preserve">.</w:t>
+      </w:r>
+      <w:r>
+        <w:rPr>
+          <w:highlight w:val="none"/>
+        </w:rPr>
+      </w:r>
+    </w:p>
+    <w:p>
+      <w:pPr>
+        <w:pBdr/>
+        <w:spacing/>
+        <w:ind w:firstLine="0" w:left="0"/>
+        <w:rPr>
+          <w:highlight w:val="none"/>
+        </w:rPr>
+      </w:pPr>
+      <w:r>
+        <w:rPr>
+          <w:highlight w:val="none"/>
+        </w:rPr>
+        <w:t xml:space="preserve">Podemos verificar la imagen el el repositorio de la ECR mediante el siguiente comando:</w:t>
+      </w:r>
+      <w:r>
+        <w:rPr>
+          <w:highlight w:val="none"/>
+        </w:rPr>
+      </w:r>
+    </w:p>
+    <w:p>
+      <w:pPr>
+        <w:pBdr/>
+        <w:spacing/>
+        <w:ind w:firstLine="0" w:left="0"/>
+        <w:rPr>
+          <w:highlight w:val="none"/>
+        </w:rPr>
+      </w:pPr>
+      <w:r>
+        <w:rPr>
+          <w:highlight w:val="none"/>
+        </w:rPr>
+        <w:t xml:space="preserve"># </w:t>
+      </w:r>
+      <w:r>
+        <w:rPr>
+          <w:highlight w:val="none"/>
+        </w:rPr>
+      </w:r>
+      <w:r>
+        <w:rPr>
+          <w:highlight w:val="none"/>
+        </w:rPr>
+        <w:t xml:space="preserve">aws ecr list-images --repository-name mi-app</w:t>
+      </w:r>
+      <w:r>
+        <w:rPr>
+          <w:highlight w:val="none"/>
+        </w:rPr>
+      </w:r>
+      <w:r>
+        <w:rPr>
+          <w:highlight w:val="none"/>
+        </w:rPr>
+      </w:r>
+    </w:p>
+    <w:p>
+      <w:pPr>
+        <w:pBdr/>
+        <w:spacing/>
+        <w:ind w:firstLine="0" w:left="0"/>
+        <w:rPr>
+          <w:highlight w:val="none"/>
+        </w:rPr>
+      </w:pPr>
+      <w:r>
+        <w:rPr>
+          <w:highlight w:val="none"/>
+        </w:rPr>
+      </w:r>
+      <w:r>
+        <w:rPr>
+          <w:highlight w:val="none"/>
+        </w:rPr>
+      </w:r>
+      <w:r>
+        <mc:AlternateContent>
+          <mc:Choice Requires="wpg">
+            <w:drawing>
+              <wp:inline xmlns:wp="http://schemas.openxmlformats.org/drawingml/2006/wordprocessingDrawing" distT="0" distB="0" distL="0" distR="0">
+                <wp:extent cx="5940425" cy="2623479"/>
+                <wp:effectExtent l="0" t="0" r="0" b="0"/>
+                <wp:docPr id="11" name=""/>
+                <wp:cNvGraphicFramePr>
+                  <a:graphicFrameLocks xmlns:a="http://schemas.openxmlformats.org/drawingml/2006/main" noChangeAspect="1"/>
+                </wp:cNvGraphicFramePr>
+                <a:graphic xmlns:a="http://schemas.openxmlformats.org/drawingml/2006/main">
+                  <a:graphicData uri="http://schemas.openxmlformats.org/drawingml/2006/picture">
+                    <pic:pic xmlns:pic="http://schemas.openxmlformats.org/drawingml/2006/picture">
+                      <pic:nvPicPr>
+                        <pic:cNvPr id="1109756274" name=""/>
+                        <pic:cNvPicPr>
+                          <a:picLocks noChangeAspect="1"/>
+                        </pic:cNvPicPr>
+                        <pic:nvPr/>
+                      </pic:nvPicPr>
+                      <pic:blipFill rotWithShape="1">
+                        <a:blip r:embed="rId19"/>
+                        <a:stretch/>
+                      </pic:blipFill>
+                      <pic:spPr bwMode="auto">
+                        <a:xfrm>
+                          <a:off x="0" y="0"/>
+                          <a:ext cx="5940424" cy="2623478"/>
+                        </a:xfrm>
+                        <a:prstGeom prst="rect">
+                          <a:avLst/>
+                        </a:prstGeom>
+                      </pic:spPr>
+                    </pic:pic>
+                  </a:graphicData>
+                </a:graphic>
+              </wp:inline>
+            </w:drawing>
+          </mc:Choice>
+          <mc:Fallback>
+            <w:pict>
+              <v:shapetype id="_x0000_t75" coordsize="21600,21600" o:spt="75" o:preferrelative="t" path="m@4@5l@4@11@9@11@9@5xe" filled="f" stroked="f">
+                <v:stroke joinstyle="miter"/>
+                <v:formulas>
+                  <v:f eqn="if lineDrawn pixelLineWidth 0"/>
+                  <v:f eqn="sum @0 1 0"/>
+                  <v:f eqn="sum 0 0 @1"/>
+                  <v:f eqn="prod @2 1 2"/>
+                  <v:f eqn="prod @3 21600 pixelWidth"/>
+                  <v:f eqn="prod @3 21600 pixelHeight"/>
+                  <v:f eqn="sum @0 0 1"/>
+                  <v:f eqn="prod @6 1 2"/>
+                  <v:f eqn="prod @7 21600 pixelWidth"/>
+                  <v:f eqn="sum @8 21600 0"/>
+                  <v:f eqn="prod @7 21600 pixelHeight"/>
+                  <v:f eqn="sum @10 21600 0"/>
+                </v:formulas>
+                <v:path o:extrusionok="f" gradientshapeok="t" o:connecttype="rect"/>
+                <o:lock v:ext="edit" aspectratio="t"/>
+              </v:shapetype>
+              <v:shape id="_x0000_i10" o:spid="_x0000_s10" type="#_x0000_t75" style="width:467.75pt;height:206.57pt;mso-wrap-distance-left:0.00pt;mso-wrap-distance-top:0.00pt;mso-wrap-distance-right:0.00pt;mso-wrap-distance-bottom:0.00pt;z-index:1;" stroked="false">
+                <v:imagedata r:id="rId19" o:title=""/>
+                <o:lock v:ext="edit" rotation="t"/>
+              </v:shape>
+            </w:pict>
+          </mc:Fallback>
+        </mc:AlternateContent>
+      </w:r>
+      <w:r>
+        <w:rPr>
+          <w:highlight w:val="none"/>
+        </w:rPr>
+      </w:r>
+    </w:p>
+    <w:p>
+      <w:pPr>
+        <w:pBdr/>
+        <w:spacing/>
+        <w:ind w:firstLine="0" w:left="0"/>
+        <w:rPr>
+          <w:highlight w:val="none"/>
+        </w:rPr>
+      </w:pPr>
+      <w:r>
+        <w:rPr>
+          <w:highlight w:val="none"/>
+        </w:rPr>
+        <w:t xml:space="preserve">Para ver todos los repositorios de nuestra ECR: </w:t>
+      </w:r>
+      <w:r>
+        <w:rPr>
+          <w:highlight w:val="none"/>
+        </w:rPr>
+      </w:r>
+    </w:p>
+    <w:p>
+      <w:pPr>
+        <w:pBdr/>
+        <w:spacing/>
+        <w:ind w:firstLine="0" w:left="0"/>
+        <w:rPr>
+          <w:highlight w:val="none"/>
+        </w:rPr>
+      </w:pPr>
+      <w:r>
+        <w:rPr>
+          <w:highlight w:val="none"/>
+        </w:rPr>
+        <w:t xml:space="preserve"># </w:t>
+      </w:r>
+      <w:r>
+        <w:rPr>
+          <w:highlight w:val="none"/>
+        </w:rPr>
+        <w:t xml:space="preserve">aws ecr describe-repositories</w:t>
+      </w:r>
+      <w:r>
+        <w:rPr>
+          <w:highlight w:val="none"/>
+        </w:rPr>
+      </w:r>
+      <w:r>
+        <w:rPr>
+          <w:highlight w:val="none"/>
+        </w:rPr>
+      </w:r>
+    </w:p>
+    <w:p>
+      <w:pPr>
+        <w:pBdr/>
+        <w:spacing/>
+        <w:ind w:firstLine="0" w:left="0"/>
+        <w:rPr>
+          <w:highlight w:val="none"/>
+        </w:rPr>
+      </w:pPr>
+      <w:r>
+        <w:rPr>
+          <w:highlight w:val="none"/>
+        </w:rPr>
+      </w:r>
+      <w:r>
+        <w:rPr>
+          <w:highlight w:val="none"/>
+        </w:rPr>
+      </w:r>
+      <w:r>
+        <mc:AlternateContent>
+          <mc:Choice Requires="wpg">
+            <w:drawing>
+              <wp:inline xmlns:wp="http://schemas.openxmlformats.org/drawingml/2006/wordprocessingDrawing" distT="0" distB="0" distL="0" distR="0">
+                <wp:extent cx="5940425" cy="4497509"/>
+                <wp:effectExtent l="0" t="0" r="0" b="0"/>
+                <wp:docPr id="12" name=""/>
+                <wp:cNvGraphicFramePr>
+                  <a:graphicFrameLocks xmlns:a="http://schemas.openxmlformats.org/drawingml/2006/main" noChangeAspect="1"/>
+                </wp:cNvGraphicFramePr>
+                <a:graphic xmlns:a="http://schemas.openxmlformats.org/drawingml/2006/main">
+                  <a:graphicData uri="http://schemas.openxmlformats.org/drawingml/2006/picture">
+                    <pic:pic xmlns:pic="http://schemas.openxmlformats.org/drawingml/2006/picture">
+                      <pic:nvPicPr>
+                        <pic:cNvPr id="2032407077" name=""/>
+                        <pic:cNvPicPr>
+                          <a:picLocks noChangeAspect="1"/>
+                        </pic:cNvPicPr>
+                        <pic:nvPr/>
+                      </pic:nvPicPr>
+                      <pic:blipFill rotWithShape="1">
+                        <a:blip r:embed="rId20"/>
+                        <a:stretch/>
+                      </pic:blipFill>
+                      <pic:spPr bwMode="auto">
+                        <a:xfrm>
+                          <a:off x="0" y="0"/>
+                          <a:ext cx="5940424" cy="4497509"/>
+                        </a:xfrm>
+                        <a:prstGeom prst="rect">
+                          <a:avLst/>
+                        </a:prstGeom>
+                      </pic:spPr>
+                    </pic:pic>
+                  </a:graphicData>
+                </a:graphic>
+              </wp:inline>
+            </w:drawing>
+          </mc:Choice>
+          <mc:Fallback>
+            <w:pict>
+              <v:shapetype id="_x0000_t75" coordsize="21600,21600" o:spt="75" o:preferrelative="t" path="m@4@5l@4@11@9@11@9@5xe" filled="f" stroked="f">
+                <v:stroke joinstyle="miter"/>
+                <v:formulas>
+                  <v:f eqn="if lineDrawn pixelLineWidth 0"/>
+                  <v:f eqn="sum @0 1 0"/>
+                  <v:f eqn="sum 0 0 @1"/>
+                  <v:f eqn="prod @2 1 2"/>
+                  <v:f eqn="prod @3 21600 pixelWidth"/>
+                  <v:f eqn="prod @3 21600 pixelHeight"/>
+                  <v:f eqn="sum @0 0 1"/>
+                  <v:f eqn="prod @6 1 2"/>
+                  <v:f eqn="prod @7 21600 pixelWidth"/>
+                  <v:f eqn="sum @8 21600 0"/>
+                  <v:f eqn="prod @7 21600 pixelHeight"/>
+                  <v:f eqn="sum @10 21600 0"/>
+                </v:formulas>
+                <v:path o:extrusionok="f" gradientshapeok="t" o:connecttype="rect"/>
+                <o:lock v:ext="edit" aspectratio="t"/>
+              </v:shapetype>
+              <v:shape id="_x0000_i11" o:spid="_x0000_s11" type="#_x0000_t75" style="width:467.75pt;height:354.13pt;mso-wrap-distance-left:0.00pt;mso-wrap-distance-top:0.00pt;mso-wrap-distance-right:0.00pt;mso-wrap-distance-bottom:0.00pt;z-index:1;" stroked="false">
+                <v:imagedata r:id="rId20" o:title=""/>
+                <o:lock v:ext="edit" rotation="t"/>
+              </v:shape>
+            </w:pict>
+          </mc:Fallback>
+        </mc:AlternateContent>
+      </w:r>
+      <w:r>
+        <w:rPr>
+          <w:highlight w:val="none"/>
+        </w:rPr>
+      </w:r>
+    </w:p>
+    <w:p>
+      <w:pPr>
+        <w:pBdr/>
+        <w:spacing/>
+        <w:ind w:firstLine="0" w:left="0"/>
+        <w:rPr>
+          <w:highlight w:val="none"/>
+        </w:rPr>
       </w:pPr>
       <w:r>
         <w:rPr>
@@ -828,7 +1970,6 @@
         <w:ind/>
         <w:rPr/>
       </w:pPr>
-      <w:r/>
       <w:r>
         <w:separator/>
       </w:r>
@@ -843,7 +1984,6 @@
         <w:ind/>
         <w:rPr/>
       </w:pPr>
-      <w:r/>
       <w:r>
         <w:continuationSeparator/>
       </w:r>
@@ -863,7 +2003,6 @@
         <w:ind/>
         <w:rPr/>
       </w:pPr>
-      <w:r/>
       <w:r>
         <w:separator/>
       </w:r>
@@ -878,7 +2017,6 @@
         <w:ind/>
         <w:rPr/>
       </w:pPr>
-      <w:r/>
       <w:r>
         <w:continuationSeparator/>
       </w:r>
@@ -1183,9 +2321,9 @@
     <w:lsdException w:name="Bibliography" w:uiPriority="37"/>
     <w:lsdException w:name="TOC Heading" w:uiPriority="39" w:qFormat="1"/>
   </w:latentStyles>
-  <w:style w:type="table" w:styleId="12">
+  <w:style w:type="table" w:styleId="703">
     <w:name w:val="Table Grid"/>
-    <w:basedOn w:val="665"/>
+    <w:basedOn w:val="889"/>
     <w:uiPriority w:val="59"/>
     <w:pPr>
       <w:pBdr/>
@@ -1382,9 +2520,9 @@
       </w:tcPr>
     </w:tblStylePr>
   </w:style>
-  <w:style w:type="table" w:styleId="13">
+  <w:style w:type="table" w:styleId="704">
     <w:name w:val="Table Grid Light"/>
-    <w:basedOn w:val="665"/>
+    <w:basedOn w:val="889"/>
     <w:uiPriority w:val="59"/>
     <w:pPr>
       <w:pBdr/>
@@ -1581,9 +2719,9 @@
       </w:tcPr>
     </w:tblStylePr>
   </w:style>
-  <w:style w:type="table" w:styleId="14">
+  <w:style w:type="table" w:styleId="705">
     <w:name w:val="Plain Table 1"/>
-    <w:basedOn w:val="665"/>
+    <w:basedOn w:val="889"/>
     <w:uiPriority w:val="59"/>
     <w:pPr>
       <w:pBdr/>
@@ -1806,9 +2944,9 @@
       </w:tcPr>
     </w:tblStylePr>
   </w:style>
-  <w:style w:type="table" w:styleId="15">
+  <w:style w:type="table" w:styleId="706">
     <w:name w:val="Plain Table 2"/>
-    <w:basedOn w:val="665"/>
+    <w:basedOn w:val="889"/>
     <w:uiPriority w:val="59"/>
     <w:pPr>
       <w:pBdr/>
@@ -2039,9 +3177,9 @@
       </w:tcPr>
     </w:tblStylePr>
   </w:style>
-  <w:style w:type="table" w:styleId="16">
+  <w:style w:type="table" w:styleId="707">
     <w:name w:val="Plain Table 3"/>
-    <w:basedOn w:val="665"/>
+    <w:basedOn w:val="889"/>
     <w:uiPriority w:val="99"/>
     <w:pPr>
       <w:pBdr/>
@@ -2269,9 +3407,9 @@
       </w:tcPr>
     </w:tblStylePr>
   </w:style>
-  <w:style w:type="table" w:styleId="17">
+  <w:style w:type="table" w:styleId="708">
     <w:name w:val="Plain Table 4"/>
-    <w:basedOn w:val="665"/>
+    <w:basedOn w:val="889"/>
     <w:uiPriority w:val="99"/>
     <w:pPr>
       <w:pBdr/>
@@ -2485,9 +3623,9 @@
       </w:tcPr>
     </w:tblStylePr>
   </w:style>
-  <w:style w:type="table" w:styleId="18">
+  <w:style w:type="table" w:styleId="709">
     <w:name w:val="Plain Table 5"/>
-    <w:basedOn w:val="665"/>
+    <w:basedOn w:val="889"/>
     <w:uiPriority w:val="99"/>
     <w:pPr>
       <w:pBdr/>
@@ -2718,9 +3856,9 @@
       </w:tcPr>
     </w:tblStylePr>
   </w:style>
-  <w:style w:type="table" w:styleId="19">
+  <w:style w:type="table" w:styleId="710">
     <w:name w:val="Grid Table 1 Light"/>
-    <w:basedOn w:val="665"/>
+    <w:basedOn w:val="889"/>
     <w:uiPriority w:val="99"/>
     <w:pPr>
       <w:pBdr/>
@@ -2941,9 +4079,9 @@
       </w:tcPr>
     </w:tblStylePr>
   </w:style>
-  <w:style w:type="table" w:styleId="20">
+  <w:style w:type="table" w:styleId="711">
     <w:name w:val="Grid Table 1 Light - Accent 1"/>
-    <w:basedOn w:val="665"/>
+    <w:basedOn w:val="889"/>
     <w:uiPriority w:val="99"/>
     <w:pPr>
       <w:pBdr/>
@@ -3164,9 +4302,9 @@
       </w:tcPr>
     </w:tblStylePr>
   </w:style>
-  <w:style w:type="table" w:styleId="21">
+  <w:style w:type="table" w:styleId="712">
     <w:name w:val="Grid Table 1 Light - Accent 2"/>
-    <w:basedOn w:val="665"/>
+    <w:basedOn w:val="889"/>
     <w:uiPriority w:val="99"/>
     <w:pPr>
       <w:pBdr/>
@@ -3387,9 +4525,9 @@
       </w:tcPr>
     </w:tblStylePr>
   </w:style>
-  <w:style w:type="table" w:styleId="22">
+  <w:style w:type="table" w:styleId="713">
     <w:name w:val="Grid Table 1 Light - Accent 3"/>
-    <w:basedOn w:val="665"/>
+    <w:basedOn w:val="889"/>
     <w:uiPriority w:val="99"/>
     <w:pPr>
       <w:pBdr/>
@@ -3610,9 +4748,9 @@
       </w:tcPr>
     </w:tblStylePr>
   </w:style>
-  <w:style w:type="table" w:styleId="23">
+  <w:style w:type="table" w:styleId="714">
     <w:name w:val="Grid Table 1 Light - Accent 4"/>
-    <w:basedOn w:val="665"/>
+    <w:basedOn w:val="889"/>
     <w:uiPriority w:val="99"/>
     <w:pPr>
       <w:pBdr/>
@@ -3833,9 +4971,9 @@
       </w:tcPr>
     </w:tblStylePr>
   </w:style>
-  <w:style w:type="table" w:styleId="24">
+  <w:style w:type="table" w:styleId="715">
     <w:name w:val="Grid Table 1 Light - Accent 5"/>
-    <w:basedOn w:val="665"/>
+    <w:basedOn w:val="889"/>
     <w:uiPriority w:val="99"/>
     <w:pPr>
       <w:pBdr/>
@@ -4056,9 +5194,9 @@
       </w:tcPr>
     </w:tblStylePr>
   </w:style>
-  <w:style w:type="table" w:styleId="25">
+  <w:style w:type="table" w:styleId="716">
     <w:name w:val="Grid Table 1 Light - Accent 6"/>
-    <w:basedOn w:val="665"/>
+    <w:basedOn w:val="889"/>
     <w:uiPriority w:val="99"/>
     <w:pPr>
       <w:pBdr/>
@@ -4279,9 +5417,9 @@
       </w:tcPr>
     </w:tblStylePr>
   </w:style>
-  <w:style w:type="table" w:styleId="26">
+  <w:style w:type="table" w:styleId="717">
     <w:name w:val="Grid Table 2"/>
-    <w:basedOn w:val="665"/>
+    <w:basedOn w:val="889"/>
     <w:uiPriority w:val="99"/>
     <w:pPr>
       <w:pBdr/>
@@ -4511,9 +5649,9 @@
       </w:tcPr>
     </w:tblStylePr>
   </w:style>
-  <w:style w:type="table" w:styleId="27">
+  <w:style w:type="table" w:styleId="718">
     <w:name w:val="Grid Table 2 - Accent 1"/>
-    <w:basedOn w:val="665"/>
+    <w:basedOn w:val="889"/>
     <w:uiPriority w:val="99"/>
     <w:pPr>
       <w:pBdr/>
@@ -4743,9 +5881,9 @@
       </w:tcPr>
     </w:tblStylePr>
   </w:style>
-  <w:style w:type="table" w:styleId="28">
+  <w:style w:type="table" w:styleId="719">
     <w:name w:val="Grid Table 2 - Accent 2"/>
-    <w:basedOn w:val="665"/>
+    <w:basedOn w:val="889"/>
     <w:uiPriority w:val="99"/>
     <w:pPr>
       <w:pBdr/>
@@ -4975,9 +6113,9 @@
       </w:tcPr>
     </w:tblStylePr>
   </w:style>
-  <w:style w:type="table" w:styleId="29">
+  <w:style w:type="table" w:styleId="720">
     <w:name w:val="Grid Table 2 - Accent 3"/>
-    <w:basedOn w:val="665"/>
+    <w:basedOn w:val="889"/>
     <w:uiPriority w:val="99"/>
     <w:pPr>
       <w:pBdr/>
@@ -5207,9 +6345,9 @@
       </w:tcPr>
     </w:tblStylePr>
   </w:style>
-  <w:style w:type="table" w:styleId="30">
+  <w:style w:type="table" w:styleId="721">
     <w:name w:val="Grid Table 2 - Accent 4"/>
-    <w:basedOn w:val="665"/>
+    <w:basedOn w:val="889"/>
     <w:uiPriority w:val="99"/>
     <w:pPr>
       <w:pBdr/>
@@ -5439,9 +6577,9 @@
       </w:tcPr>
     </w:tblStylePr>
   </w:style>
-  <w:style w:type="table" w:styleId="31">
+  <w:style w:type="table" w:styleId="722">
     <w:name w:val="Grid Table 2 - Accent 5"/>
-    <w:basedOn w:val="665"/>
+    <w:basedOn w:val="889"/>
     <w:uiPriority w:val="99"/>
     <w:pPr>
       <w:pBdr/>
@@ -5671,9 +6809,9 @@
       </w:tcPr>
     </w:tblStylePr>
   </w:style>
-  <w:style w:type="table" w:styleId="32">
+  <w:style w:type="table" w:styleId="723">
     <w:name w:val="Grid Table 2 - Accent 6"/>
-    <w:basedOn w:val="665"/>
+    <w:basedOn w:val="889"/>
     <w:uiPriority w:val="99"/>
     <w:pPr>
       <w:pBdr/>
@@ -5903,9 +7041,9 @@
       </w:tcPr>
     </w:tblStylePr>
   </w:style>
-  <w:style w:type="table" w:styleId="33">
+  <w:style w:type="table" w:styleId="724">
     <w:name w:val="Grid Table 3"/>
-    <w:basedOn w:val="665"/>
+    <w:basedOn w:val="889"/>
     <w:uiPriority w:val="99"/>
     <w:pPr>
       <w:pBdr/>
@@ -6004,29 +7142,6 @@
         <w:tblBorders/>
       </w:tblPr>
       <w:tcPr>
-        <w:shd w:color="ffffff"/>
-        <w:tcBorders>
-          <w:top w:val="none" w:color="000000" w:sz="4" w:space="0"/>
-          <w:left w:val="none" w:color="000000" w:sz="4" w:space="0"/>
-          <w:bottom w:val="none" w:color="000000" w:sz="4" w:space="0"/>
-          <w:right w:val="none" w:color="000000" w:sz="4" w:space="0"/>
-        </w:tcBorders>
-      </w:tcPr>
-    </w:tblStylePr>
-    <w:tblStylePr w:type="firstRow">
-      <w:rPr>
-        <w:b/>
-        <w:color w:val="404040"/>
-      </w:rPr>
-      <w:pPr>
-        <w:pBdr/>
-        <w:spacing/>
-        <w:ind/>
-      </w:pPr>
-      <w:tblPr>
-        <w:tblBorders/>
-      </w:tblPr>
-      <w:tcPr>
         <w:shd w:val="clear" w:color="ffffff"/>
         <w:tcBorders>
           <w:top w:val="none" w:color="000000" w:sz="4" w:space="0"/>
@@ -6036,30 +7151,7 @@
         </w:tcBorders>
       </w:tcPr>
     </w:tblStylePr>
-    <w:tblStylePr w:type="lastCol">
-      <w:rPr>
-        <w:i/>
-        <w:color w:val="404040"/>
-      </w:rPr>
-      <w:pPr>
-        <w:pBdr/>
-        <w:spacing/>
-        <w:ind/>
-      </w:pPr>
-      <w:tblPr>
-        <w:tblBorders/>
-      </w:tblPr>
-      <w:tcPr>
-        <w:shd w:color="ffffff"/>
-        <w:tcBorders>
-          <w:top w:val="none" w:color="000000" w:sz="4" w:space="0"/>
-          <w:left w:val="none" w:color="000000" w:sz="4" w:space="0"/>
-          <w:bottom w:val="none" w:color="000000" w:sz="4" w:space="0"/>
-          <w:right w:val="none" w:color="000000" w:sz="4" w:space="0"/>
-        </w:tcBorders>
-      </w:tcPr>
-    </w:tblStylePr>
-    <w:tblStylePr w:type="lastRow">
+    <w:tblStylePr w:type="firstRow">
       <w:rPr>
         <w:b/>
         <w:color w:val="404040"/>
@@ -6082,6 +7174,52 @@
         </w:tcBorders>
       </w:tcPr>
     </w:tblStylePr>
+    <w:tblStylePr w:type="lastCol">
+      <w:rPr>
+        <w:i/>
+        <w:color w:val="404040"/>
+      </w:rPr>
+      <w:pPr>
+        <w:pBdr/>
+        <w:spacing/>
+        <w:ind/>
+      </w:pPr>
+      <w:tblPr>
+        <w:tblBorders/>
+      </w:tblPr>
+      <w:tcPr>
+        <w:shd w:val="clear" w:color="ffffff"/>
+        <w:tcBorders>
+          <w:top w:val="none" w:color="000000" w:sz="4" w:space="0"/>
+          <w:left w:val="none" w:color="000000" w:sz="4" w:space="0"/>
+          <w:bottom w:val="none" w:color="000000" w:sz="4" w:space="0"/>
+          <w:right w:val="none" w:color="000000" w:sz="4" w:space="0"/>
+        </w:tcBorders>
+      </w:tcPr>
+    </w:tblStylePr>
+    <w:tblStylePr w:type="lastRow">
+      <w:rPr>
+        <w:b/>
+        <w:color w:val="404040"/>
+      </w:rPr>
+      <w:pPr>
+        <w:pBdr/>
+        <w:spacing/>
+        <w:ind/>
+      </w:pPr>
+      <w:tblPr>
+        <w:tblBorders/>
+      </w:tblPr>
+      <w:tcPr>
+        <w:shd w:val="clear" w:color="ffffff"/>
+        <w:tcBorders>
+          <w:top w:val="none" w:color="000000" w:sz="4" w:space="0"/>
+          <w:left w:val="none" w:color="000000" w:sz="4" w:space="0"/>
+          <w:bottom w:val="none" w:color="000000" w:sz="4" w:space="0"/>
+          <w:right w:val="none" w:color="000000" w:sz="4" w:space="0"/>
+        </w:tcBorders>
+      </w:tcPr>
+    </w:tblStylePr>
     <w:tblStylePr w:type="nwCell">
       <w:pPr>
         <w:pBdr/>
@@ -6148,9 +7286,9 @@
       </w:tcPr>
     </w:tblStylePr>
   </w:style>
-  <w:style w:type="table" w:styleId="34">
+  <w:style w:type="table" w:styleId="725">
     <w:name w:val="Grid Table 3 - Accent 1"/>
-    <w:basedOn w:val="665"/>
+    <w:basedOn w:val="889"/>
     <w:uiPriority w:val="99"/>
     <w:pPr>
       <w:pBdr/>
@@ -6249,29 +7387,6 @@
         <w:tblBorders/>
       </w:tblPr>
       <w:tcPr>
-        <w:shd w:color="ffffff"/>
-        <w:tcBorders>
-          <w:top w:val="none" w:color="000000" w:sz="4" w:space="0"/>
-          <w:left w:val="none" w:color="000000" w:sz="4" w:space="0"/>
-          <w:bottom w:val="none" w:color="000000" w:sz="4" w:space="0"/>
-          <w:right w:val="none" w:color="000000" w:sz="4" w:space="0"/>
-        </w:tcBorders>
-      </w:tcPr>
-    </w:tblStylePr>
-    <w:tblStylePr w:type="firstRow">
-      <w:rPr>
-        <w:b/>
-        <w:color w:val="404040"/>
-      </w:rPr>
-      <w:pPr>
-        <w:pBdr/>
-        <w:spacing/>
-        <w:ind/>
-      </w:pPr>
-      <w:tblPr>
-        <w:tblBorders/>
-      </w:tblPr>
-      <w:tcPr>
         <w:shd w:val="clear" w:color="ffffff"/>
         <w:tcBorders>
           <w:top w:val="none" w:color="000000" w:sz="4" w:space="0"/>
@@ -6281,30 +7396,7 @@
         </w:tcBorders>
       </w:tcPr>
     </w:tblStylePr>
-    <w:tblStylePr w:type="lastCol">
-      <w:rPr>
-        <w:i/>
-        <w:color w:val="404040"/>
-      </w:rPr>
-      <w:pPr>
-        <w:pBdr/>
-        <w:spacing/>
-        <w:ind/>
-      </w:pPr>
-      <w:tblPr>
-        <w:tblBorders/>
-      </w:tblPr>
-      <w:tcPr>
-        <w:shd w:color="ffffff"/>
-        <w:tcBorders>
-          <w:top w:val="none" w:color="000000" w:sz="4" w:space="0"/>
-          <w:left w:val="none" w:color="000000" w:sz="4" w:space="0"/>
-          <w:bottom w:val="none" w:color="000000" w:sz="4" w:space="0"/>
-          <w:right w:val="none" w:color="000000" w:sz="4" w:space="0"/>
-        </w:tcBorders>
-      </w:tcPr>
-    </w:tblStylePr>
-    <w:tblStylePr w:type="lastRow">
+    <w:tblStylePr w:type="firstRow">
       <w:rPr>
         <w:b/>
         <w:color w:val="404040"/>
@@ -6327,6 +7419,52 @@
         </w:tcBorders>
       </w:tcPr>
     </w:tblStylePr>
+    <w:tblStylePr w:type="lastCol">
+      <w:rPr>
+        <w:i/>
+        <w:color w:val="404040"/>
+      </w:rPr>
+      <w:pPr>
+        <w:pBdr/>
+        <w:spacing/>
+        <w:ind/>
+      </w:pPr>
+      <w:tblPr>
+        <w:tblBorders/>
+      </w:tblPr>
+      <w:tcPr>
+        <w:shd w:val="clear" w:color="ffffff"/>
+        <w:tcBorders>
+          <w:top w:val="none" w:color="000000" w:sz="4" w:space="0"/>
+          <w:left w:val="none" w:color="000000" w:sz="4" w:space="0"/>
+          <w:bottom w:val="none" w:color="000000" w:sz="4" w:space="0"/>
+          <w:right w:val="none" w:color="000000" w:sz="4" w:space="0"/>
+        </w:tcBorders>
+      </w:tcPr>
+    </w:tblStylePr>
+    <w:tblStylePr w:type="lastRow">
+      <w:rPr>
+        <w:b/>
+        <w:color w:val="404040"/>
+      </w:rPr>
+      <w:pPr>
+        <w:pBdr/>
+        <w:spacing/>
+        <w:ind/>
+      </w:pPr>
+      <w:tblPr>
+        <w:tblBorders/>
+      </w:tblPr>
+      <w:tcPr>
+        <w:shd w:val="clear" w:color="ffffff"/>
+        <w:tcBorders>
+          <w:top w:val="none" w:color="000000" w:sz="4" w:space="0"/>
+          <w:left w:val="none" w:color="000000" w:sz="4" w:space="0"/>
+          <w:bottom w:val="none" w:color="000000" w:sz="4" w:space="0"/>
+          <w:right w:val="none" w:color="000000" w:sz="4" w:space="0"/>
+        </w:tcBorders>
+      </w:tcPr>
+    </w:tblStylePr>
     <w:tblStylePr w:type="nwCell">
       <w:pPr>
         <w:pBdr/>
@@ -6393,9 +7531,9 @@
       </w:tcPr>
     </w:tblStylePr>
   </w:style>
-  <w:style w:type="table" w:styleId="35">
+  <w:style w:type="table" w:styleId="726">
     <w:name w:val="Grid Table 3 - Accent 2"/>
-    <w:basedOn w:val="665"/>
+    <w:basedOn w:val="889"/>
     <w:uiPriority w:val="99"/>
     <w:pPr>
       <w:pBdr/>
@@ -6494,29 +7632,6 @@
         <w:tblBorders/>
       </w:tblPr>
       <w:tcPr>
-        <w:shd w:color="ffffff"/>
-        <w:tcBorders>
-          <w:top w:val="none" w:color="000000" w:sz="4" w:space="0"/>
-          <w:left w:val="none" w:color="000000" w:sz="4" w:space="0"/>
-          <w:bottom w:val="none" w:color="000000" w:sz="4" w:space="0"/>
-          <w:right w:val="none" w:color="000000" w:sz="4" w:space="0"/>
-        </w:tcBorders>
-      </w:tcPr>
-    </w:tblStylePr>
-    <w:tblStylePr w:type="firstRow">
-      <w:rPr>
-        <w:b/>
-        <w:color w:val="404040"/>
-      </w:rPr>
-      <w:pPr>
-        <w:pBdr/>
-        <w:spacing/>
-        <w:ind/>
-      </w:pPr>
-      <w:tblPr>
-        <w:tblBorders/>
-      </w:tblPr>
-      <w:tcPr>
         <w:shd w:val="clear" w:color="ffffff"/>
         <w:tcBorders>
           <w:top w:val="none" w:color="000000" w:sz="4" w:space="0"/>
@@ -6526,30 +7641,7 @@
         </w:tcBorders>
       </w:tcPr>
     </w:tblStylePr>
-    <w:tblStylePr w:type="lastCol">
-      <w:rPr>
-        <w:i/>
-        <w:color w:val="404040"/>
-      </w:rPr>
-      <w:pPr>
-        <w:pBdr/>
-        <w:spacing/>
-        <w:ind/>
-      </w:pPr>
-      <w:tblPr>
-        <w:tblBorders/>
-      </w:tblPr>
-      <w:tcPr>
-        <w:shd w:color="ffffff"/>
-        <w:tcBorders>
-          <w:top w:val="none" w:color="000000" w:sz="4" w:space="0"/>
-          <w:left w:val="none" w:color="000000" w:sz="4" w:space="0"/>
-          <w:bottom w:val="none" w:color="000000" w:sz="4" w:space="0"/>
-          <w:right w:val="none" w:color="000000" w:sz="4" w:space="0"/>
-        </w:tcBorders>
-      </w:tcPr>
-    </w:tblStylePr>
-    <w:tblStylePr w:type="lastRow">
+    <w:tblStylePr w:type="firstRow">
       <w:rPr>
         <w:b/>
         <w:color w:val="404040"/>
@@ -6572,6 +7664,52 @@
         </w:tcBorders>
       </w:tcPr>
     </w:tblStylePr>
+    <w:tblStylePr w:type="lastCol">
+      <w:rPr>
+        <w:i/>
+        <w:color w:val="404040"/>
+      </w:rPr>
+      <w:pPr>
+        <w:pBdr/>
+        <w:spacing/>
+        <w:ind/>
+      </w:pPr>
+      <w:tblPr>
+        <w:tblBorders/>
+      </w:tblPr>
+      <w:tcPr>
+        <w:shd w:val="clear" w:color="ffffff"/>
+        <w:tcBorders>
+          <w:top w:val="none" w:color="000000" w:sz="4" w:space="0"/>
+          <w:left w:val="none" w:color="000000" w:sz="4" w:space="0"/>
+          <w:bottom w:val="none" w:color="000000" w:sz="4" w:space="0"/>
+          <w:right w:val="none" w:color="000000" w:sz="4" w:space="0"/>
+        </w:tcBorders>
+      </w:tcPr>
+    </w:tblStylePr>
+    <w:tblStylePr w:type="lastRow">
+      <w:rPr>
+        <w:b/>
+        <w:color w:val="404040"/>
+      </w:rPr>
+      <w:pPr>
+        <w:pBdr/>
+        <w:spacing/>
+        <w:ind/>
+      </w:pPr>
+      <w:tblPr>
+        <w:tblBorders/>
+      </w:tblPr>
+      <w:tcPr>
+        <w:shd w:val="clear" w:color="ffffff"/>
+        <w:tcBorders>
+          <w:top w:val="none" w:color="000000" w:sz="4" w:space="0"/>
+          <w:left w:val="none" w:color="000000" w:sz="4" w:space="0"/>
+          <w:bottom w:val="none" w:color="000000" w:sz="4" w:space="0"/>
+          <w:right w:val="none" w:color="000000" w:sz="4" w:space="0"/>
+        </w:tcBorders>
+      </w:tcPr>
+    </w:tblStylePr>
     <w:tblStylePr w:type="nwCell">
       <w:pPr>
         <w:pBdr/>
@@ -6638,9 +7776,9 @@
       </w:tcPr>
     </w:tblStylePr>
   </w:style>
-  <w:style w:type="table" w:styleId="36">
+  <w:style w:type="table" w:styleId="727">
     <w:name w:val="Grid Table 3 - Accent 3"/>
-    <w:basedOn w:val="665"/>
+    <w:basedOn w:val="889"/>
     <w:uiPriority w:val="99"/>
     <w:pPr>
       <w:pBdr/>
@@ -6739,29 +7877,6 @@
         <w:tblBorders/>
       </w:tblPr>
       <w:tcPr>
-        <w:shd w:color="ffffff"/>
-        <w:tcBorders>
-          <w:top w:val="none" w:color="000000" w:sz="4" w:space="0"/>
-          <w:left w:val="none" w:color="000000" w:sz="4" w:space="0"/>
-          <w:bottom w:val="none" w:color="000000" w:sz="4" w:space="0"/>
-          <w:right w:val="none" w:color="000000" w:sz="4" w:space="0"/>
-        </w:tcBorders>
-      </w:tcPr>
-    </w:tblStylePr>
-    <w:tblStylePr w:type="firstRow">
-      <w:rPr>
-        <w:b/>
-        <w:color w:val="404040"/>
-      </w:rPr>
-      <w:pPr>
-        <w:pBdr/>
-        <w:spacing/>
-        <w:ind/>
-      </w:pPr>
-      <w:tblPr>
-        <w:tblBorders/>
-      </w:tblPr>
-      <w:tcPr>
         <w:shd w:val="clear" w:color="ffffff"/>
         <w:tcBorders>
           <w:top w:val="none" w:color="000000" w:sz="4" w:space="0"/>
@@ -6771,30 +7886,7 @@
         </w:tcBorders>
       </w:tcPr>
     </w:tblStylePr>
-    <w:tblStylePr w:type="lastCol">
-      <w:rPr>
-        <w:i/>
-        <w:color w:val="404040"/>
-      </w:rPr>
-      <w:pPr>
-        <w:pBdr/>
-        <w:spacing/>
-        <w:ind/>
-      </w:pPr>
-      <w:tblPr>
-        <w:tblBorders/>
-      </w:tblPr>
-      <w:tcPr>
-        <w:shd w:color="ffffff"/>
-        <w:tcBorders>
-          <w:top w:val="none" w:color="000000" w:sz="4" w:space="0"/>
-          <w:left w:val="none" w:color="000000" w:sz="4" w:space="0"/>
-          <w:bottom w:val="none" w:color="000000" w:sz="4" w:space="0"/>
-          <w:right w:val="none" w:color="000000" w:sz="4" w:space="0"/>
-        </w:tcBorders>
-      </w:tcPr>
-    </w:tblStylePr>
-    <w:tblStylePr w:type="lastRow">
+    <w:tblStylePr w:type="firstRow">
       <w:rPr>
         <w:b/>
         <w:color w:val="404040"/>
@@ -6817,6 +7909,52 @@
         </w:tcBorders>
       </w:tcPr>
     </w:tblStylePr>
+    <w:tblStylePr w:type="lastCol">
+      <w:rPr>
+        <w:i/>
+        <w:color w:val="404040"/>
+      </w:rPr>
+      <w:pPr>
+        <w:pBdr/>
+        <w:spacing/>
+        <w:ind/>
+      </w:pPr>
+      <w:tblPr>
+        <w:tblBorders/>
+      </w:tblPr>
+      <w:tcPr>
+        <w:shd w:val="clear" w:color="ffffff"/>
+        <w:tcBorders>
+          <w:top w:val="none" w:color="000000" w:sz="4" w:space="0"/>
+          <w:left w:val="none" w:color="000000" w:sz="4" w:space="0"/>
+          <w:bottom w:val="none" w:color="000000" w:sz="4" w:space="0"/>
+          <w:right w:val="none" w:color="000000" w:sz="4" w:space="0"/>
+        </w:tcBorders>
+      </w:tcPr>
+    </w:tblStylePr>
+    <w:tblStylePr w:type="lastRow">
+      <w:rPr>
+        <w:b/>
+        <w:color w:val="404040"/>
+      </w:rPr>
+      <w:pPr>
+        <w:pBdr/>
+        <w:spacing/>
+        <w:ind/>
+      </w:pPr>
+      <w:tblPr>
+        <w:tblBorders/>
+      </w:tblPr>
+      <w:tcPr>
+        <w:shd w:val="clear" w:color="ffffff"/>
+        <w:tcBorders>
+          <w:top w:val="none" w:color="000000" w:sz="4" w:space="0"/>
+          <w:left w:val="none" w:color="000000" w:sz="4" w:space="0"/>
+          <w:bottom w:val="none" w:color="000000" w:sz="4" w:space="0"/>
+          <w:right w:val="none" w:color="000000" w:sz="4" w:space="0"/>
+        </w:tcBorders>
+      </w:tcPr>
+    </w:tblStylePr>
     <w:tblStylePr w:type="nwCell">
       <w:pPr>
         <w:pBdr/>
@@ -6883,9 +8021,9 @@
       </w:tcPr>
     </w:tblStylePr>
   </w:style>
-  <w:style w:type="table" w:styleId="37">
+  <w:style w:type="table" w:styleId="728">
     <w:name w:val="Grid Table 3 - Accent 4"/>
-    <w:basedOn w:val="665"/>
+    <w:basedOn w:val="889"/>
     <w:uiPriority w:val="99"/>
     <w:pPr>
       <w:pBdr/>
@@ -6984,29 +8122,6 @@
         <w:tblBorders/>
       </w:tblPr>
       <w:tcPr>
-        <w:shd w:color="ffffff"/>
-        <w:tcBorders>
-          <w:top w:val="none" w:color="000000" w:sz="4" w:space="0"/>
-          <w:left w:val="none" w:color="000000" w:sz="4" w:space="0"/>
-          <w:bottom w:val="none" w:color="000000" w:sz="4" w:space="0"/>
-          <w:right w:val="none" w:color="000000" w:sz="4" w:space="0"/>
-        </w:tcBorders>
-      </w:tcPr>
-    </w:tblStylePr>
-    <w:tblStylePr w:type="firstRow">
-      <w:rPr>
-        <w:b/>
-        <w:color w:val="404040"/>
-      </w:rPr>
-      <w:pPr>
-        <w:pBdr/>
-        <w:spacing/>
-        <w:ind/>
-      </w:pPr>
-      <w:tblPr>
-        <w:tblBorders/>
-      </w:tblPr>
-      <w:tcPr>
         <w:shd w:val="clear" w:color="ffffff"/>
         <w:tcBorders>
           <w:top w:val="none" w:color="000000" w:sz="4" w:space="0"/>
@@ -7016,30 +8131,7 @@
         </w:tcBorders>
       </w:tcPr>
     </w:tblStylePr>
-    <w:tblStylePr w:type="lastCol">
-      <w:rPr>
-        <w:i/>
-        <w:color w:val="404040"/>
-      </w:rPr>
-      <w:pPr>
-        <w:pBdr/>
-        <w:spacing/>
-        <w:ind/>
-      </w:pPr>
-      <w:tblPr>
-        <w:tblBorders/>
-      </w:tblPr>
-      <w:tcPr>
-        <w:shd w:color="ffffff"/>
-        <w:tcBorders>
-          <w:top w:val="none" w:color="000000" w:sz="4" w:space="0"/>
-          <w:left w:val="none" w:color="000000" w:sz="4" w:space="0"/>
-          <w:bottom w:val="none" w:color="000000" w:sz="4" w:space="0"/>
-          <w:right w:val="none" w:color="000000" w:sz="4" w:space="0"/>
-        </w:tcBorders>
-      </w:tcPr>
-    </w:tblStylePr>
-    <w:tblStylePr w:type="lastRow">
+    <w:tblStylePr w:type="firstRow">
       <w:rPr>
         <w:b/>
         <w:color w:val="404040"/>
@@ -7062,6 +8154,52 @@
         </w:tcBorders>
       </w:tcPr>
     </w:tblStylePr>
+    <w:tblStylePr w:type="lastCol">
+      <w:rPr>
+        <w:i/>
+        <w:color w:val="404040"/>
+      </w:rPr>
+      <w:pPr>
+        <w:pBdr/>
+        <w:spacing/>
+        <w:ind/>
+      </w:pPr>
+      <w:tblPr>
+        <w:tblBorders/>
+      </w:tblPr>
+      <w:tcPr>
+        <w:shd w:val="clear" w:color="ffffff"/>
+        <w:tcBorders>
+          <w:top w:val="none" w:color="000000" w:sz="4" w:space="0"/>
+          <w:left w:val="none" w:color="000000" w:sz="4" w:space="0"/>
+          <w:bottom w:val="none" w:color="000000" w:sz="4" w:space="0"/>
+          <w:right w:val="none" w:color="000000" w:sz="4" w:space="0"/>
+        </w:tcBorders>
+      </w:tcPr>
+    </w:tblStylePr>
+    <w:tblStylePr w:type="lastRow">
+      <w:rPr>
+        <w:b/>
+        <w:color w:val="404040"/>
+      </w:rPr>
+      <w:pPr>
+        <w:pBdr/>
+        <w:spacing/>
+        <w:ind/>
+      </w:pPr>
+      <w:tblPr>
+        <w:tblBorders/>
+      </w:tblPr>
+      <w:tcPr>
+        <w:shd w:val="clear" w:color="ffffff"/>
+        <w:tcBorders>
+          <w:top w:val="none" w:color="000000" w:sz="4" w:space="0"/>
+          <w:left w:val="none" w:color="000000" w:sz="4" w:space="0"/>
+          <w:bottom w:val="none" w:color="000000" w:sz="4" w:space="0"/>
+          <w:right w:val="none" w:color="000000" w:sz="4" w:space="0"/>
+        </w:tcBorders>
+      </w:tcPr>
+    </w:tblStylePr>
     <w:tblStylePr w:type="nwCell">
       <w:pPr>
         <w:pBdr/>
@@ -7128,9 +8266,9 @@
       </w:tcPr>
     </w:tblStylePr>
   </w:style>
-  <w:style w:type="table" w:styleId="38">
+  <w:style w:type="table" w:styleId="729">
     <w:name w:val="Grid Table 3 - Accent 5"/>
-    <w:basedOn w:val="665"/>
+    <w:basedOn w:val="889"/>
     <w:uiPriority w:val="99"/>
     <w:pPr>
       <w:pBdr/>
@@ -7229,29 +8367,6 @@
         <w:tblBorders/>
       </w:tblPr>
       <w:tcPr>
-        <w:shd w:color="ffffff"/>
-        <w:tcBorders>
-          <w:top w:val="none" w:color="000000" w:sz="4" w:space="0"/>
-          <w:left w:val="none" w:color="000000" w:sz="4" w:space="0"/>
-          <w:bottom w:val="none" w:color="000000" w:sz="4" w:space="0"/>
-          <w:right w:val="none" w:color="000000" w:sz="4" w:space="0"/>
-        </w:tcBorders>
-      </w:tcPr>
-    </w:tblStylePr>
-    <w:tblStylePr w:type="firstRow">
-      <w:rPr>
-        <w:b/>
-        <w:color w:val="404040"/>
-      </w:rPr>
-      <w:pPr>
-        <w:pBdr/>
-        <w:spacing/>
-        <w:ind/>
-      </w:pPr>
-      <w:tblPr>
-        <w:tblBorders/>
-      </w:tblPr>
-      <w:tcPr>
         <w:shd w:val="clear" w:color="ffffff"/>
         <w:tcBorders>
           <w:top w:val="none" w:color="000000" w:sz="4" w:space="0"/>
@@ -7261,30 +8376,7 @@
         </w:tcBorders>
       </w:tcPr>
     </w:tblStylePr>
-    <w:tblStylePr w:type="lastCol">
-      <w:rPr>
-        <w:i/>
-        <w:color w:val="404040"/>
-      </w:rPr>
-      <w:pPr>
-        <w:pBdr/>
-        <w:spacing/>
-        <w:ind/>
-      </w:pPr>
-      <w:tblPr>
-        <w:tblBorders/>
-      </w:tblPr>
-      <w:tcPr>
-        <w:shd w:color="ffffff"/>
-        <w:tcBorders>
-          <w:top w:val="none" w:color="000000" w:sz="4" w:space="0"/>
-          <w:left w:val="none" w:color="000000" w:sz="4" w:space="0"/>
-          <w:bottom w:val="none" w:color="000000" w:sz="4" w:space="0"/>
-          <w:right w:val="none" w:color="000000" w:sz="4" w:space="0"/>
-        </w:tcBorders>
-      </w:tcPr>
-    </w:tblStylePr>
-    <w:tblStylePr w:type="lastRow">
+    <w:tblStylePr w:type="firstRow">
       <w:rPr>
         <w:b/>
         <w:color w:val="404040"/>
@@ -7307,6 +8399,52 @@
         </w:tcBorders>
       </w:tcPr>
     </w:tblStylePr>
+    <w:tblStylePr w:type="lastCol">
+      <w:rPr>
+        <w:i/>
+        <w:color w:val="404040"/>
+      </w:rPr>
+      <w:pPr>
+        <w:pBdr/>
+        <w:spacing/>
+        <w:ind/>
+      </w:pPr>
+      <w:tblPr>
+        <w:tblBorders/>
+      </w:tblPr>
+      <w:tcPr>
+        <w:shd w:val="clear" w:color="ffffff"/>
+        <w:tcBorders>
+          <w:top w:val="none" w:color="000000" w:sz="4" w:space="0"/>
+          <w:left w:val="none" w:color="000000" w:sz="4" w:space="0"/>
+          <w:bottom w:val="none" w:color="000000" w:sz="4" w:space="0"/>
+          <w:right w:val="none" w:color="000000" w:sz="4" w:space="0"/>
+        </w:tcBorders>
+      </w:tcPr>
+    </w:tblStylePr>
+    <w:tblStylePr w:type="lastRow">
+      <w:rPr>
+        <w:b/>
+        <w:color w:val="404040"/>
+      </w:rPr>
+      <w:pPr>
+        <w:pBdr/>
+        <w:spacing/>
+        <w:ind/>
+      </w:pPr>
+      <w:tblPr>
+        <w:tblBorders/>
+      </w:tblPr>
+      <w:tcPr>
+        <w:shd w:val="clear" w:color="ffffff"/>
+        <w:tcBorders>
+          <w:top w:val="none" w:color="000000" w:sz="4" w:space="0"/>
+          <w:left w:val="none" w:color="000000" w:sz="4" w:space="0"/>
+          <w:bottom w:val="none" w:color="000000" w:sz="4" w:space="0"/>
+          <w:right w:val="none" w:color="000000" w:sz="4" w:space="0"/>
+        </w:tcBorders>
+      </w:tcPr>
+    </w:tblStylePr>
     <w:tblStylePr w:type="nwCell">
       <w:pPr>
         <w:pBdr/>
@@ -7373,9 +8511,9 @@
       </w:tcPr>
     </w:tblStylePr>
   </w:style>
-  <w:style w:type="table" w:styleId="39">
+  <w:style w:type="table" w:styleId="730">
     <w:name w:val="Grid Table 3 - Accent 6"/>
-    <w:basedOn w:val="665"/>
+    <w:basedOn w:val="889"/>
     <w:uiPriority w:val="99"/>
     <w:pPr>
       <w:pBdr/>
@@ -7474,29 +8612,6 @@
         <w:tblBorders/>
       </w:tblPr>
       <w:tcPr>
-        <w:shd w:color="ffffff"/>
-        <w:tcBorders>
-          <w:top w:val="none" w:color="000000" w:sz="4" w:space="0"/>
-          <w:left w:val="none" w:color="000000" w:sz="4" w:space="0"/>
-          <w:bottom w:val="none" w:color="000000" w:sz="4" w:space="0"/>
-          <w:right w:val="none" w:color="000000" w:sz="4" w:space="0"/>
-        </w:tcBorders>
-      </w:tcPr>
-    </w:tblStylePr>
-    <w:tblStylePr w:type="firstRow">
-      <w:rPr>
-        <w:b/>
-        <w:color w:val="404040"/>
-      </w:rPr>
-      <w:pPr>
-        <w:pBdr/>
-        <w:spacing/>
-        <w:ind/>
-      </w:pPr>
-      <w:tblPr>
-        <w:tblBorders/>
-      </w:tblPr>
-      <w:tcPr>
         <w:shd w:val="clear" w:color="ffffff"/>
         <w:tcBorders>
           <w:top w:val="none" w:color="000000" w:sz="4" w:space="0"/>
@@ -7506,30 +8621,7 @@
         </w:tcBorders>
       </w:tcPr>
     </w:tblStylePr>
-    <w:tblStylePr w:type="lastCol">
-      <w:rPr>
-        <w:i/>
-        <w:color w:val="404040"/>
-      </w:rPr>
-      <w:pPr>
-        <w:pBdr/>
-        <w:spacing/>
-        <w:ind/>
-      </w:pPr>
-      <w:tblPr>
-        <w:tblBorders/>
-      </w:tblPr>
-      <w:tcPr>
-        <w:shd w:color="ffffff"/>
-        <w:tcBorders>
-          <w:top w:val="none" w:color="000000" w:sz="4" w:space="0"/>
-          <w:left w:val="none" w:color="000000" w:sz="4" w:space="0"/>
-          <w:bottom w:val="none" w:color="000000" w:sz="4" w:space="0"/>
-          <w:right w:val="none" w:color="000000" w:sz="4" w:space="0"/>
-        </w:tcBorders>
-      </w:tcPr>
-    </w:tblStylePr>
-    <w:tblStylePr w:type="lastRow">
+    <w:tblStylePr w:type="firstRow">
       <w:rPr>
         <w:b/>
         <w:color w:val="404040"/>
@@ -7552,6 +8644,52 @@
         </w:tcBorders>
       </w:tcPr>
     </w:tblStylePr>
+    <w:tblStylePr w:type="lastCol">
+      <w:rPr>
+        <w:i/>
+        <w:color w:val="404040"/>
+      </w:rPr>
+      <w:pPr>
+        <w:pBdr/>
+        <w:spacing/>
+        <w:ind/>
+      </w:pPr>
+      <w:tblPr>
+        <w:tblBorders/>
+      </w:tblPr>
+      <w:tcPr>
+        <w:shd w:val="clear" w:color="ffffff"/>
+        <w:tcBorders>
+          <w:top w:val="none" w:color="000000" w:sz="4" w:space="0"/>
+          <w:left w:val="none" w:color="000000" w:sz="4" w:space="0"/>
+          <w:bottom w:val="none" w:color="000000" w:sz="4" w:space="0"/>
+          <w:right w:val="none" w:color="000000" w:sz="4" w:space="0"/>
+        </w:tcBorders>
+      </w:tcPr>
+    </w:tblStylePr>
+    <w:tblStylePr w:type="lastRow">
+      <w:rPr>
+        <w:b/>
+        <w:color w:val="404040"/>
+      </w:rPr>
+      <w:pPr>
+        <w:pBdr/>
+        <w:spacing/>
+        <w:ind/>
+      </w:pPr>
+      <w:tblPr>
+        <w:tblBorders/>
+      </w:tblPr>
+      <w:tcPr>
+        <w:shd w:val="clear" w:color="ffffff"/>
+        <w:tcBorders>
+          <w:top w:val="none" w:color="000000" w:sz="4" w:space="0"/>
+          <w:left w:val="none" w:color="000000" w:sz="4" w:space="0"/>
+          <w:bottom w:val="none" w:color="000000" w:sz="4" w:space="0"/>
+          <w:right w:val="none" w:color="000000" w:sz="4" w:space="0"/>
+        </w:tcBorders>
+      </w:tcPr>
+    </w:tblStylePr>
     <w:tblStylePr w:type="nwCell">
       <w:pPr>
         <w:pBdr/>
@@ -7618,9 +8756,9 @@
       </w:tcPr>
     </w:tblStylePr>
   </w:style>
-  <w:style w:type="table" w:styleId="40">
+  <w:style w:type="table" w:styleId="731">
     <w:name w:val="Grid Table 4"/>
-    <w:basedOn w:val="665"/>
+    <w:basedOn w:val="889"/>
     <w:uiPriority w:val="59"/>
     <w:pPr>
       <w:pBdr/>
@@ -7851,9 +8989,9 @@
       </w:tcPr>
     </w:tblStylePr>
   </w:style>
-  <w:style w:type="table" w:styleId="41">
+  <w:style w:type="table" w:styleId="732">
     <w:name w:val="Grid Table 4 - Accent 1"/>
-    <w:basedOn w:val="665"/>
+    <w:basedOn w:val="889"/>
     <w:uiPriority w:val="59"/>
     <w:pPr>
       <w:pBdr/>
@@ -8084,9 +9222,9 @@
       </w:tcPr>
     </w:tblStylePr>
   </w:style>
-  <w:style w:type="table" w:styleId="42">
+  <w:style w:type="table" w:styleId="733">
     <w:name w:val="Grid Table 4 - Accent 2"/>
-    <w:basedOn w:val="665"/>
+    <w:basedOn w:val="889"/>
     <w:uiPriority w:val="59"/>
     <w:pPr>
       <w:pBdr/>
@@ -8317,9 +9455,9 @@
       </w:tcPr>
     </w:tblStylePr>
   </w:style>
-  <w:style w:type="table" w:styleId="43">
+  <w:style w:type="table" w:styleId="734">
     <w:name w:val="Grid Table 4 - Accent 3"/>
-    <w:basedOn w:val="665"/>
+    <w:basedOn w:val="889"/>
     <w:uiPriority w:val="59"/>
     <w:pPr>
       <w:pBdr/>
@@ -8550,9 +9688,9 @@
       </w:tcPr>
     </w:tblStylePr>
   </w:style>
-  <w:style w:type="table" w:styleId="44">
+  <w:style w:type="table" w:styleId="735">
     <w:name w:val="Grid Table 4 - Accent 4"/>
-    <w:basedOn w:val="665"/>
+    <w:basedOn w:val="889"/>
     <w:uiPriority w:val="59"/>
     <w:pPr>
       <w:pBdr/>
@@ -8783,9 +9921,9 @@
       </w:tcPr>
     </w:tblStylePr>
   </w:style>
-  <w:style w:type="table" w:styleId="45">
+  <w:style w:type="table" w:styleId="736">
     <w:name w:val="Grid Table 4 - Accent 5"/>
-    <w:basedOn w:val="665"/>
+    <w:basedOn w:val="889"/>
     <w:uiPriority w:val="59"/>
     <w:pPr>
       <w:pBdr/>
@@ -9016,9 +10154,9 @@
       </w:tcPr>
     </w:tblStylePr>
   </w:style>
-  <w:style w:type="table" w:styleId="46">
+  <w:style w:type="table" w:styleId="737">
     <w:name w:val="Grid Table 4 - Accent 6"/>
-    <w:basedOn w:val="665"/>
+    <w:basedOn w:val="889"/>
     <w:uiPriority w:val="59"/>
     <w:pPr>
       <w:pBdr/>
@@ -9249,9 +10387,9 @@
       </w:tcPr>
     </w:tblStylePr>
   </w:style>
-  <w:style w:type="table" w:styleId="47">
+  <w:style w:type="table" w:styleId="738">
     <w:name w:val="Grid Table 5 Dark"/>
-    <w:basedOn w:val="665"/>
+    <w:basedOn w:val="889"/>
     <w:uiPriority w:val="99"/>
     <w:pPr>
       <w:pBdr/>
@@ -9477,9 +10615,9 @@
       </w:tcPr>
     </w:tblStylePr>
   </w:style>
-  <w:style w:type="table" w:styleId="48">
+  <w:style w:type="table" w:styleId="739">
     <w:name w:val="Grid Table 5 Dark- Accent 1"/>
-    <w:basedOn w:val="665"/>
+    <w:basedOn w:val="889"/>
     <w:uiPriority w:val="99"/>
     <w:pPr>
       <w:pBdr/>
@@ -9705,9 +10843,9 @@
       </w:tcPr>
     </w:tblStylePr>
   </w:style>
-  <w:style w:type="table" w:styleId="49">
+  <w:style w:type="table" w:styleId="740">
     <w:name w:val="Grid Table 5 Dark - Accent 2"/>
-    <w:basedOn w:val="665"/>
+    <w:basedOn w:val="889"/>
     <w:uiPriority w:val="99"/>
     <w:pPr>
       <w:pBdr/>
@@ -9933,9 +11071,9 @@
       </w:tcPr>
     </w:tblStylePr>
   </w:style>
-  <w:style w:type="table" w:styleId="50">
+  <w:style w:type="table" w:styleId="741">
     <w:name w:val="Grid Table 5 Dark - Accent 3"/>
-    <w:basedOn w:val="665"/>
+    <w:basedOn w:val="889"/>
     <w:uiPriority w:val="99"/>
     <w:pPr>
       <w:pBdr/>
@@ -10161,9 +11299,9 @@
       </w:tcPr>
     </w:tblStylePr>
   </w:style>
-  <w:style w:type="table" w:styleId="51">
+  <w:style w:type="table" w:styleId="742">
     <w:name w:val="Grid Table 5 Dark- Accent 4"/>
-    <w:basedOn w:val="665"/>
+    <w:basedOn w:val="889"/>
     <w:uiPriority w:val="99"/>
     <w:pPr>
       <w:pBdr/>
@@ -10389,9 +11527,9 @@
       </w:tcPr>
     </w:tblStylePr>
   </w:style>
-  <w:style w:type="table" w:styleId="52">
+  <w:style w:type="table" w:styleId="743">
     <w:name w:val="Grid Table 5 Dark - Accent 5"/>
-    <w:basedOn w:val="665"/>
+    <w:basedOn w:val="889"/>
     <w:uiPriority w:val="99"/>
     <w:pPr>
       <w:pBdr/>
@@ -10617,9 +11755,9 @@
       </w:tcPr>
     </w:tblStylePr>
   </w:style>
-  <w:style w:type="table" w:styleId="53">
+  <w:style w:type="table" w:styleId="744">
     <w:name w:val="Grid Table 5 Dark - Accent 6"/>
-    <w:basedOn w:val="665"/>
+    <w:basedOn w:val="889"/>
     <w:uiPriority w:val="99"/>
     <w:pPr>
       <w:pBdr/>
@@ -10845,9 +11983,9 @@
       </w:tcPr>
     </w:tblStylePr>
   </w:style>
-  <w:style w:type="table" w:styleId="54">
+  <w:style w:type="table" w:styleId="745">
     <w:name w:val="Grid Table 6 Colorful"/>
-    <w:basedOn w:val="665"/>
+    <w:basedOn w:val="889"/>
     <w:uiPriority w:val="99"/>
     <w:pPr>
       <w:pBdr/>
@@ -11075,9 +12213,9 @@
       </w:tcPr>
     </w:tblStylePr>
   </w:style>
-  <w:style w:type="table" w:styleId="55">
+  <w:style w:type="table" w:styleId="746">
     <w:name w:val="Grid Table 6 Colorful - Accent 1"/>
-    <w:basedOn w:val="665"/>
+    <w:basedOn w:val="889"/>
     <w:uiPriority w:val="99"/>
     <w:pPr>
       <w:pBdr/>
@@ -11305,9 +12443,9 @@
       </w:tcPr>
     </w:tblStylePr>
   </w:style>
-  <w:style w:type="table" w:styleId="56">
+  <w:style w:type="table" w:styleId="747">
     <w:name w:val="Grid Table 6 Colorful - Accent 2"/>
-    <w:basedOn w:val="665"/>
+    <w:basedOn w:val="889"/>
     <w:uiPriority w:val="99"/>
     <w:pPr>
       <w:pBdr/>
@@ -11535,9 +12673,9 @@
       </w:tcPr>
     </w:tblStylePr>
   </w:style>
-  <w:style w:type="table" w:styleId="57">
+  <w:style w:type="table" w:styleId="748">
     <w:name w:val="Grid Table 6 Colorful - Accent 3"/>
-    <w:basedOn w:val="665"/>
+    <w:basedOn w:val="889"/>
     <w:uiPriority w:val="99"/>
     <w:pPr>
       <w:pBdr/>
@@ -11765,9 +12903,9 @@
       </w:tcPr>
     </w:tblStylePr>
   </w:style>
-  <w:style w:type="table" w:styleId="58">
+  <w:style w:type="table" w:styleId="749">
     <w:name w:val="Grid Table 6 Colorful - Accent 4"/>
-    <w:basedOn w:val="665"/>
+    <w:basedOn w:val="889"/>
     <w:uiPriority w:val="99"/>
     <w:pPr>
       <w:pBdr/>
@@ -11995,9 +13133,9 @@
       </w:tcPr>
     </w:tblStylePr>
   </w:style>
-  <w:style w:type="table" w:styleId="59">
+  <w:style w:type="table" w:styleId="750">
     <w:name w:val="Grid Table 6 Colorful - Accent 5"/>
-    <w:basedOn w:val="665"/>
+    <w:basedOn w:val="889"/>
     <w:uiPriority w:val="99"/>
     <w:pPr>
       <w:pBdr/>
@@ -12225,9 +13363,9 @@
       </w:tcPr>
     </w:tblStylePr>
   </w:style>
-  <w:style w:type="table" w:styleId="60">
+  <w:style w:type="table" w:styleId="751">
     <w:name w:val="Grid Table 6 Colorful - Accent 6"/>
-    <w:basedOn w:val="665"/>
+    <w:basedOn w:val="889"/>
     <w:uiPriority w:val="99"/>
     <w:pPr>
       <w:pBdr/>
@@ -12455,9 +13593,9 @@
       </w:tcPr>
     </w:tblStylePr>
   </w:style>
-  <w:style w:type="table" w:styleId="61">
+  <w:style w:type="table" w:styleId="752">
     <w:name w:val="Grid Table 7 Colorful"/>
-    <w:basedOn w:val="665"/>
+    <w:basedOn w:val="889"/>
     <w:uiPriority w:val="99"/>
     <w:pPr>
       <w:pBdr/>
@@ -12559,11 +13697,11 @@
         <w:tblBorders/>
       </w:tblPr>
       <w:tcPr>
-        <w:shd w:color="ffffff"/>
+        <w:shd w:val="clear" w:color="ffffff"/>
         <w:tcBorders>
-          <w:top w:val="none"/>
-          <w:left w:val="none"/>
-          <w:bottom w:val="none"/>
+          <w:top w:val="none" w:color="000000" w:sz="4" w:space="0"/>
+          <w:left w:val="none" w:color="000000" w:sz="4" w:space="0"/>
+          <w:bottom w:val="none" w:color="000000" w:sz="4" w:space="0"/>
           <w:right w:val="single" w:color="000000" w:themeColor="text1" w:themeTint="80" w:sz="4" w:space="0"/>
         </w:tcBorders>
       </w:tcPr>
@@ -12586,10 +13724,10 @@
       <w:tcPr>
         <w:shd w:val="clear" w:color="ffffff" w:themeColor="light1" w:fill="ffffff" w:themeFill="light1"/>
         <w:tcBorders>
-          <w:top w:val="none"/>
-          <w:left w:val="none"/>
+          <w:top w:val="none" w:color="000000" w:sz="4" w:space="0"/>
+          <w:left w:val="none" w:color="000000" w:sz="4" w:space="0"/>
           <w:bottom w:val="single" w:color="000000" w:themeColor="text1" w:themeTint="80" w:sz="4" w:space="0"/>
-          <w:right w:val="none"/>
+          <w:right w:val="none" w:color="000000" w:sz="4" w:space="0"/>
         </w:tcBorders>
       </w:tcPr>
     </w:tblStylePr>
@@ -12609,12 +13747,12 @@
         <w:tblBorders/>
       </w:tblPr>
       <w:tcPr>
-        <w:shd w:color="ffffff"/>
+        <w:shd w:val="clear" w:color="ffffff"/>
         <w:tcBorders>
-          <w:top w:val="none"/>
+          <w:top w:val="none" w:color="000000" w:sz="4" w:space="0"/>
           <w:left w:val="single" w:color="000000" w:themeColor="text1" w:themeTint="80" w:sz="4" w:space="0"/>
-          <w:bottom w:val="none"/>
-          <w:right w:val="none"/>
+          <w:bottom w:val="none" w:color="000000" w:sz="4" w:space="0"/>
+          <w:right w:val="none" w:color="000000" w:sz="4" w:space="0"/>
         </w:tcBorders>
       </w:tcPr>
     </w:tblStylePr>
@@ -12637,9 +13775,9 @@
         <w:shd w:val="clear" w:color="ffffff" w:themeColor="light1" w:fill="ffffff" w:themeFill="light1"/>
         <w:tcBorders>
           <w:top w:val="single" w:color="000000" w:themeColor="text1" w:themeTint="80" w:sz="4" w:space="0"/>
-          <w:left w:val="none"/>
-          <w:bottom w:val="none"/>
-          <w:right w:val="none"/>
+          <w:left w:val="none" w:color="000000" w:sz="4" w:space="0"/>
+          <w:bottom w:val="none" w:color="000000" w:sz="4" w:space="0"/>
+          <w:right w:val="none" w:color="000000" w:sz="4" w:space="0"/>
         </w:tcBorders>
       </w:tcPr>
     </w:tblStylePr>
@@ -12709,9 +13847,9 @@
       </w:tcPr>
     </w:tblStylePr>
   </w:style>
-  <w:style w:type="table" w:styleId="62">
+  <w:style w:type="table" w:styleId="753">
     <w:name w:val="Grid Table 7 Colorful - Accent 1"/>
-    <w:basedOn w:val="665"/>
+    <w:basedOn w:val="889"/>
     <w:uiPriority w:val="99"/>
     <w:pPr>
       <w:pBdr/>
@@ -12813,11 +13951,11 @@
         <w:tblBorders/>
       </w:tblPr>
       <w:tcPr>
-        <w:shd w:color="ffffff"/>
+        <w:shd w:val="clear" w:color="ffffff"/>
         <w:tcBorders>
-          <w:top w:val="none"/>
-          <w:left w:val="none"/>
-          <w:bottom w:val="none"/>
+          <w:top w:val="none" w:color="000000" w:sz="4" w:space="0"/>
+          <w:left w:val="none" w:color="000000" w:sz="4" w:space="0"/>
+          <w:bottom w:val="none" w:color="000000" w:sz="4" w:space="0"/>
           <w:right w:val="single" w:color="000000" w:themeColor="accent1" w:themeTint="80" w:sz="4" w:space="0"/>
         </w:tcBorders>
       </w:tcPr>
@@ -12840,10 +13978,10 @@
       <w:tcPr>
         <w:shd w:val="clear" w:color="ffffff" w:themeColor="light1" w:fill="ffffff" w:themeFill="light1"/>
         <w:tcBorders>
-          <w:top w:val="none"/>
-          <w:left w:val="none"/>
+          <w:top w:val="none" w:color="000000" w:sz="4" w:space="0"/>
+          <w:left w:val="none" w:color="000000" w:sz="4" w:space="0"/>
           <w:bottom w:val="single" w:color="000000" w:themeColor="accent1" w:themeTint="80" w:sz="4" w:space="0"/>
-          <w:right w:val="none"/>
+          <w:right w:val="none" w:color="000000" w:sz="4" w:space="0"/>
         </w:tcBorders>
       </w:tcPr>
     </w:tblStylePr>
@@ -12863,12 +14001,12 @@
         <w:tblBorders/>
       </w:tblPr>
       <w:tcPr>
-        <w:shd w:color="ffffff"/>
+        <w:shd w:val="clear" w:color="ffffff"/>
         <w:tcBorders>
-          <w:top w:val="none"/>
+          <w:top w:val="none" w:color="000000" w:sz="4" w:space="0"/>
           <w:left w:val="single" w:color="000000" w:themeColor="accent1" w:themeTint="80" w:sz="4" w:space="0"/>
-          <w:bottom w:val="none"/>
-          <w:right w:val="none"/>
+          <w:bottom w:val="none" w:color="000000" w:sz="4" w:space="0"/>
+          <w:right w:val="none" w:color="000000" w:sz="4" w:space="0"/>
         </w:tcBorders>
       </w:tcPr>
     </w:tblStylePr>
@@ -12891,9 +14029,9 @@
         <w:shd w:val="clear" w:color="ffffff" w:themeColor="light1" w:fill="ffffff" w:themeFill="light1"/>
         <w:tcBorders>
           <w:top w:val="single" w:color="000000" w:themeColor="accent1" w:themeTint="80" w:sz="4" w:space="0"/>
-          <w:left w:val="none"/>
-          <w:bottom w:val="none"/>
-          <w:right w:val="none"/>
+          <w:left w:val="none" w:color="000000" w:sz="4" w:space="0"/>
+          <w:bottom w:val="none" w:color="000000" w:sz="4" w:space="0"/>
+          <w:right w:val="none" w:color="000000" w:sz="4" w:space="0"/>
         </w:tcBorders>
       </w:tcPr>
     </w:tblStylePr>
@@ -12963,9 +14101,9 @@
       </w:tcPr>
     </w:tblStylePr>
   </w:style>
-  <w:style w:type="table" w:styleId="63">
+  <w:style w:type="table" w:styleId="754">
     <w:name w:val="Grid Table 7 Colorful - Accent 2"/>
-    <w:basedOn w:val="665"/>
+    <w:basedOn w:val="889"/>
     <w:uiPriority w:val="99"/>
     <w:pPr>
       <w:pBdr/>
@@ -13067,11 +14205,11 @@
         <w:tblBorders/>
       </w:tblPr>
       <w:tcPr>
-        <w:shd w:color="ffffff"/>
+        <w:shd w:val="clear" w:color="ffffff"/>
         <w:tcBorders>
-          <w:top w:val="none"/>
-          <w:left w:val="none"/>
-          <w:bottom w:val="none"/>
+          <w:top w:val="none" w:color="000000" w:sz="4" w:space="0"/>
+          <w:left w:val="none" w:color="000000" w:sz="4" w:space="0"/>
+          <w:bottom w:val="none" w:color="000000" w:sz="4" w:space="0"/>
           <w:right w:val="single" w:color="000000" w:themeColor="accent2" w:themeTint="97" w:sz="4" w:space="0"/>
         </w:tcBorders>
       </w:tcPr>
@@ -13094,10 +14232,10 @@
       <w:tcPr>
         <w:shd w:val="clear" w:color="ffffff" w:themeColor="light1" w:fill="ffffff" w:themeFill="light1"/>
         <w:tcBorders>
-          <w:top w:val="none"/>
-          <w:left w:val="none"/>
+          <w:top w:val="none" w:color="000000" w:sz="4" w:space="0"/>
+          <w:left w:val="none" w:color="000000" w:sz="4" w:space="0"/>
           <w:bottom w:val="single" w:color="000000" w:themeColor="accent2" w:themeTint="97" w:sz="4" w:space="0"/>
-          <w:right w:val="none"/>
+          <w:right w:val="none" w:color="000000" w:sz="4" w:space="0"/>
         </w:tcBorders>
       </w:tcPr>
     </w:tblStylePr>
@@ -13117,12 +14255,12 @@
         <w:tblBorders/>
       </w:tblPr>
       <w:tcPr>
-        <w:shd w:color="ffffff"/>
+        <w:shd w:val="clear" w:color="ffffff"/>
         <w:tcBorders>
-          <w:top w:val="none"/>
+          <w:top w:val="none" w:color="000000" w:sz="4" w:space="0"/>
           <w:left w:val="single" w:color="000000" w:themeColor="accent2" w:themeTint="97" w:sz="4" w:space="0"/>
-          <w:bottom w:val="none"/>
-          <w:right w:val="none"/>
+          <w:bottom w:val="none" w:color="000000" w:sz="4" w:space="0"/>
+          <w:right w:val="none" w:color="000000" w:sz="4" w:space="0"/>
         </w:tcBorders>
       </w:tcPr>
     </w:tblStylePr>
@@ -13145,9 +14283,9 @@
         <w:shd w:val="clear" w:color="ffffff" w:themeColor="light1" w:fill="ffffff" w:themeFill="light1"/>
         <w:tcBorders>
           <w:top w:val="single" w:color="000000" w:themeColor="accent2" w:themeTint="97" w:sz="4" w:space="0"/>
-          <w:left w:val="none"/>
-          <w:bottom w:val="none"/>
-          <w:right w:val="none"/>
+          <w:left w:val="none" w:color="000000" w:sz="4" w:space="0"/>
+          <w:bottom w:val="none" w:color="000000" w:sz="4" w:space="0"/>
+          <w:right w:val="none" w:color="000000" w:sz="4" w:space="0"/>
         </w:tcBorders>
       </w:tcPr>
     </w:tblStylePr>
@@ -13217,9 +14355,9 @@
       </w:tcPr>
     </w:tblStylePr>
   </w:style>
-  <w:style w:type="table" w:styleId="64">
+  <w:style w:type="table" w:styleId="755">
     <w:name w:val="Grid Table 7 Colorful - Accent 3"/>
-    <w:basedOn w:val="665"/>
+    <w:basedOn w:val="889"/>
     <w:uiPriority w:val="99"/>
     <w:pPr>
       <w:pBdr/>
@@ -13321,11 +14459,11 @@
         <w:tblBorders/>
       </w:tblPr>
       <w:tcPr>
-        <w:shd w:color="ffffff"/>
+        <w:shd w:val="clear" w:color="ffffff"/>
         <w:tcBorders>
-          <w:top w:val="none"/>
-          <w:left w:val="none"/>
-          <w:bottom w:val="none"/>
+          <w:top w:val="none" w:color="000000" w:sz="4" w:space="0"/>
+          <w:left w:val="none" w:color="000000" w:sz="4" w:space="0"/>
+          <w:bottom w:val="none" w:color="000000" w:sz="4" w:space="0"/>
           <w:right w:val="single" w:color="000000" w:themeColor="accent3" w:themeTint="FE" w:sz="4" w:space="0"/>
         </w:tcBorders>
       </w:tcPr>
@@ -13348,10 +14486,10 @@
       <w:tcPr>
         <w:shd w:val="clear" w:color="ffffff" w:themeColor="light1" w:fill="ffffff" w:themeFill="light1"/>
         <w:tcBorders>
-          <w:top w:val="none"/>
-          <w:left w:val="none"/>
+          <w:top w:val="none" w:color="000000" w:sz="4" w:space="0"/>
+          <w:left w:val="none" w:color="000000" w:sz="4" w:space="0"/>
           <w:bottom w:val="single" w:color="000000" w:themeColor="accent3" w:themeTint="FE" w:sz="4" w:space="0"/>
-          <w:right w:val="none"/>
+          <w:right w:val="none" w:color="000000" w:sz="4" w:space="0"/>
         </w:tcBorders>
       </w:tcPr>
     </w:tblStylePr>
@@ -13371,12 +14509,12 @@
         <w:tblBorders/>
       </w:tblPr>
       <w:tcPr>
-        <w:shd w:color="ffffff"/>
+        <w:shd w:val="clear" w:color="ffffff"/>
         <w:tcBorders>
-          <w:top w:val="none"/>
+          <w:top w:val="none" w:color="000000" w:sz="4" w:space="0"/>
           <w:left w:val="single" w:color="000000" w:themeColor="accent3" w:themeTint="FE" w:sz="4" w:space="0"/>
-          <w:bottom w:val="none"/>
-          <w:right w:val="none"/>
+          <w:bottom w:val="none" w:color="000000" w:sz="4" w:space="0"/>
+          <w:right w:val="none" w:color="000000" w:sz="4" w:space="0"/>
         </w:tcBorders>
       </w:tcPr>
     </w:tblStylePr>
@@ -13399,9 +14537,9 @@
         <w:shd w:val="clear" w:color="ffffff" w:themeColor="light1" w:fill="ffffff" w:themeFill="light1"/>
         <w:tcBorders>
           <w:top w:val="single" w:color="000000" w:themeColor="accent3" w:themeTint="FE" w:sz="4" w:space="0"/>
-          <w:left w:val="none"/>
-          <w:bottom w:val="none"/>
-          <w:right w:val="none"/>
+          <w:left w:val="none" w:color="000000" w:sz="4" w:space="0"/>
+          <w:bottom w:val="none" w:color="000000" w:sz="4" w:space="0"/>
+          <w:right w:val="none" w:color="000000" w:sz="4" w:space="0"/>
         </w:tcBorders>
       </w:tcPr>
     </w:tblStylePr>
@@ -13471,9 +14609,9 @@
       </w:tcPr>
     </w:tblStylePr>
   </w:style>
-  <w:style w:type="table" w:styleId="65">
+  <w:style w:type="table" w:styleId="756">
     <w:name w:val="Grid Table 7 Colorful - Accent 4"/>
-    <w:basedOn w:val="665"/>
+    <w:basedOn w:val="889"/>
     <w:uiPriority w:val="99"/>
     <w:pPr>
       <w:pBdr/>
@@ -13575,11 +14713,11 @@
         <w:tblBorders/>
       </w:tblPr>
       <w:tcPr>
-        <w:shd w:color="ffffff"/>
+        <w:shd w:val="clear" w:color="ffffff"/>
         <w:tcBorders>
-          <w:top w:val="none"/>
-          <w:left w:val="none"/>
-          <w:bottom w:val="none"/>
+          <w:top w:val="none" w:color="000000" w:sz="4" w:space="0"/>
+          <w:left w:val="none" w:color="000000" w:sz="4" w:space="0"/>
+          <w:bottom w:val="none" w:color="000000" w:sz="4" w:space="0"/>
           <w:right w:val="single" w:color="000000" w:themeColor="accent4" w:themeTint="9A" w:sz="4" w:space="0"/>
         </w:tcBorders>
       </w:tcPr>
@@ -13602,10 +14740,10 @@
       <w:tcPr>
         <w:shd w:val="clear" w:color="ffffff" w:themeColor="light1" w:fill="ffffff" w:themeFill="light1"/>
         <w:tcBorders>
-          <w:top w:val="none"/>
-          <w:left w:val="none"/>
+          <w:top w:val="none" w:color="000000" w:sz="4" w:space="0"/>
+          <w:left w:val="none" w:color="000000" w:sz="4" w:space="0"/>
           <w:bottom w:val="single" w:color="000000" w:themeColor="accent4" w:themeTint="9A" w:sz="4" w:space="0"/>
-          <w:right w:val="none"/>
+          <w:right w:val="none" w:color="000000" w:sz="4" w:space="0"/>
         </w:tcBorders>
       </w:tcPr>
     </w:tblStylePr>
@@ -13625,12 +14763,12 @@
         <w:tblBorders/>
       </w:tblPr>
       <w:tcPr>
-        <w:shd w:color="ffffff"/>
+        <w:shd w:val="clear" w:color="ffffff"/>
         <w:tcBorders>
-          <w:top w:val="none"/>
+          <w:top w:val="none" w:color="000000" w:sz="4" w:space="0"/>
           <w:left w:val="single" w:color="000000" w:themeColor="accent4" w:themeTint="9A" w:sz="4" w:space="0"/>
-          <w:bottom w:val="none"/>
-          <w:right w:val="none"/>
+          <w:bottom w:val="none" w:color="000000" w:sz="4" w:space="0"/>
+          <w:right w:val="none" w:color="000000" w:sz="4" w:space="0"/>
         </w:tcBorders>
       </w:tcPr>
     </w:tblStylePr>
@@ -13653,9 +14791,9 @@
         <w:shd w:val="clear" w:color="ffffff" w:themeColor="light1" w:fill="ffffff" w:themeFill="light1"/>
         <w:tcBorders>
           <w:top w:val="single" w:color="000000" w:themeColor="accent4" w:themeTint="9A" w:sz="4" w:space="0"/>
-          <w:left w:val="none"/>
-          <w:bottom w:val="none"/>
-          <w:right w:val="none"/>
+          <w:left w:val="none" w:color="000000" w:sz="4" w:space="0"/>
+          <w:bottom w:val="none" w:color="000000" w:sz="4" w:space="0"/>
+          <w:right w:val="none" w:color="000000" w:sz="4" w:space="0"/>
         </w:tcBorders>
       </w:tcPr>
     </w:tblStylePr>
@@ -13725,9 +14863,9 @@
       </w:tcPr>
     </w:tblStylePr>
   </w:style>
-  <w:style w:type="table" w:styleId="66">
+  <w:style w:type="table" w:styleId="757">
     <w:name w:val="Grid Table 7 Colorful - Accent 5"/>
-    <w:basedOn w:val="665"/>
+    <w:basedOn w:val="889"/>
     <w:uiPriority w:val="99"/>
     <w:pPr>
       <w:pBdr/>
@@ -13829,11 +14967,11 @@
         <w:tblBorders/>
       </w:tblPr>
       <w:tcPr>
-        <w:shd w:color="ffffff"/>
+        <w:shd w:val="clear" w:color="ffffff"/>
         <w:tcBorders>
-          <w:top w:val="none"/>
-          <w:left w:val="none"/>
-          <w:bottom w:val="none"/>
+          <w:top w:val="none" w:color="000000" w:sz="4" w:space="0"/>
+          <w:left w:val="none" w:color="000000" w:sz="4" w:space="0"/>
+          <w:bottom w:val="none" w:color="000000" w:sz="4" w:space="0"/>
           <w:right w:val="single" w:color="000000" w:themeColor="accent5" w:themeTint="90" w:sz="4" w:space="0"/>
         </w:tcBorders>
       </w:tcPr>
@@ -13856,10 +14994,10 @@
       <w:tcPr>
         <w:shd w:val="clear" w:color="ffffff" w:themeColor="light1" w:fill="ffffff" w:themeFill="light1"/>
         <w:tcBorders>
-          <w:top w:val="none"/>
-          <w:left w:val="none"/>
+          <w:top w:val="none" w:color="000000" w:sz="4" w:space="0"/>
+          <w:left w:val="none" w:color="000000" w:sz="4" w:space="0"/>
           <w:bottom w:val="single" w:color="000000" w:themeColor="accent5" w:themeTint="90" w:sz="4" w:space="0"/>
-          <w:right w:val="none"/>
+          <w:right w:val="none" w:color="000000" w:sz="4" w:space="0"/>
         </w:tcBorders>
       </w:tcPr>
     </w:tblStylePr>
@@ -13879,12 +15017,12 @@
         <w:tblBorders/>
       </w:tblPr>
       <w:tcPr>
-        <w:shd w:color="ffffff"/>
+        <w:shd w:val="clear" w:color="ffffff"/>
         <w:tcBorders>
-          <w:top w:val="none"/>
+          <w:top w:val="none" w:color="000000" w:sz="4" w:space="0"/>
           <w:left w:val="single" w:color="000000" w:themeColor="accent5" w:themeTint="90" w:sz="4" w:space="0"/>
-          <w:bottom w:val="none"/>
-          <w:right w:val="none"/>
+          <w:bottom w:val="none" w:color="000000" w:sz="4" w:space="0"/>
+          <w:right w:val="none" w:color="000000" w:sz="4" w:space="0"/>
         </w:tcBorders>
       </w:tcPr>
     </w:tblStylePr>
@@ -13907,9 +15045,9 @@
         <w:shd w:val="clear" w:color="ffffff" w:themeColor="light1" w:fill="ffffff" w:themeFill="light1"/>
         <w:tcBorders>
           <w:top w:val="single" w:color="000000" w:themeColor="accent5" w:themeTint="90" w:sz="4" w:space="0"/>
-          <w:left w:val="none"/>
-          <w:bottom w:val="none"/>
-          <w:right w:val="none"/>
+          <w:left w:val="none" w:color="000000" w:sz="4" w:space="0"/>
+          <w:bottom w:val="none" w:color="000000" w:sz="4" w:space="0"/>
+          <w:right w:val="none" w:color="000000" w:sz="4" w:space="0"/>
         </w:tcBorders>
       </w:tcPr>
     </w:tblStylePr>
@@ -13979,9 +15117,9 @@
       </w:tcPr>
     </w:tblStylePr>
   </w:style>
-  <w:style w:type="table" w:styleId="67">
+  <w:style w:type="table" w:styleId="758">
     <w:name w:val="Grid Table 7 Colorful - Accent 6"/>
-    <w:basedOn w:val="665"/>
+    <w:basedOn w:val="889"/>
     <w:uiPriority w:val="99"/>
     <w:pPr>
       <w:pBdr/>
@@ -14083,11 +15221,11 @@
         <w:tblBorders/>
       </w:tblPr>
       <w:tcPr>
-        <w:shd w:color="ffffff"/>
+        <w:shd w:val="clear" w:color="ffffff"/>
         <w:tcBorders>
-          <w:top w:val="none"/>
-          <w:left w:val="none"/>
-          <w:bottom w:val="none"/>
+          <w:top w:val="none" w:color="000000" w:sz="4" w:space="0"/>
+          <w:left w:val="none" w:color="000000" w:sz="4" w:space="0"/>
+          <w:bottom w:val="none" w:color="000000" w:sz="4" w:space="0"/>
           <w:right w:val="single" w:color="000000" w:themeColor="accent6" w:themeTint="90" w:sz="4" w:space="0"/>
         </w:tcBorders>
       </w:tcPr>
@@ -14110,10 +15248,10 @@
       <w:tcPr>
         <w:shd w:val="clear" w:color="ffffff" w:themeColor="light1" w:fill="ffffff" w:themeFill="light1"/>
         <w:tcBorders>
-          <w:top w:val="none"/>
-          <w:left w:val="none"/>
+          <w:top w:val="none" w:color="000000" w:sz="4" w:space="0"/>
+          <w:left w:val="none" w:color="000000" w:sz="4" w:space="0"/>
           <w:bottom w:val="single" w:color="000000" w:themeColor="accent6" w:themeTint="90" w:sz="4" w:space="0"/>
-          <w:right w:val="none"/>
+          <w:right w:val="none" w:color="000000" w:sz="4" w:space="0"/>
         </w:tcBorders>
       </w:tcPr>
     </w:tblStylePr>
@@ -14133,12 +15271,12 @@
         <w:tblBorders/>
       </w:tblPr>
       <w:tcPr>
-        <w:shd w:color="ffffff"/>
+        <w:shd w:val="clear" w:color="ffffff"/>
         <w:tcBorders>
-          <w:top w:val="none"/>
+          <w:top w:val="none" w:color="000000" w:sz="4" w:space="0"/>
           <w:left w:val="single" w:color="000000" w:themeColor="accent6" w:themeTint="90" w:sz="4" w:space="0"/>
-          <w:bottom w:val="none"/>
-          <w:right w:val="none"/>
+          <w:bottom w:val="none" w:color="000000" w:sz="4" w:space="0"/>
+          <w:right w:val="none" w:color="000000" w:sz="4" w:space="0"/>
         </w:tcBorders>
       </w:tcPr>
     </w:tblStylePr>
@@ -14161,9 +15299,9 @@
         <w:shd w:val="clear" w:color="ffffff" w:themeColor="light1" w:fill="ffffff" w:themeFill="light1"/>
         <w:tcBorders>
           <w:top w:val="single" w:color="000000" w:themeColor="accent6" w:themeTint="90" w:sz="4" w:space="0"/>
-          <w:left w:val="none"/>
-          <w:bottom w:val="none"/>
-          <w:right w:val="none"/>
+          <w:left w:val="none" w:color="000000" w:sz="4" w:space="0"/>
+          <w:bottom w:val="none" w:color="000000" w:sz="4" w:space="0"/>
+          <w:right w:val="none" w:color="000000" w:sz="4" w:space="0"/>
         </w:tcBorders>
       </w:tcPr>
     </w:tblStylePr>
@@ -14233,9 +15371,9 @@
       </w:tcPr>
     </w:tblStylePr>
   </w:style>
-  <w:style w:type="table" w:styleId="68">
+  <w:style w:type="table" w:styleId="759">
     <w:name w:val="List Table 1 Light"/>
-    <w:basedOn w:val="665"/>
+    <w:basedOn w:val="889"/>
     <w:uiPriority w:val="99"/>
     <w:pPr>
       <w:pBdr/>
@@ -14449,9 +15587,9 @@
       </w:tcPr>
     </w:tblStylePr>
   </w:style>
-  <w:style w:type="table" w:styleId="69">
+  <w:style w:type="table" w:styleId="760">
     <w:name w:val="List Table 1 Light - Accent 1"/>
-    <w:basedOn w:val="665"/>
+    <w:basedOn w:val="889"/>
     <w:uiPriority w:val="99"/>
     <w:pPr>
       <w:pBdr/>
@@ -14665,9 +15803,9 @@
       </w:tcPr>
     </w:tblStylePr>
   </w:style>
-  <w:style w:type="table" w:styleId="70">
+  <w:style w:type="table" w:styleId="761">
     <w:name w:val="List Table 1 Light - Accent 2"/>
-    <w:basedOn w:val="665"/>
+    <w:basedOn w:val="889"/>
     <w:uiPriority w:val="99"/>
     <w:pPr>
       <w:pBdr/>
@@ -14881,9 +16019,9 @@
       </w:tcPr>
     </w:tblStylePr>
   </w:style>
-  <w:style w:type="table" w:styleId="71">
+  <w:style w:type="table" w:styleId="762">
     <w:name w:val="List Table 1 Light - Accent 3"/>
-    <w:basedOn w:val="665"/>
+    <w:basedOn w:val="889"/>
     <w:uiPriority w:val="99"/>
     <w:pPr>
       <w:pBdr/>
@@ -15097,9 +16235,9 @@
       </w:tcPr>
     </w:tblStylePr>
   </w:style>
-  <w:style w:type="table" w:styleId="72">
+  <w:style w:type="table" w:styleId="763">
     <w:name w:val="List Table 1 Light - Accent 4"/>
-    <w:basedOn w:val="665"/>
+    <w:basedOn w:val="889"/>
     <w:uiPriority w:val="99"/>
     <w:pPr>
       <w:pBdr/>
@@ -15313,9 +16451,9 @@
       </w:tcPr>
     </w:tblStylePr>
   </w:style>
-  <w:style w:type="table" w:styleId="73">
+  <w:style w:type="table" w:styleId="764">
     <w:name w:val="List Table 1 Light - Accent 5"/>
-    <w:basedOn w:val="665"/>
+    <w:basedOn w:val="889"/>
     <w:uiPriority w:val="99"/>
     <w:pPr>
       <w:pBdr/>
@@ -15529,9 +16667,9 @@
       </w:tcPr>
     </w:tblStylePr>
   </w:style>
-  <w:style w:type="table" w:styleId="74">
+  <w:style w:type="table" w:styleId="765">
     <w:name w:val="List Table 1 Light - Accent 6"/>
-    <w:basedOn w:val="665"/>
+    <w:basedOn w:val="889"/>
     <w:uiPriority w:val="99"/>
     <w:pPr>
       <w:pBdr/>
@@ -15745,9 +16883,9 @@
       </w:tcPr>
     </w:tblStylePr>
   </w:style>
-  <w:style w:type="table" w:styleId="75">
+  <w:style w:type="table" w:styleId="766">
     <w:name w:val="List Table 2"/>
-    <w:basedOn w:val="665"/>
+    <w:basedOn w:val="889"/>
     <w:uiPriority w:val="99"/>
     <w:pPr>
       <w:pBdr/>
@@ -15983,9 +17121,9 @@
       </w:tcPr>
     </w:tblStylePr>
   </w:style>
-  <w:style w:type="table" w:styleId="76">
+  <w:style w:type="table" w:styleId="767">
     <w:name w:val="List Table 2 - Accent 1"/>
-    <w:basedOn w:val="665"/>
+    <w:basedOn w:val="889"/>
     <w:uiPriority w:val="99"/>
     <w:pPr>
       <w:pBdr/>
@@ -16221,9 +17359,9 @@
       </w:tcPr>
     </w:tblStylePr>
   </w:style>
-  <w:style w:type="table" w:styleId="77">
+  <w:style w:type="table" w:styleId="768">
     <w:name w:val="List Table 2 - Accent 2"/>
-    <w:basedOn w:val="665"/>
+    <w:basedOn w:val="889"/>
     <w:uiPriority w:val="99"/>
     <w:pPr>
       <w:pBdr/>
@@ -16459,9 +17597,9 @@
       </w:tcPr>
     </w:tblStylePr>
   </w:style>
-  <w:style w:type="table" w:styleId="78">
+  <w:style w:type="table" w:styleId="769">
     <w:name w:val="List Table 2 - Accent 3"/>
-    <w:basedOn w:val="665"/>
+    <w:basedOn w:val="889"/>
     <w:uiPriority w:val="99"/>
     <w:pPr>
       <w:pBdr/>
@@ -16697,9 +17835,9 @@
       </w:tcPr>
     </w:tblStylePr>
   </w:style>
-  <w:style w:type="table" w:styleId="79">
+  <w:style w:type="table" w:styleId="770">
     <w:name w:val="List Table 2 - Accent 4"/>
-    <w:basedOn w:val="665"/>
+    <w:basedOn w:val="889"/>
     <w:uiPriority w:val="99"/>
     <w:pPr>
       <w:pBdr/>
@@ -16935,9 +18073,9 @@
       </w:tcPr>
     </w:tblStylePr>
   </w:style>
-  <w:style w:type="table" w:styleId="80">
+  <w:style w:type="table" w:styleId="771">
     <w:name w:val="List Table 2 - Accent 5"/>
-    <w:basedOn w:val="665"/>
+    <w:basedOn w:val="889"/>
     <w:uiPriority w:val="99"/>
     <w:pPr>
       <w:pBdr/>
@@ -17173,9 +18311,9 @@
       </w:tcPr>
     </w:tblStylePr>
   </w:style>
-  <w:style w:type="table" w:styleId="81">
+  <w:style w:type="table" w:styleId="772">
     <w:name w:val="List Table 2 - Accent 6"/>
-    <w:basedOn w:val="665"/>
+    <w:basedOn w:val="889"/>
     <w:uiPriority w:val="99"/>
     <w:pPr>
       <w:pBdr/>
@@ -17411,9 +18549,9 @@
       </w:tcPr>
     </w:tblStylePr>
   </w:style>
-  <w:style w:type="table" w:styleId="82">
+  <w:style w:type="table" w:styleId="773">
     <w:name w:val="List Table 3"/>
-    <w:basedOn w:val="665"/>
+    <w:basedOn w:val="889"/>
     <w:uiPriority w:val="99"/>
     <w:pPr>
       <w:pBdr/>
@@ -17639,9 +18777,9 @@
       </w:tcPr>
     </w:tblStylePr>
   </w:style>
-  <w:style w:type="table" w:styleId="83">
+  <w:style w:type="table" w:styleId="774">
     <w:name w:val="List Table 3 - Accent 1"/>
-    <w:basedOn w:val="665"/>
+    <w:basedOn w:val="889"/>
     <w:uiPriority w:val="99"/>
     <w:pPr>
       <w:pBdr/>
@@ -17867,9 +19005,9 @@
       </w:tcPr>
     </w:tblStylePr>
   </w:style>
-  <w:style w:type="table" w:styleId="84">
+  <w:style w:type="table" w:styleId="775">
     <w:name w:val="List Table 3 - Accent 2"/>
-    <w:basedOn w:val="665"/>
+    <w:basedOn w:val="889"/>
     <w:uiPriority w:val="99"/>
     <w:pPr>
       <w:pBdr/>
@@ -18095,9 +19233,9 @@
       </w:tcPr>
     </w:tblStylePr>
   </w:style>
-  <w:style w:type="table" w:styleId="85">
+  <w:style w:type="table" w:styleId="776">
     <w:name w:val="List Table 3 - Accent 3"/>
-    <w:basedOn w:val="665"/>
+    <w:basedOn w:val="889"/>
     <w:uiPriority w:val="99"/>
     <w:pPr>
       <w:pBdr/>
@@ -18323,9 +19461,9 @@
       </w:tcPr>
     </w:tblStylePr>
   </w:style>
-  <w:style w:type="table" w:styleId="86">
+  <w:style w:type="table" w:styleId="777">
     <w:name w:val="List Table 3 - Accent 4"/>
-    <w:basedOn w:val="665"/>
+    <w:basedOn w:val="889"/>
     <w:uiPriority w:val="99"/>
     <w:pPr>
       <w:pBdr/>
@@ -18551,9 +19689,9 @@
       </w:tcPr>
     </w:tblStylePr>
   </w:style>
-  <w:style w:type="table" w:styleId="87">
+  <w:style w:type="table" w:styleId="778">
     <w:name w:val="List Table 3 - Accent 5"/>
-    <w:basedOn w:val="665"/>
+    <w:basedOn w:val="889"/>
     <w:uiPriority w:val="99"/>
     <w:pPr>
       <w:pBdr/>
@@ -18779,9 +19917,9 @@
       </w:tcPr>
     </w:tblStylePr>
   </w:style>
-  <w:style w:type="table" w:styleId="88">
+  <w:style w:type="table" w:styleId="779">
     <w:name w:val="List Table 3 - Accent 6"/>
-    <w:basedOn w:val="665"/>
+    <w:basedOn w:val="889"/>
     <w:uiPriority w:val="99"/>
     <w:pPr>
       <w:pBdr/>
@@ -19007,9 +20145,9 @@
       </w:tcPr>
     </w:tblStylePr>
   </w:style>
-  <w:style w:type="table" w:styleId="89">
+  <w:style w:type="table" w:styleId="780">
     <w:name w:val="List Table 4"/>
-    <w:basedOn w:val="665"/>
+    <w:basedOn w:val="889"/>
     <w:uiPriority w:val="99"/>
     <w:pPr>
       <w:pBdr/>
@@ -19232,9 +20370,9 @@
       </w:tcPr>
     </w:tblStylePr>
   </w:style>
-  <w:style w:type="table" w:styleId="90">
+  <w:style w:type="table" w:styleId="781">
     <w:name w:val="List Table 4 - Accent 1"/>
-    <w:basedOn w:val="665"/>
+    <w:basedOn w:val="889"/>
     <w:uiPriority w:val="99"/>
     <w:pPr>
       <w:pBdr/>
@@ -19457,9 +20595,9 @@
       </w:tcPr>
     </w:tblStylePr>
   </w:style>
-  <w:style w:type="table" w:styleId="91">
+  <w:style w:type="table" w:styleId="782">
     <w:name w:val="List Table 4 - Accent 2"/>
-    <w:basedOn w:val="665"/>
+    <w:basedOn w:val="889"/>
     <w:uiPriority w:val="99"/>
     <w:pPr>
       <w:pBdr/>
@@ -19682,9 +20820,9 @@
       </w:tcPr>
     </w:tblStylePr>
   </w:style>
-  <w:style w:type="table" w:styleId="92">
+  <w:style w:type="table" w:styleId="783">
     <w:name w:val="List Table 4 - Accent 3"/>
-    <w:basedOn w:val="665"/>
+    <w:basedOn w:val="889"/>
     <w:uiPriority w:val="99"/>
     <w:pPr>
       <w:pBdr/>
@@ -19907,9 +21045,9 @@
       </w:tcPr>
     </w:tblStylePr>
   </w:style>
-  <w:style w:type="table" w:styleId="93">
+  <w:style w:type="table" w:styleId="784">
     <w:name w:val="List Table 4 - Accent 4"/>
-    <w:basedOn w:val="665"/>
+    <w:basedOn w:val="889"/>
     <w:uiPriority w:val="99"/>
     <w:pPr>
       <w:pBdr/>
@@ -20132,9 +21270,9 @@
       </w:tcPr>
     </w:tblStylePr>
   </w:style>
-  <w:style w:type="table" w:styleId="94">
+  <w:style w:type="table" w:styleId="785">
     <w:name w:val="List Table 4 - Accent 5"/>
-    <w:basedOn w:val="665"/>
+    <w:basedOn w:val="889"/>
     <w:uiPriority w:val="99"/>
     <w:pPr>
       <w:pBdr/>
@@ -20357,9 +21495,9 @@
       </w:tcPr>
     </w:tblStylePr>
   </w:style>
-  <w:style w:type="table" w:styleId="95">
+  <w:style w:type="table" w:styleId="786">
     <w:name w:val="List Table 4 - Accent 6"/>
-    <w:basedOn w:val="665"/>
+    <w:basedOn w:val="889"/>
     <w:uiPriority w:val="99"/>
     <w:pPr>
       <w:pBdr/>
@@ -20582,9 +21720,9 @@
       </w:tcPr>
     </w:tblStylePr>
   </w:style>
-  <w:style w:type="table" w:styleId="96">
+  <w:style w:type="table" w:styleId="787">
     <w:name w:val="List Table 5 Dark"/>
-    <w:basedOn w:val="665"/>
+    <w:basedOn w:val="889"/>
     <w:uiPriority w:val="99"/>
     <w:pPr>
       <w:pBdr/>
@@ -20824,9 +21962,9 @@
       </w:tcPr>
     </w:tblStylePr>
   </w:style>
-  <w:style w:type="table" w:styleId="97">
+  <w:style w:type="table" w:styleId="788">
     <w:name w:val="List Table 5 Dark - Accent 1"/>
-    <w:basedOn w:val="665"/>
+    <w:basedOn w:val="889"/>
     <w:uiPriority w:val="99"/>
     <w:pPr>
       <w:pBdr/>
@@ -21066,9 +22204,9 @@
       </w:tcPr>
     </w:tblStylePr>
   </w:style>
-  <w:style w:type="table" w:styleId="98">
+  <w:style w:type="table" w:styleId="789">
     <w:name w:val="List Table 5 Dark - Accent 2"/>
-    <w:basedOn w:val="665"/>
+    <w:basedOn w:val="889"/>
     <w:uiPriority w:val="99"/>
     <w:pPr>
       <w:pBdr/>
@@ -21308,9 +22446,9 @@
       </w:tcPr>
     </w:tblStylePr>
   </w:style>
-  <w:style w:type="table" w:styleId="99">
+  <w:style w:type="table" w:styleId="790">
     <w:name w:val="List Table 5 Dark - Accent 3"/>
-    <w:basedOn w:val="665"/>
+    <w:basedOn w:val="889"/>
     <w:uiPriority w:val="99"/>
     <w:pPr>
       <w:pBdr/>
@@ -21550,9 +22688,9 @@
       </w:tcPr>
     </w:tblStylePr>
   </w:style>
-  <w:style w:type="table" w:styleId="100">
+  <w:style w:type="table" w:styleId="791">
     <w:name w:val="List Table 5 Dark - Accent 4"/>
-    <w:basedOn w:val="665"/>
+    <w:basedOn w:val="889"/>
     <w:uiPriority w:val="99"/>
     <w:pPr>
       <w:pBdr/>
@@ -21792,9 +22930,9 @@
       </w:tcPr>
     </w:tblStylePr>
   </w:style>
-  <w:style w:type="table" w:styleId="101">
+  <w:style w:type="table" w:styleId="792">
     <w:name w:val="List Table 5 Dark - Accent 5"/>
-    <w:basedOn w:val="665"/>
+    <w:basedOn w:val="889"/>
     <w:uiPriority w:val="99"/>
     <w:pPr>
       <w:pBdr/>
@@ -22034,9 +23172,9 @@
       </w:tcPr>
     </w:tblStylePr>
   </w:style>
-  <w:style w:type="table" w:styleId="102">
+  <w:style w:type="table" w:styleId="793">
     <w:name w:val="List Table 5 Dark - Accent 6"/>
-    <w:basedOn w:val="665"/>
+    <w:basedOn w:val="889"/>
     <w:uiPriority w:val="99"/>
     <w:pPr>
       <w:pBdr/>
@@ -22276,9 +23414,9 @@
       </w:tcPr>
     </w:tblStylePr>
   </w:style>
-  <w:style w:type="table" w:styleId="103">
+  <w:style w:type="table" w:styleId="794">
     <w:name w:val="List Table 6 Colorful"/>
-    <w:basedOn w:val="665"/>
+    <w:basedOn w:val="889"/>
     <w:uiPriority w:val="99"/>
     <w:pPr>
       <w:pBdr/>
@@ -22499,9 +23637,9 @@
       </w:tcPr>
     </w:tblStylePr>
   </w:style>
-  <w:style w:type="table" w:styleId="104">
+  <w:style w:type="table" w:styleId="795">
     <w:name w:val="List Table 6 Colorful - Accent 1"/>
-    <w:basedOn w:val="665"/>
+    <w:basedOn w:val="889"/>
     <w:uiPriority w:val="99"/>
     <w:pPr>
       <w:pBdr/>
@@ -22722,9 +23860,9 @@
       </w:tcPr>
     </w:tblStylePr>
   </w:style>
-  <w:style w:type="table" w:styleId="105">
+  <w:style w:type="table" w:styleId="796">
     <w:name w:val="List Table 6 Colorful - Accent 2"/>
-    <w:basedOn w:val="665"/>
+    <w:basedOn w:val="889"/>
     <w:uiPriority w:val="99"/>
     <w:pPr>
       <w:pBdr/>
@@ -22945,9 +24083,9 @@
       </w:tcPr>
     </w:tblStylePr>
   </w:style>
-  <w:style w:type="table" w:styleId="106">
+  <w:style w:type="table" w:styleId="797">
     <w:name w:val="List Table 6 Colorful - Accent 3"/>
-    <w:basedOn w:val="665"/>
+    <w:basedOn w:val="889"/>
     <w:uiPriority w:val="99"/>
     <w:pPr>
       <w:pBdr/>
@@ -23168,9 +24306,9 @@
       </w:tcPr>
     </w:tblStylePr>
   </w:style>
-  <w:style w:type="table" w:styleId="107">
+  <w:style w:type="table" w:styleId="798">
     <w:name w:val="List Table 6 Colorful - Accent 4"/>
-    <w:basedOn w:val="665"/>
+    <w:basedOn w:val="889"/>
     <w:uiPriority w:val="99"/>
     <w:pPr>
       <w:pBdr/>
@@ -23391,9 +24529,9 @@
       </w:tcPr>
     </w:tblStylePr>
   </w:style>
-  <w:style w:type="table" w:styleId="108">
+  <w:style w:type="table" w:styleId="799">
     <w:name w:val="List Table 6 Colorful - Accent 5"/>
-    <w:basedOn w:val="665"/>
+    <w:basedOn w:val="889"/>
     <w:uiPriority w:val="99"/>
     <w:pPr>
       <w:pBdr/>
@@ -23614,9 +24752,9 @@
       </w:tcPr>
     </w:tblStylePr>
   </w:style>
-  <w:style w:type="table" w:styleId="109">
+  <w:style w:type="table" w:styleId="800">
     <w:name w:val="List Table 6 Colorful - Accent 6"/>
-    <w:basedOn w:val="665"/>
+    <w:basedOn w:val="889"/>
     <w:uiPriority w:val="99"/>
     <w:pPr>
       <w:pBdr/>
@@ -23837,9 +24975,9 @@
       </w:tcPr>
     </w:tblStylePr>
   </w:style>
-  <w:style w:type="table" w:styleId="110">
+  <w:style w:type="table" w:styleId="801">
     <w:name w:val="List Table 7 Colorful"/>
-    <w:basedOn w:val="665"/>
+    <w:basedOn w:val="889"/>
     <w:uiPriority w:val="99"/>
     <w:pPr>
       <w:pBdr/>
@@ -23938,11 +25076,11 @@
         <w:tblBorders/>
       </w:tblPr>
       <w:tcPr>
-        <w:shd w:color="ffffff"/>
+        <w:shd w:val="clear" w:color="ffffff"/>
         <w:tcBorders>
-          <w:top w:val="none"/>
-          <w:left w:val="none"/>
-          <w:bottom w:val="none"/>
+          <w:top w:val="none" w:color="000000" w:sz="4" w:space="0"/>
+          <w:left w:val="none" w:color="000000" w:sz="4" w:space="0"/>
+          <w:bottom w:val="none" w:color="000000" w:sz="4" w:space="0"/>
           <w:right w:val="single" w:color="000000" w:themeColor="text1" w:themeTint="80" w:sz="4" w:space="0"/>
         </w:tcBorders>
       </w:tcPr>
@@ -23965,10 +25103,10 @@
       <w:tcPr>
         <w:shd w:val="clear" w:color="ffffff" w:themeColor="light1" w:fill="ffffff" w:themeFill="light1"/>
         <w:tcBorders>
-          <w:top w:val="none"/>
-          <w:left w:val="none"/>
+          <w:top w:val="none" w:color="000000" w:sz="4" w:space="0"/>
+          <w:left w:val="none" w:color="000000" w:sz="4" w:space="0"/>
           <w:bottom w:val="single" w:color="000000" w:themeColor="text1" w:themeTint="80" w:sz="4" w:space="0"/>
-          <w:right w:val="none"/>
+          <w:right w:val="none" w:color="000000" w:sz="4" w:space="0"/>
         </w:tcBorders>
       </w:tcPr>
     </w:tblStylePr>
@@ -23988,12 +25126,12 @@
         <w:tblBorders/>
       </w:tblPr>
       <w:tcPr>
-        <w:shd w:color="ffffff"/>
+        <w:shd w:val="clear" w:color="ffffff"/>
         <w:tcBorders>
-          <w:top w:val="none"/>
+          <w:top w:val="none" w:color="000000" w:sz="4" w:space="0"/>
           <w:left w:val="single" w:color="000000" w:themeColor="text1" w:themeTint="80" w:sz="4" w:space="0"/>
-          <w:bottom w:val="none"/>
-          <w:right w:val="none"/>
+          <w:bottom w:val="none" w:color="000000" w:sz="4" w:space="0"/>
+          <w:right w:val="none" w:color="000000" w:sz="4" w:space="0"/>
         </w:tcBorders>
       </w:tcPr>
     </w:tblStylePr>
@@ -24016,9 +25154,9 @@
         <w:shd w:val="clear" w:color="ffffff" w:themeColor="light1" w:fill="ffffff" w:themeFill="light1"/>
         <w:tcBorders>
           <w:top w:val="single" w:color="000000" w:themeColor="text1" w:themeTint="80" w:sz="4" w:space="0"/>
-          <w:left w:val="none"/>
-          <w:bottom w:val="none"/>
-          <w:right w:val="none"/>
+          <w:left w:val="none" w:color="000000" w:sz="4" w:space="0"/>
+          <w:bottom w:val="none" w:color="000000" w:sz="4" w:space="0"/>
+          <w:right w:val="none" w:color="000000" w:sz="4" w:space="0"/>
         </w:tcBorders>
       </w:tcPr>
     </w:tblStylePr>
@@ -24093,9 +25231,9 @@
       </w:tcPr>
     </w:tblStylePr>
   </w:style>
-  <w:style w:type="table" w:styleId="111">
+  <w:style w:type="table" w:styleId="802">
     <w:name w:val="List Table 7 Colorful - Accent 1"/>
-    <w:basedOn w:val="665"/>
+    <w:basedOn w:val="889"/>
     <w:uiPriority w:val="99"/>
     <w:pPr>
       <w:pBdr/>
@@ -24194,11 +25332,11 @@
         <w:tblBorders/>
       </w:tblPr>
       <w:tcPr>
-        <w:shd w:color="ffffff"/>
+        <w:shd w:val="clear" w:color="ffffff"/>
         <w:tcBorders>
-          <w:top w:val="none"/>
-          <w:left w:val="none"/>
-          <w:bottom w:val="none"/>
+          <w:top w:val="none" w:color="000000" w:sz="4" w:space="0"/>
+          <w:left w:val="none" w:color="000000" w:sz="4" w:space="0"/>
+          <w:bottom w:val="none" w:color="000000" w:sz="4" w:space="0"/>
           <w:right w:val="single" w:color="000000" w:themeColor="accent1" w:sz="4" w:space="0"/>
         </w:tcBorders>
       </w:tcPr>
@@ -24221,10 +25359,10 @@
       <w:tcPr>
         <w:shd w:val="clear" w:color="ffffff" w:themeColor="light1" w:fill="ffffff" w:themeFill="light1"/>
         <w:tcBorders>
-          <w:top w:val="none"/>
-          <w:left w:val="none"/>
+          <w:top w:val="none" w:color="000000" w:sz="4" w:space="0"/>
+          <w:left w:val="none" w:color="000000" w:sz="4" w:space="0"/>
           <w:bottom w:val="single" w:color="000000" w:themeColor="accent1" w:sz="4" w:space="0"/>
-          <w:right w:val="none"/>
+          <w:right w:val="none" w:color="000000" w:sz="4" w:space="0"/>
         </w:tcBorders>
       </w:tcPr>
     </w:tblStylePr>
@@ -24244,12 +25382,12 @@
         <w:tblBorders/>
       </w:tblPr>
       <w:tcPr>
-        <w:shd w:color="ffffff"/>
+        <w:shd w:val="clear" w:color="ffffff"/>
         <w:tcBorders>
-          <w:top w:val="none"/>
+          <w:top w:val="none" w:color="000000" w:sz="4" w:space="0"/>
           <w:left w:val="single" w:color="000000" w:themeColor="accent1" w:sz="4" w:space="0"/>
-          <w:bottom w:val="none"/>
-          <w:right w:val="none"/>
+          <w:bottom w:val="none" w:color="000000" w:sz="4" w:space="0"/>
+          <w:right w:val="none" w:color="000000" w:sz="4" w:space="0"/>
         </w:tcBorders>
       </w:tcPr>
     </w:tblStylePr>
@@ -24272,9 +25410,9 @@
         <w:shd w:val="clear" w:color="ffffff" w:themeColor="light1" w:fill="ffffff" w:themeFill="light1"/>
         <w:tcBorders>
           <w:top w:val="single" w:color="000000" w:themeColor="accent1" w:sz="4" w:space="0"/>
-          <w:left w:val="none"/>
-          <w:bottom w:val="none"/>
-          <w:right w:val="none"/>
+          <w:left w:val="none" w:color="000000" w:sz="4" w:space="0"/>
+          <w:bottom w:val="none" w:color="000000" w:sz="4" w:space="0"/>
+          <w:right w:val="none" w:color="000000" w:sz="4" w:space="0"/>
         </w:tcBorders>
       </w:tcPr>
     </w:tblStylePr>
@@ -24349,9 +25487,9 @@
       </w:tcPr>
     </w:tblStylePr>
   </w:style>
-  <w:style w:type="table" w:styleId="112">
+  <w:style w:type="table" w:styleId="803">
     <w:name w:val="List Table 7 Colorful - Accent 2"/>
-    <w:basedOn w:val="665"/>
+    <w:basedOn w:val="889"/>
     <w:uiPriority w:val="99"/>
     <w:pPr>
       <w:pBdr/>
@@ -24450,11 +25588,11 @@
         <w:tblBorders/>
       </w:tblPr>
       <w:tcPr>
-        <w:shd w:color="ffffff"/>
+        <w:shd w:val="clear" w:color="ffffff"/>
         <w:tcBorders>
-          <w:top w:val="none"/>
-          <w:left w:val="none"/>
-          <w:bottom w:val="none"/>
+          <w:top w:val="none" w:color="000000" w:sz="4" w:space="0"/>
+          <w:left w:val="none" w:color="000000" w:sz="4" w:space="0"/>
+          <w:bottom w:val="none" w:color="000000" w:sz="4" w:space="0"/>
           <w:right w:val="single" w:color="000000" w:themeColor="accent2" w:themeTint="97" w:sz="4" w:space="0"/>
         </w:tcBorders>
       </w:tcPr>
@@ -24477,10 +25615,10 @@
       <w:tcPr>
         <w:shd w:val="clear" w:color="ffffff" w:themeColor="light1" w:fill="ffffff" w:themeFill="light1"/>
         <w:tcBorders>
-          <w:top w:val="none"/>
-          <w:left w:val="none"/>
+          <w:top w:val="none" w:color="000000" w:sz="4" w:space="0"/>
+          <w:left w:val="none" w:color="000000" w:sz="4" w:space="0"/>
           <w:bottom w:val="single" w:color="000000" w:themeColor="accent2" w:themeTint="97" w:sz="4" w:space="0"/>
-          <w:right w:val="none"/>
+          <w:right w:val="none" w:color="000000" w:sz="4" w:space="0"/>
         </w:tcBorders>
       </w:tcPr>
     </w:tblStylePr>
@@ -24500,12 +25638,12 @@
         <w:tblBorders/>
       </w:tblPr>
       <w:tcPr>
-        <w:shd w:color="ffffff"/>
+        <w:shd w:val="clear" w:color="ffffff"/>
         <w:tcBorders>
-          <w:top w:val="none"/>
+          <w:top w:val="none" w:color="000000" w:sz="4" w:space="0"/>
           <w:left w:val="single" w:color="000000" w:themeColor="accent2" w:themeTint="97" w:sz="4" w:space="0"/>
-          <w:bottom w:val="none"/>
-          <w:right w:val="none"/>
+          <w:bottom w:val="none" w:color="000000" w:sz="4" w:space="0"/>
+          <w:right w:val="none" w:color="000000" w:sz="4" w:space="0"/>
         </w:tcBorders>
       </w:tcPr>
     </w:tblStylePr>
@@ -24528,9 +25666,9 @@
         <w:shd w:val="clear" w:color="ffffff" w:themeColor="light1" w:fill="ffffff" w:themeFill="light1"/>
         <w:tcBorders>
           <w:top w:val="single" w:color="000000" w:themeColor="accent2" w:themeTint="97" w:sz="4" w:space="0"/>
-          <w:left w:val="none"/>
-          <w:bottom w:val="none"/>
-          <w:right w:val="none"/>
+          <w:left w:val="none" w:color="000000" w:sz="4" w:space="0"/>
+          <w:bottom w:val="none" w:color="000000" w:sz="4" w:space="0"/>
+          <w:right w:val="none" w:color="000000" w:sz="4" w:space="0"/>
         </w:tcBorders>
       </w:tcPr>
     </w:tblStylePr>
@@ -24605,9 +25743,9 @@
       </w:tcPr>
     </w:tblStylePr>
   </w:style>
-  <w:style w:type="table" w:styleId="113">
+  <w:style w:type="table" w:styleId="804">
     <w:name w:val="List Table 7 Colorful - Accent 3"/>
-    <w:basedOn w:val="665"/>
+    <w:basedOn w:val="889"/>
     <w:uiPriority w:val="99"/>
     <w:pPr>
       <w:pBdr/>
@@ -24706,11 +25844,11 @@
         <w:tblBorders/>
       </w:tblPr>
       <w:tcPr>
-        <w:shd w:color="ffffff"/>
+        <w:shd w:val="clear" w:color="ffffff"/>
         <w:tcBorders>
-          <w:top w:val="none"/>
-          <w:left w:val="none"/>
-          <w:bottom w:val="none"/>
+          <w:top w:val="none" w:color="000000" w:sz="4" w:space="0"/>
+          <w:left w:val="none" w:color="000000" w:sz="4" w:space="0"/>
+          <w:bottom w:val="none" w:color="000000" w:sz="4" w:space="0"/>
           <w:right w:val="single" w:color="000000" w:themeColor="accent3" w:themeTint="98" w:sz="4" w:space="0"/>
         </w:tcBorders>
       </w:tcPr>
@@ -24733,10 +25871,10 @@
       <w:tcPr>
         <w:shd w:val="clear" w:color="ffffff" w:themeColor="light1" w:fill="ffffff" w:themeFill="light1"/>
         <w:tcBorders>
-          <w:top w:val="none"/>
-          <w:left w:val="none"/>
+          <w:top w:val="none" w:color="000000" w:sz="4" w:space="0"/>
+          <w:left w:val="none" w:color="000000" w:sz="4" w:space="0"/>
           <w:bottom w:val="single" w:color="000000" w:themeColor="accent3" w:themeTint="98" w:sz="4" w:space="0"/>
-          <w:right w:val="none"/>
+          <w:right w:val="none" w:color="000000" w:sz="4" w:space="0"/>
         </w:tcBorders>
       </w:tcPr>
     </w:tblStylePr>
@@ -24756,12 +25894,12 @@
         <w:tblBorders/>
       </w:tblPr>
       <w:tcPr>
-        <w:shd w:color="ffffff"/>
+        <w:shd w:val="clear" w:color="ffffff"/>
         <w:tcBorders>
-          <w:top w:val="none"/>
+          <w:top w:val="none" w:color="000000" w:sz="4" w:space="0"/>
           <w:left w:val="single" w:color="000000" w:themeColor="accent3" w:themeTint="98" w:sz="4" w:space="0"/>
-          <w:bottom w:val="none"/>
-          <w:right w:val="none"/>
+          <w:bottom w:val="none" w:color="000000" w:sz="4" w:space="0"/>
+          <w:right w:val="none" w:color="000000" w:sz="4" w:space="0"/>
         </w:tcBorders>
       </w:tcPr>
     </w:tblStylePr>
@@ -24784,9 +25922,9 @@
         <w:shd w:val="clear" w:color="ffffff" w:themeColor="light1" w:fill="ffffff" w:themeFill="light1"/>
         <w:tcBorders>
           <w:top w:val="single" w:color="000000" w:themeColor="accent3" w:themeTint="98" w:sz="4" w:space="0"/>
-          <w:left w:val="none"/>
-          <w:bottom w:val="none"/>
-          <w:right w:val="none"/>
+          <w:left w:val="none" w:color="000000" w:sz="4" w:space="0"/>
+          <w:bottom w:val="none" w:color="000000" w:sz="4" w:space="0"/>
+          <w:right w:val="none" w:color="000000" w:sz="4" w:space="0"/>
         </w:tcBorders>
       </w:tcPr>
     </w:tblStylePr>
@@ -24861,9 +25999,9 @@
       </w:tcPr>
     </w:tblStylePr>
   </w:style>
-  <w:style w:type="table" w:styleId="114">
+  <w:style w:type="table" w:styleId="805">
     <w:name w:val="List Table 7 Colorful - Accent 4"/>
-    <w:basedOn w:val="665"/>
+    <w:basedOn w:val="889"/>
     <w:uiPriority w:val="99"/>
     <w:pPr>
       <w:pBdr/>
@@ -24962,11 +26100,11 @@
         <w:tblBorders/>
       </w:tblPr>
       <w:tcPr>
-        <w:shd w:color="ffffff"/>
+        <w:shd w:val="clear" w:color="ffffff"/>
         <w:tcBorders>
-          <w:top w:val="none"/>
-          <w:left w:val="none"/>
-          <w:bottom w:val="none"/>
+          <w:top w:val="none" w:color="000000" w:sz="4" w:space="0"/>
+          <w:left w:val="none" w:color="000000" w:sz="4" w:space="0"/>
+          <w:bottom w:val="none" w:color="000000" w:sz="4" w:space="0"/>
           <w:right w:val="single" w:color="000000" w:themeColor="accent4" w:themeTint="9A" w:sz="4" w:space="0"/>
         </w:tcBorders>
       </w:tcPr>
@@ -24989,10 +26127,10 @@
       <w:tcPr>
         <w:shd w:val="clear" w:color="ffffff" w:themeColor="light1" w:fill="ffffff" w:themeFill="light1"/>
         <w:tcBorders>
-          <w:top w:val="none"/>
-          <w:left w:val="none"/>
+          <w:top w:val="none" w:color="000000" w:sz="4" w:space="0"/>
+          <w:left w:val="none" w:color="000000" w:sz="4" w:space="0"/>
           <w:bottom w:val="single" w:color="000000" w:themeColor="accent4" w:themeTint="9A" w:sz="4" w:space="0"/>
-          <w:right w:val="none"/>
+          <w:right w:val="none" w:color="000000" w:sz="4" w:space="0"/>
         </w:tcBorders>
       </w:tcPr>
     </w:tblStylePr>
@@ -25012,12 +26150,12 @@
         <w:tblBorders/>
       </w:tblPr>
       <w:tcPr>
-        <w:shd w:color="ffffff"/>
+        <w:shd w:val="clear" w:color="ffffff"/>
         <w:tcBorders>
-          <w:top w:val="none"/>
+          <w:top w:val="none" w:color="000000" w:sz="4" w:space="0"/>
           <w:left w:val="single" w:color="000000" w:themeColor="accent4" w:themeTint="9A" w:sz="4" w:space="0"/>
-          <w:bottom w:val="none"/>
-          <w:right w:val="none"/>
+          <w:bottom w:val="none" w:color="000000" w:sz="4" w:space="0"/>
+          <w:right w:val="none" w:color="000000" w:sz="4" w:space="0"/>
         </w:tcBorders>
       </w:tcPr>
     </w:tblStylePr>
@@ -25040,9 +26178,9 @@
         <w:shd w:val="clear" w:color="ffffff" w:themeColor="light1" w:fill="ffffff" w:themeFill="light1"/>
         <w:tcBorders>
           <w:top w:val="single" w:color="000000" w:themeColor="accent4" w:themeTint="9A" w:sz="4" w:space="0"/>
-          <w:left w:val="none"/>
-          <w:bottom w:val="none"/>
-          <w:right w:val="none"/>
+          <w:left w:val="none" w:color="000000" w:sz="4" w:space="0"/>
+          <w:bottom w:val="none" w:color="000000" w:sz="4" w:space="0"/>
+          <w:right w:val="none" w:color="000000" w:sz="4" w:space="0"/>
         </w:tcBorders>
       </w:tcPr>
     </w:tblStylePr>
@@ -25117,9 +26255,9 @@
       </w:tcPr>
     </w:tblStylePr>
   </w:style>
-  <w:style w:type="table" w:styleId="115">
+  <w:style w:type="table" w:styleId="806">
     <w:name w:val="List Table 7 Colorful - Accent 5"/>
-    <w:basedOn w:val="665"/>
+    <w:basedOn w:val="889"/>
     <w:uiPriority w:val="99"/>
     <w:pPr>
       <w:pBdr/>
@@ -25218,11 +26356,11 @@
         <w:tblBorders/>
       </w:tblPr>
       <w:tcPr>
-        <w:shd w:color="ffffff"/>
+        <w:shd w:val="clear" w:color="ffffff"/>
         <w:tcBorders>
-          <w:top w:val="none"/>
-          <w:left w:val="none"/>
-          <w:bottom w:val="none"/>
+          <w:top w:val="none" w:color="000000" w:sz="4" w:space="0"/>
+          <w:left w:val="none" w:color="000000" w:sz="4" w:space="0"/>
+          <w:bottom w:val="none" w:color="000000" w:sz="4" w:space="0"/>
           <w:right w:val="single" w:color="000000" w:themeColor="accent5" w:themeTint="9A" w:sz="4" w:space="0"/>
         </w:tcBorders>
       </w:tcPr>
@@ -25245,10 +26383,10 @@
       <w:tcPr>
         <w:shd w:val="clear" w:color="ffffff" w:themeColor="light1" w:fill="ffffff" w:themeFill="light1"/>
         <w:tcBorders>
-          <w:top w:val="none"/>
-          <w:left w:val="none"/>
+          <w:top w:val="none" w:color="000000" w:sz="4" w:space="0"/>
+          <w:left w:val="none" w:color="000000" w:sz="4" w:space="0"/>
           <w:bottom w:val="single" w:color="000000" w:themeColor="accent5" w:themeTint="9A" w:sz="4" w:space="0"/>
-          <w:right w:val="none"/>
+          <w:right w:val="none" w:color="000000" w:sz="4" w:space="0"/>
         </w:tcBorders>
       </w:tcPr>
     </w:tblStylePr>
@@ -25268,12 +26406,12 @@
         <w:tblBorders/>
       </w:tblPr>
       <w:tcPr>
-        <w:shd w:color="ffffff"/>
+        <w:shd w:val="clear" w:color="ffffff"/>
         <w:tcBorders>
-          <w:top w:val="none"/>
+          <w:top w:val="none" w:color="000000" w:sz="4" w:space="0"/>
           <w:left w:val="single" w:color="000000" w:themeColor="accent5" w:themeTint="9A" w:sz="4" w:space="0"/>
-          <w:bottom w:val="none"/>
-          <w:right w:val="none"/>
+          <w:bottom w:val="none" w:color="000000" w:sz="4" w:space="0"/>
+          <w:right w:val="none" w:color="000000" w:sz="4" w:space="0"/>
         </w:tcBorders>
       </w:tcPr>
     </w:tblStylePr>
@@ -25296,9 +26434,9 @@
         <w:shd w:val="clear" w:color="ffffff" w:themeColor="light1" w:fill="ffffff" w:themeFill="light1"/>
         <w:tcBorders>
           <w:top w:val="single" w:color="000000" w:themeColor="accent5" w:themeTint="9A" w:sz="4" w:space="0"/>
-          <w:left w:val="none"/>
-          <w:bottom w:val="none"/>
-          <w:right w:val="none"/>
+          <w:left w:val="none" w:color="000000" w:sz="4" w:space="0"/>
+          <w:bottom w:val="none" w:color="000000" w:sz="4" w:space="0"/>
+          <w:right w:val="none" w:color="000000" w:sz="4" w:space="0"/>
         </w:tcBorders>
       </w:tcPr>
     </w:tblStylePr>
@@ -25373,9 +26511,9 @@
       </w:tcPr>
     </w:tblStylePr>
   </w:style>
-  <w:style w:type="table" w:styleId="116">
+  <w:style w:type="table" w:styleId="807">
     <w:name w:val="List Table 7 Colorful - Accent 6"/>
-    <w:basedOn w:val="665"/>
+    <w:basedOn w:val="889"/>
     <w:uiPriority w:val="99"/>
     <w:pPr>
       <w:pBdr/>
@@ -25474,11 +26612,11 @@
         <w:tblBorders/>
       </w:tblPr>
       <w:tcPr>
-        <w:shd w:color="ffffff"/>
+        <w:shd w:val="clear" w:color="ffffff"/>
         <w:tcBorders>
-          <w:top w:val="none"/>
-          <w:left w:val="none"/>
-          <w:bottom w:val="none"/>
+          <w:top w:val="none" w:color="000000" w:sz="4" w:space="0"/>
+          <w:left w:val="none" w:color="000000" w:sz="4" w:space="0"/>
+          <w:bottom w:val="none" w:color="000000" w:sz="4" w:space="0"/>
           <w:right w:val="single" w:color="000000" w:themeColor="accent6" w:themeTint="98" w:sz="4" w:space="0"/>
         </w:tcBorders>
       </w:tcPr>
@@ -25501,10 +26639,10 @@
       <w:tcPr>
         <w:shd w:val="clear" w:color="ffffff" w:themeColor="light1" w:fill="ffffff" w:themeFill="light1"/>
         <w:tcBorders>
-          <w:top w:val="none"/>
-          <w:left w:val="none"/>
+          <w:top w:val="none" w:color="000000" w:sz="4" w:space="0"/>
+          <w:left w:val="none" w:color="000000" w:sz="4" w:space="0"/>
           <w:bottom w:val="single" w:color="000000" w:themeColor="accent6" w:themeTint="98" w:sz="4" w:space="0"/>
-          <w:right w:val="none"/>
+          <w:right w:val="none" w:color="000000" w:sz="4" w:space="0"/>
         </w:tcBorders>
       </w:tcPr>
     </w:tblStylePr>
@@ -25524,12 +26662,12 @@
         <w:tblBorders/>
       </w:tblPr>
       <w:tcPr>
-        <w:shd w:color="ffffff"/>
+        <w:shd w:val="clear" w:color="ffffff"/>
         <w:tcBorders>
-          <w:top w:val="none"/>
+          <w:top w:val="none" w:color="000000" w:sz="4" w:space="0"/>
           <w:left w:val="single" w:color="000000" w:themeColor="accent6" w:themeTint="98" w:sz="4" w:space="0"/>
-          <w:bottom w:val="none"/>
-          <w:right w:val="none"/>
+          <w:bottom w:val="none" w:color="000000" w:sz="4" w:space="0"/>
+          <w:right w:val="none" w:color="000000" w:sz="4" w:space="0"/>
         </w:tcBorders>
       </w:tcPr>
     </w:tblStylePr>
@@ -25552,9 +26690,9 @@
         <w:shd w:val="clear" w:color="ffffff" w:themeColor="light1" w:fill="ffffff" w:themeFill="light1"/>
         <w:tcBorders>
           <w:top w:val="single" w:color="000000" w:themeColor="accent6" w:themeTint="98" w:sz="4" w:space="0"/>
-          <w:left w:val="none"/>
-          <w:bottom w:val="none"/>
-          <w:right w:val="none"/>
+          <w:left w:val="none" w:color="000000" w:sz="4" w:space="0"/>
+          <w:bottom w:val="none" w:color="000000" w:sz="4" w:space="0"/>
+          <w:right w:val="none" w:color="000000" w:sz="4" w:space="0"/>
         </w:tcBorders>
       </w:tcPr>
     </w:tblStylePr>
@@ -25629,9 +26767,9 @@
       </w:tcPr>
     </w:tblStylePr>
   </w:style>
-  <w:style w:type="table" w:styleId="117">
+  <w:style w:type="table" w:styleId="808">
     <w:name w:val="Lined - Accent"/>
-    <w:basedOn w:val="665"/>
+    <w:basedOn w:val="889"/>
     <w:uiPriority w:val="99"/>
     <w:pPr>
       <w:pBdr/>
@@ -25866,9 +27004,9 @@
       </w:tcPr>
     </w:tblStylePr>
   </w:style>
-  <w:style w:type="table" w:styleId="118">
+  <w:style w:type="table" w:styleId="809">
     <w:name w:val="Lined - Accent 1"/>
-    <w:basedOn w:val="665"/>
+    <w:basedOn w:val="889"/>
     <w:uiPriority w:val="99"/>
     <w:pPr>
       <w:pBdr/>
@@ -26103,9 +27241,9 @@
       </w:tcPr>
     </w:tblStylePr>
   </w:style>
-  <w:style w:type="table" w:styleId="119">
+  <w:style w:type="table" w:styleId="810">
     <w:name w:val="Lined - Accent 2"/>
-    <w:basedOn w:val="665"/>
+    <w:basedOn w:val="889"/>
     <w:uiPriority w:val="99"/>
     <w:pPr>
       <w:pBdr/>
@@ -26340,9 +27478,9 @@
       </w:tcPr>
     </w:tblStylePr>
   </w:style>
-  <w:style w:type="table" w:styleId="120">
+  <w:style w:type="table" w:styleId="811">
     <w:name w:val="Lined - Accent 3"/>
-    <w:basedOn w:val="665"/>
+    <w:basedOn w:val="889"/>
     <w:uiPriority w:val="99"/>
     <w:pPr>
       <w:pBdr/>
@@ -26577,9 +27715,9 @@
       </w:tcPr>
     </w:tblStylePr>
   </w:style>
-  <w:style w:type="table" w:styleId="121">
+  <w:style w:type="table" w:styleId="812">
     <w:name w:val="Lined - Accent 4"/>
-    <w:basedOn w:val="665"/>
+    <w:basedOn w:val="889"/>
     <w:uiPriority w:val="99"/>
     <w:pPr>
       <w:pBdr/>
@@ -26814,9 +27952,9 @@
       </w:tcPr>
     </w:tblStylePr>
   </w:style>
-  <w:style w:type="table" w:styleId="122">
+  <w:style w:type="table" w:styleId="813">
     <w:name w:val="Lined - Accent 5"/>
-    <w:basedOn w:val="665"/>
+    <w:basedOn w:val="889"/>
     <w:uiPriority w:val="99"/>
     <w:pPr>
       <w:pBdr/>
@@ -27051,9 +28189,9 @@
       </w:tcPr>
     </w:tblStylePr>
   </w:style>
-  <w:style w:type="table" w:styleId="123">
+  <w:style w:type="table" w:styleId="814">
     <w:name w:val="Lined - Accent 6"/>
-    <w:basedOn w:val="665"/>
+    <w:basedOn w:val="889"/>
     <w:uiPriority w:val="99"/>
     <w:pPr>
       <w:pBdr/>
@@ -27288,9 +28426,9 @@
       </w:tcPr>
     </w:tblStylePr>
   </w:style>
-  <w:style w:type="table" w:styleId="124">
+  <w:style w:type="table" w:styleId="815">
     <w:name w:val="Bordered &amp; Lined - Accent"/>
-    <w:basedOn w:val="665"/>
+    <w:basedOn w:val="889"/>
     <w:uiPriority w:val="99"/>
     <w:pPr>
       <w:pBdr/>
@@ -27532,9 +28670,9 @@
       </w:tcPr>
     </w:tblStylePr>
   </w:style>
-  <w:style w:type="table" w:styleId="125">
+  <w:style w:type="table" w:styleId="816">
     <w:name w:val="Bordered &amp; Lined - Accent 1"/>
-    <w:basedOn w:val="665"/>
+    <w:basedOn w:val="889"/>
     <w:uiPriority w:val="99"/>
     <w:pPr>
       <w:pBdr/>
@@ -27776,9 +28914,9 @@
       </w:tcPr>
     </w:tblStylePr>
   </w:style>
-  <w:style w:type="table" w:styleId="126">
+  <w:style w:type="table" w:styleId="817">
     <w:name w:val="Bordered &amp; Lined - Accent 2"/>
-    <w:basedOn w:val="665"/>
+    <w:basedOn w:val="889"/>
     <w:uiPriority w:val="99"/>
     <w:pPr>
       <w:pBdr/>
@@ -28020,9 +29158,9 @@
       </w:tcPr>
     </w:tblStylePr>
   </w:style>
-  <w:style w:type="table" w:styleId="127">
+  <w:style w:type="table" w:styleId="818">
     <w:name w:val="Bordered &amp; Lined - Accent 3"/>
-    <w:basedOn w:val="665"/>
+    <w:basedOn w:val="889"/>
     <w:uiPriority w:val="99"/>
     <w:pPr>
       <w:pBdr/>
@@ -28264,9 +29402,9 @@
       </w:tcPr>
     </w:tblStylePr>
   </w:style>
-  <w:style w:type="table" w:styleId="128">
+  <w:style w:type="table" w:styleId="819">
     <w:name w:val="Bordered &amp; Lined - Accent 4"/>
-    <w:basedOn w:val="665"/>
+    <w:basedOn w:val="889"/>
     <w:uiPriority w:val="99"/>
     <w:pPr>
       <w:pBdr/>
@@ -28508,9 +29646,9 @@
       </w:tcPr>
     </w:tblStylePr>
   </w:style>
-  <w:style w:type="table" w:styleId="129">
+  <w:style w:type="table" w:styleId="820">
     <w:name w:val="Bordered &amp; Lined - Accent 5"/>
-    <w:basedOn w:val="665"/>
+    <w:basedOn w:val="889"/>
     <w:uiPriority w:val="99"/>
     <w:pPr>
       <w:pBdr/>
@@ -28752,9 +29890,9 @@
       </w:tcPr>
     </w:tblStylePr>
   </w:style>
-  <w:style w:type="table" w:styleId="130">
+  <w:style w:type="table" w:styleId="821">
     <w:name w:val="Bordered &amp; Lined - Accent 6"/>
-    <w:basedOn w:val="665"/>
+    <w:basedOn w:val="889"/>
     <w:uiPriority w:val="99"/>
     <w:pPr>
       <w:pBdr/>
@@ -28996,9 +30134,9 @@
       </w:tcPr>
     </w:tblStylePr>
   </w:style>
-  <w:style w:type="table" w:styleId="131">
+  <w:style w:type="table" w:styleId="822">
     <w:name w:val="Bordered"/>
-    <w:basedOn w:val="665"/>
+    <w:basedOn w:val="889"/>
     <w:uiPriority w:val="99"/>
     <w:pPr>
       <w:pBdr/>
@@ -29227,9 +30365,9 @@
       </w:tcPr>
     </w:tblStylePr>
   </w:style>
-  <w:style w:type="table" w:styleId="132">
+  <w:style w:type="table" w:styleId="823">
     <w:name w:val="Bordered - Accent 1"/>
-    <w:basedOn w:val="665"/>
+    <w:basedOn w:val="889"/>
     <w:uiPriority w:val="99"/>
     <w:pPr>
       <w:pBdr/>
@@ -29458,9 +30596,9 @@
       </w:tcPr>
     </w:tblStylePr>
   </w:style>
-  <w:style w:type="table" w:styleId="133">
+  <w:style w:type="table" w:styleId="824">
     <w:name w:val="Bordered - Accent 2"/>
-    <w:basedOn w:val="665"/>
+    <w:basedOn w:val="889"/>
     <w:uiPriority w:val="99"/>
     <w:pPr>
       <w:pBdr/>
@@ -29689,9 +30827,9 @@
       </w:tcPr>
     </w:tblStylePr>
   </w:style>
-  <w:style w:type="table" w:styleId="134">
+  <w:style w:type="table" w:styleId="825">
     <w:name w:val="Bordered - Accent 3"/>
-    <w:basedOn w:val="665"/>
+    <w:basedOn w:val="889"/>
     <w:uiPriority w:val="99"/>
     <w:pPr>
       <w:pBdr/>
@@ -29920,9 +31058,9 @@
       </w:tcPr>
     </w:tblStylePr>
   </w:style>
-  <w:style w:type="table" w:styleId="135">
+  <w:style w:type="table" w:styleId="826">
     <w:name w:val="Bordered - Accent 4"/>
-    <w:basedOn w:val="665"/>
+    <w:basedOn w:val="889"/>
     <w:uiPriority w:val="99"/>
     <w:pPr>
       <w:pBdr/>
@@ -30151,9 +31289,9 @@
       </w:tcPr>
     </w:tblStylePr>
   </w:style>
-  <w:style w:type="table" w:styleId="136">
+  <w:style w:type="table" w:styleId="827">
     <w:name w:val="Bordered - Accent 5"/>
-    <w:basedOn w:val="665"/>
+    <w:basedOn w:val="889"/>
     <w:uiPriority w:val="99"/>
     <w:pPr>
       <w:pBdr/>
@@ -30382,9 +31520,9 @@
       </w:tcPr>
     </w:tblStylePr>
   </w:style>
-  <w:style w:type="table" w:styleId="137">
+  <w:style w:type="table" w:styleId="828">
     <w:name w:val="Bordered - Accent 6"/>
-    <w:basedOn w:val="665"/>
+    <w:basedOn w:val="889"/>
     <w:uiPriority w:val="99"/>
     <w:pPr>
       <w:pBdr/>
@@ -30613,11 +31751,11 @@
       </w:tcPr>
     </w:tblStylePr>
   </w:style>
-  <w:style w:type="paragraph" w:styleId="139">
+  <w:style w:type="paragraph" w:styleId="829">
     <w:name w:val="Heading 1"/>
-    <w:basedOn w:val="664"/>
-    <w:next w:val="664"/>
-    <w:link w:val="150"/>
+    <w:basedOn w:val="888"/>
+    <w:next w:val="888"/>
+    <w:link w:val="839"/>
     <w:uiPriority w:val="9"/>
     <w:qFormat/>
     <w:pPr>
@@ -30635,11 +31773,11 @@
       <w:szCs w:val="40"/>
     </w:rPr>
   </w:style>
-  <w:style w:type="paragraph" w:styleId="140">
+  <w:style w:type="paragraph" w:styleId="830">
     <w:name w:val="Heading 2"/>
-    <w:basedOn w:val="664"/>
-    <w:next w:val="664"/>
-    <w:link w:val="151"/>
+    <w:basedOn w:val="888"/>
+    <w:next w:val="888"/>
+    <w:link w:val="840"/>
     <w:uiPriority w:val="9"/>
     <w:unhideWhenUsed/>
     <w:qFormat/>
@@ -30658,11 +31796,11 @@
       <w:szCs w:val="32"/>
     </w:rPr>
   </w:style>
-  <w:style w:type="paragraph" w:styleId="141">
+  <w:style w:type="paragraph" w:styleId="831">
     <w:name w:val="Heading 3"/>
-    <w:basedOn w:val="664"/>
-    <w:next w:val="664"/>
-    <w:link w:val="152"/>
+    <w:basedOn w:val="888"/>
+    <w:next w:val="888"/>
+    <w:link w:val="841"/>
     <w:uiPriority w:val="9"/>
     <w:unhideWhenUsed/>
     <w:qFormat/>
@@ -30681,11 +31819,11 @@
       <w:szCs w:val="28"/>
     </w:rPr>
   </w:style>
-  <w:style w:type="paragraph" w:styleId="142">
+  <w:style w:type="paragraph" w:styleId="832">
     <w:name w:val="Heading 4"/>
-    <w:basedOn w:val="664"/>
-    <w:next w:val="664"/>
-    <w:link w:val="153"/>
+    <w:basedOn w:val="888"/>
+    <w:next w:val="888"/>
+    <w:link w:val="842"/>
     <w:uiPriority w:val="9"/>
     <w:unhideWhenUsed/>
     <w:qFormat/>
@@ -30704,11 +31842,11 @@
       <w:color w:val="0f4761" w:themeColor="accent1" w:themeShade="BF"/>
     </w:rPr>
   </w:style>
-  <w:style w:type="paragraph" w:styleId="143">
+  <w:style w:type="paragraph" w:styleId="833">
     <w:name w:val="Heading 5"/>
-    <w:basedOn w:val="664"/>
-    <w:next w:val="664"/>
-    <w:link w:val="154"/>
+    <w:basedOn w:val="888"/>
+    <w:next w:val="888"/>
+    <w:link w:val="843"/>
     <w:uiPriority w:val="9"/>
     <w:unhideWhenUsed/>
     <w:qFormat/>
@@ -30725,11 +31863,11 @@
       <w:color w:val="0f4761" w:themeColor="accent1" w:themeShade="BF"/>
     </w:rPr>
   </w:style>
-  <w:style w:type="paragraph" w:styleId="144">
+  <w:style w:type="paragraph" w:styleId="834">
     <w:name w:val="Heading 6"/>
-    <w:basedOn w:val="664"/>
-    <w:next w:val="664"/>
-    <w:link w:val="155"/>
+    <w:basedOn w:val="888"/>
+    <w:next w:val="888"/>
+    <w:link w:val="844"/>
     <w:uiPriority w:val="9"/>
     <w:unhideWhenUsed/>
     <w:qFormat/>
@@ -30748,11 +31886,11 @@
       <w:color w:val="595959" w:themeColor="text1" w:themeTint="A6"/>
     </w:rPr>
   </w:style>
-  <w:style w:type="paragraph" w:styleId="145">
+  <w:style w:type="paragraph" w:styleId="835">
     <w:name w:val="Heading 7"/>
-    <w:basedOn w:val="664"/>
-    <w:next w:val="664"/>
-    <w:link w:val="156"/>
+    <w:basedOn w:val="888"/>
+    <w:next w:val="888"/>
+    <w:link w:val="845"/>
     <w:uiPriority w:val="9"/>
     <w:unhideWhenUsed/>
     <w:qFormat/>
@@ -30769,11 +31907,11 @@
       <w:color w:val="595959" w:themeColor="text1" w:themeTint="A6"/>
     </w:rPr>
   </w:style>
-  <w:style w:type="paragraph" w:styleId="146">
+  <w:style w:type="paragraph" w:styleId="836">
     <w:name w:val="Heading 8"/>
-    <w:basedOn w:val="664"/>
-    <w:next w:val="664"/>
-    <w:link w:val="157"/>
+    <w:basedOn w:val="888"/>
+    <w:next w:val="888"/>
+    <w:link w:val="846"/>
     <w:uiPriority w:val="9"/>
     <w:unhideWhenUsed/>
     <w:qFormat/>
@@ -30792,11 +31930,11 @@
       <w:color w:val="272727" w:themeColor="text1" w:themeTint="D8"/>
     </w:rPr>
   </w:style>
-  <w:style w:type="paragraph" w:styleId="147">
+  <w:style w:type="paragraph" w:styleId="837">
     <w:name w:val="Heading 9"/>
-    <w:basedOn w:val="664"/>
-    <w:next w:val="664"/>
-    <w:link w:val="158"/>
+    <w:basedOn w:val="888"/>
+    <w:next w:val="888"/>
+    <w:link w:val="847"/>
     <w:uiPriority w:val="9"/>
     <w:unhideWhenUsed/>
     <w:qFormat/>
@@ -30815,7 +31953,7 @@
       <w:color w:val="272727" w:themeColor="text1" w:themeTint="D8"/>
     </w:rPr>
   </w:style>
-  <w:style w:type="character" w:styleId="148" w:default="1">
+  <w:style w:type="character" w:styleId="838" w:default="1">
     <w:name w:val="Default Paragraph Font"/>
     <w:uiPriority w:val="1"/>
     <w:semiHidden/>
@@ -30826,10 +31964,10 @@
       <w:ind/>
     </w:pPr>
   </w:style>
-  <w:style w:type="character" w:styleId="150">
+  <w:style w:type="character" w:styleId="839">
     <w:name w:val="Heading 1 Char"/>
-    <w:basedOn w:val="148"/>
-    <w:link w:val="139"/>
+    <w:basedOn w:val="838"/>
+    <w:link w:val="829"/>
     <w:uiPriority w:val="9"/>
     <w:pPr>
       <w:pBdr/>
@@ -30843,10 +31981,10 @@
       <w:szCs w:val="40"/>
     </w:rPr>
   </w:style>
-  <w:style w:type="character" w:styleId="151">
+  <w:style w:type="character" w:styleId="840">
     <w:name w:val="Heading 2 Char"/>
-    <w:basedOn w:val="148"/>
-    <w:link w:val="140"/>
+    <w:basedOn w:val="838"/>
+    <w:link w:val="830"/>
     <w:uiPriority w:val="9"/>
     <w:pPr>
       <w:pBdr/>
@@ -30860,10 +31998,10 @@
       <w:szCs w:val="32"/>
     </w:rPr>
   </w:style>
-  <w:style w:type="character" w:styleId="152">
+  <w:style w:type="character" w:styleId="841">
     <w:name w:val="Heading 3 Char"/>
-    <w:basedOn w:val="148"/>
-    <w:link w:val="141"/>
+    <w:basedOn w:val="838"/>
+    <w:link w:val="831"/>
     <w:uiPriority w:val="9"/>
     <w:pPr>
       <w:pBdr/>
@@ -30877,10 +32015,10 @@
       <w:szCs w:val="28"/>
     </w:rPr>
   </w:style>
-  <w:style w:type="character" w:styleId="153">
+  <w:style w:type="character" w:styleId="842">
     <w:name w:val="Heading 4 Char"/>
-    <w:basedOn w:val="148"/>
-    <w:link w:val="142"/>
+    <w:basedOn w:val="838"/>
+    <w:link w:val="832"/>
     <w:uiPriority w:val="9"/>
     <w:pPr>
       <w:pBdr/>
@@ -30894,10 +32032,10 @@
       <w:color w:val="0f4761" w:themeColor="accent1" w:themeShade="BF"/>
     </w:rPr>
   </w:style>
-  <w:style w:type="character" w:styleId="154">
+  <w:style w:type="character" w:styleId="843">
     <w:name w:val="Heading 5 Char"/>
-    <w:basedOn w:val="148"/>
-    <w:link w:val="143"/>
+    <w:basedOn w:val="838"/>
+    <w:link w:val="833"/>
     <w:uiPriority w:val="9"/>
     <w:pPr>
       <w:pBdr/>
@@ -30909,10 +32047,10 @@
       <w:color w:val="0f4761" w:themeColor="accent1" w:themeShade="BF"/>
     </w:rPr>
   </w:style>
-  <w:style w:type="character" w:styleId="155">
+  <w:style w:type="character" w:styleId="844">
     <w:name w:val="Heading 6 Char"/>
-    <w:basedOn w:val="148"/>
-    <w:link w:val="144"/>
+    <w:basedOn w:val="838"/>
+    <w:link w:val="834"/>
     <w:uiPriority w:val="9"/>
     <w:pPr>
       <w:pBdr/>
@@ -30926,10 +32064,10 @@
       <w:color w:val="595959" w:themeColor="text1" w:themeTint="A6"/>
     </w:rPr>
   </w:style>
-  <w:style w:type="character" w:styleId="156">
+  <w:style w:type="character" w:styleId="845">
     <w:name w:val="Heading 7 Char"/>
-    <w:basedOn w:val="148"/>
-    <w:link w:val="145"/>
+    <w:basedOn w:val="838"/>
+    <w:link w:val="835"/>
     <w:uiPriority w:val="9"/>
     <w:pPr>
       <w:pBdr/>
@@ -30941,10 +32079,10 @@
       <w:color w:val="595959" w:themeColor="text1" w:themeTint="A6"/>
     </w:rPr>
   </w:style>
-  <w:style w:type="character" w:styleId="157">
+  <w:style w:type="character" w:styleId="846">
     <w:name w:val="Heading 8 Char"/>
-    <w:basedOn w:val="148"/>
-    <w:link w:val="146"/>
+    <w:basedOn w:val="838"/>
+    <w:link w:val="836"/>
     <w:uiPriority w:val="9"/>
     <w:pPr>
       <w:pBdr/>
@@ -30958,10 +32096,10 @@
       <w:color w:val="272727" w:themeColor="text1" w:themeTint="D8"/>
     </w:rPr>
   </w:style>
-  <w:style w:type="character" w:styleId="158">
+  <w:style w:type="character" w:styleId="847">
     <w:name w:val="Heading 9 Char"/>
-    <w:basedOn w:val="148"/>
-    <w:link w:val="147"/>
+    <w:basedOn w:val="838"/>
+    <w:link w:val="837"/>
     <w:uiPriority w:val="9"/>
     <w:pPr>
       <w:pBdr/>
@@ -30975,11 +32113,11 @@
       <w:color w:val="272727" w:themeColor="text1" w:themeTint="D8"/>
     </w:rPr>
   </w:style>
-  <w:style w:type="paragraph" w:styleId="159">
+  <w:style w:type="paragraph" w:styleId="848">
     <w:name w:val="Title"/>
-    <w:basedOn w:val="664"/>
-    <w:next w:val="664"/>
-    <w:link w:val="160"/>
+    <w:basedOn w:val="888"/>
+    <w:next w:val="888"/>
+    <w:link w:val="849"/>
     <w:uiPriority w:val="10"/>
     <w:qFormat/>
     <w:pPr>
@@ -30995,10 +32133,10 @@
       <w:szCs w:val="56"/>
     </w:rPr>
   </w:style>
-  <w:style w:type="character" w:styleId="160">
+  <w:style w:type="character" w:styleId="849">
     <w:name w:val="Title Char"/>
-    <w:basedOn w:val="148"/>
-    <w:link w:val="159"/>
+    <w:basedOn w:val="838"/>
+    <w:link w:val="848"/>
     <w:uiPriority w:val="10"/>
     <w:pPr>
       <w:pBdr/>
@@ -31012,11 +32150,11 @@
       <w:szCs w:val="56"/>
     </w:rPr>
   </w:style>
-  <w:style w:type="paragraph" w:styleId="161">
+  <w:style w:type="paragraph" w:styleId="850">
     <w:name w:val="Subtitle"/>
-    <w:basedOn w:val="664"/>
-    <w:next w:val="664"/>
-    <w:link w:val="162"/>
+    <w:basedOn w:val="888"/>
+    <w:next w:val="888"/>
+    <w:link w:val="851"/>
     <w:uiPriority w:val="11"/>
     <w:qFormat/>
     <w:pPr>
@@ -31034,10 +32172,10 @@
       <w:szCs w:val="28"/>
     </w:rPr>
   </w:style>
-  <w:style w:type="character" w:styleId="162">
+  <w:style w:type="character" w:styleId="851">
     <w:name w:val="Subtitle Char"/>
-    <w:basedOn w:val="148"/>
-    <w:link w:val="161"/>
+    <w:basedOn w:val="838"/>
+    <w:link w:val="850"/>
     <w:uiPriority w:val="11"/>
     <w:pPr>
       <w:pBdr/>
@@ -31051,11 +32189,11 @@
       <w:szCs w:val="28"/>
     </w:rPr>
   </w:style>
-  <w:style w:type="paragraph" w:styleId="163">
+  <w:style w:type="paragraph" w:styleId="852">
     <w:name w:val="Quote"/>
-    <w:basedOn w:val="664"/>
-    <w:next w:val="664"/>
-    <w:link w:val="164"/>
+    <w:basedOn w:val="888"/>
+    <w:next w:val="888"/>
+    <w:link w:val="853"/>
     <w:uiPriority w:val="29"/>
     <w:qFormat/>
     <w:pPr>
@@ -31070,10 +32208,10 @@
       <w:color w:val="404040" w:themeColor="text1" w:themeTint="BF"/>
     </w:rPr>
   </w:style>
-  <w:style w:type="character" w:styleId="164">
+  <w:style w:type="character" w:styleId="853">
     <w:name w:val="Quote Char"/>
-    <w:basedOn w:val="148"/>
-    <w:link w:val="163"/>
+    <w:basedOn w:val="838"/>
+    <w:link w:val="852"/>
     <w:uiPriority w:val="29"/>
     <w:pPr>
       <w:pBdr/>
@@ -31086,9 +32224,9 @@
       <w:color w:val="404040" w:themeColor="text1" w:themeTint="BF"/>
     </w:rPr>
   </w:style>
-  <w:style w:type="character" w:styleId="166">
+  <w:style w:type="character" w:styleId="854">
     <w:name w:val="Intense Emphasis"/>
-    <w:basedOn w:val="148"/>
+    <w:basedOn w:val="838"/>
     <w:uiPriority w:val="21"/>
     <w:qFormat/>
     <w:pPr>
@@ -31102,11 +32240,11 @@
       <w:color w:val="0f4761" w:themeColor="accent1" w:themeShade="BF"/>
     </w:rPr>
   </w:style>
-  <w:style w:type="paragraph" w:styleId="167">
+  <w:style w:type="paragraph" w:styleId="855">
     <w:name w:val="Intense Quote"/>
-    <w:basedOn w:val="664"/>
-    <w:next w:val="664"/>
-    <w:link w:val="168"/>
+    <w:basedOn w:val="888"/>
+    <w:next w:val="888"/>
+    <w:link w:val="856"/>
     <w:uiPriority w:val="30"/>
     <w:qFormat/>
     <w:pPr>
@@ -31124,10 +32262,10 @@
       <w:color w:val="0f4761" w:themeColor="accent1" w:themeShade="BF"/>
     </w:rPr>
   </w:style>
-  <w:style w:type="character" w:styleId="168">
+  <w:style w:type="character" w:styleId="856">
     <w:name w:val="Intense Quote Char"/>
-    <w:basedOn w:val="148"/>
-    <w:link w:val="167"/>
+    <w:basedOn w:val="838"/>
+    <w:link w:val="855"/>
     <w:uiPriority w:val="30"/>
     <w:pPr>
       <w:pBdr/>
@@ -31140,9 +32278,9 @@
       <w:color w:val="0f4761" w:themeColor="accent1" w:themeShade="BF"/>
     </w:rPr>
   </w:style>
-  <w:style w:type="character" w:styleId="169">
+  <w:style w:type="character" w:styleId="857">
     <w:name w:val="Intense Reference"/>
-    <w:basedOn w:val="148"/>
+    <w:basedOn w:val="838"/>
     <w:uiPriority w:val="32"/>
     <w:qFormat/>
     <w:pPr>
@@ -31158,9 +32296,9 @@
       <w:spacing w:val="5"/>
     </w:rPr>
   </w:style>
-  <w:style w:type="character" w:styleId="171">
+  <w:style w:type="character" w:styleId="858">
     <w:name w:val="Subtle Emphasis"/>
-    <w:basedOn w:val="148"/>
+    <w:basedOn w:val="838"/>
     <w:uiPriority w:val="19"/>
     <w:qFormat/>
     <w:pPr>
@@ -31174,9 +32312,9 @@
       <w:color w:val="404040" w:themeColor="text1" w:themeTint="BF"/>
     </w:rPr>
   </w:style>
-  <w:style w:type="character" w:styleId="172">
+  <w:style w:type="character" w:styleId="859">
     <w:name w:val="Emphasis"/>
-    <w:basedOn w:val="148"/>
+    <w:basedOn w:val="838"/>
     <w:uiPriority w:val="20"/>
     <w:qFormat/>
     <w:pPr>
@@ -31189,9 +32327,9 @@
       <w:iCs/>
     </w:rPr>
   </w:style>
-  <w:style w:type="character" w:styleId="173">
+  <w:style w:type="character" w:styleId="860">
     <w:name w:val="Strong"/>
-    <w:basedOn w:val="148"/>
+    <w:basedOn w:val="838"/>
     <w:uiPriority w:val="22"/>
     <w:qFormat/>
     <w:pPr>
@@ -31204,9 +32342,9 @@
       <w:bCs/>
     </w:rPr>
   </w:style>
-  <w:style w:type="character" w:styleId="174">
+  <w:style w:type="character" w:styleId="861">
     <w:name w:val="Subtle Reference"/>
-    <w:basedOn w:val="148"/>
+    <w:basedOn w:val="838"/>
     <w:uiPriority w:val="31"/>
     <w:qFormat/>
     <w:pPr>
@@ -31219,9 +32357,9 @@
       <w:color w:val="5a5a5a" w:themeColor="text1" w:themeTint="A5"/>
     </w:rPr>
   </w:style>
-  <w:style w:type="character" w:styleId="175">
+  <w:style w:type="character" w:styleId="862">
     <w:name w:val="Book Title"/>
-    <w:basedOn w:val="148"/>
+    <w:basedOn w:val="838"/>
     <w:uiPriority w:val="33"/>
     <w:qFormat/>
     <w:pPr>
@@ -31237,10 +32375,10 @@
       <w:spacing w:val="5"/>
     </w:rPr>
   </w:style>
-  <w:style w:type="paragraph" w:styleId="176">
+  <w:style w:type="paragraph" w:styleId="863">
     <w:name w:val="Header"/>
-    <w:basedOn w:val="664"/>
-    <w:link w:val="177"/>
+    <w:basedOn w:val="888"/>
+    <w:link w:val="864"/>
     <w:uiPriority w:val="99"/>
     <w:unhideWhenUsed/>
     <w:pPr>
@@ -31253,10 +32391,10 @@
       <w:ind/>
     </w:pPr>
   </w:style>
-  <w:style w:type="character" w:styleId="177">
+  <w:style w:type="character" w:styleId="864">
     <w:name w:val="Header Char"/>
-    <w:basedOn w:val="148"/>
-    <w:link w:val="176"/>
+    <w:basedOn w:val="838"/>
+    <w:link w:val="863"/>
     <w:uiPriority w:val="99"/>
     <w:pPr>
       <w:pBdr/>
@@ -31264,10 +32402,10 @@
       <w:ind/>
     </w:pPr>
   </w:style>
-  <w:style w:type="paragraph" w:styleId="178">
+  <w:style w:type="paragraph" w:styleId="865">
     <w:name w:val="Footer"/>
-    <w:basedOn w:val="664"/>
-    <w:link w:val="179"/>
+    <w:basedOn w:val="888"/>
+    <w:link w:val="866"/>
     <w:uiPriority w:val="99"/>
     <w:unhideWhenUsed/>
     <w:pPr>
@@ -31280,10 +32418,10 @@
       <w:ind/>
     </w:pPr>
   </w:style>
-  <w:style w:type="character" w:styleId="179">
+  <w:style w:type="character" w:styleId="866">
     <w:name w:val="Footer Char"/>
-    <w:basedOn w:val="148"/>
-    <w:link w:val="178"/>
+    <w:basedOn w:val="838"/>
+    <w:link w:val="865"/>
     <w:uiPriority w:val="99"/>
     <w:pPr>
       <w:pBdr/>
@@ -31291,10 +32429,10 @@
       <w:ind/>
     </w:pPr>
   </w:style>
-  <w:style w:type="paragraph" w:styleId="180">
+  <w:style w:type="paragraph" w:styleId="867">
     <w:name w:val="Caption"/>
-    <w:basedOn w:val="664"/>
-    <w:next w:val="664"/>
+    <w:basedOn w:val="888"/>
+    <w:next w:val="888"/>
     <w:uiPriority w:val="35"/>
     <w:unhideWhenUsed/>
     <w:qFormat/>
@@ -31311,10 +32449,10 @@
       <w:szCs w:val="18"/>
     </w:rPr>
   </w:style>
-  <w:style w:type="paragraph" w:styleId="181">
+  <w:style w:type="paragraph" w:styleId="868">
     <w:name w:val="footnote text"/>
-    <w:basedOn w:val="664"/>
-    <w:link w:val="182"/>
+    <w:basedOn w:val="888"/>
+    <w:link w:val="869"/>
     <w:uiPriority w:val="99"/>
     <w:semiHidden/>
     <w:unhideWhenUsed/>
@@ -31328,10 +32466,10 @@
       <w:szCs w:val="20"/>
     </w:rPr>
   </w:style>
-  <w:style w:type="character" w:styleId="182">
+  <w:style w:type="character" w:styleId="869">
     <w:name w:val="Footnote Text Char"/>
-    <w:basedOn w:val="148"/>
-    <w:link w:val="181"/>
+    <w:basedOn w:val="838"/>
+    <w:link w:val="868"/>
     <w:uiPriority w:val="99"/>
     <w:semiHidden/>
     <w:pPr>
@@ -31344,9 +32482,9 @@
       <w:szCs w:val="20"/>
     </w:rPr>
   </w:style>
-  <w:style w:type="character" w:styleId="183">
+  <w:style w:type="character" w:styleId="870">
     <w:name w:val="footnote reference"/>
-    <w:basedOn w:val="148"/>
+    <w:basedOn w:val="838"/>
     <w:uiPriority w:val="99"/>
     <w:semiHidden/>
     <w:unhideWhenUsed/>
@@ -31359,10 +32497,10 @@
       <w:vertAlign w:val="superscript"/>
     </w:rPr>
   </w:style>
-  <w:style w:type="paragraph" w:styleId="184">
+  <w:style w:type="paragraph" w:styleId="871">
     <w:name w:val="endnote text"/>
-    <w:basedOn w:val="664"/>
-    <w:link w:val="185"/>
+    <w:basedOn w:val="888"/>
+    <w:link w:val="872"/>
     <w:uiPriority w:val="99"/>
     <w:semiHidden/>
     <w:unhideWhenUsed/>
@@ -31376,10 +32514,10 @@
       <w:szCs w:val="20"/>
     </w:rPr>
   </w:style>
-  <w:style w:type="character" w:styleId="185">
+  <w:style w:type="character" w:styleId="872">
     <w:name w:val="Endnote Text Char"/>
-    <w:basedOn w:val="148"/>
-    <w:link w:val="184"/>
+    <w:basedOn w:val="838"/>
+    <w:link w:val="871"/>
     <w:uiPriority w:val="99"/>
     <w:semiHidden/>
     <w:pPr>
@@ -31392,9 +32530,9 @@
       <w:szCs w:val="20"/>
     </w:rPr>
   </w:style>
-  <w:style w:type="character" w:styleId="186">
+  <w:style w:type="character" w:styleId="873">
     <w:name w:val="endnote reference"/>
-    <w:basedOn w:val="148"/>
+    <w:basedOn w:val="838"/>
     <w:uiPriority w:val="99"/>
     <w:semiHidden/>
     <w:unhideWhenUsed/>
@@ -31407,9 +32545,9 @@
       <w:vertAlign w:val="superscript"/>
     </w:rPr>
   </w:style>
-  <w:style w:type="character" w:styleId="187">
+  <w:style w:type="character" w:styleId="874">
     <w:name w:val="Hyperlink"/>
-    <w:basedOn w:val="148"/>
+    <w:basedOn w:val="838"/>
     <w:uiPriority w:val="99"/>
     <w:unhideWhenUsed/>
     <w:pPr>
@@ -31422,9 +32560,9 @@
       <w:u w:val="single"/>
     </w:rPr>
   </w:style>
-  <w:style w:type="character" w:styleId="188">
+  <w:style w:type="character" w:styleId="875">
     <w:name w:val="FollowedHyperlink"/>
-    <w:basedOn w:val="148"/>
+    <w:basedOn w:val="838"/>
     <w:uiPriority w:val="99"/>
     <w:semiHidden/>
     <w:unhideWhenUsed/>
@@ -31438,10 +32576,10 @@
       <w:u w:val="single"/>
     </w:rPr>
   </w:style>
-  <w:style w:type="paragraph" w:styleId="189">
+  <w:style w:type="paragraph" w:styleId="876">
     <w:name w:val="toc 1"/>
-    <w:basedOn w:val="664"/>
-    <w:next w:val="664"/>
+    <w:basedOn w:val="888"/>
+    <w:next w:val="888"/>
     <w:uiPriority w:val="39"/>
     <w:unhideWhenUsed/>
     <w:pPr>
@@ -31450,10 +32588,10 @@
       <w:ind/>
     </w:pPr>
   </w:style>
-  <w:style w:type="paragraph" w:styleId="190">
+  <w:style w:type="paragraph" w:styleId="877">
     <w:name w:val="toc 2"/>
-    <w:basedOn w:val="664"/>
-    <w:next w:val="664"/>
+    <w:basedOn w:val="888"/>
+    <w:next w:val="888"/>
     <w:uiPriority w:val="39"/>
     <w:unhideWhenUsed/>
     <w:pPr>
@@ -31462,10 +32600,10 @@
       <w:ind w:left="220"/>
     </w:pPr>
   </w:style>
-  <w:style w:type="paragraph" w:styleId="191">
+  <w:style w:type="paragraph" w:styleId="878">
     <w:name w:val="toc 3"/>
-    <w:basedOn w:val="664"/>
-    <w:next w:val="664"/>
+    <w:basedOn w:val="888"/>
+    <w:next w:val="888"/>
     <w:uiPriority w:val="39"/>
     <w:unhideWhenUsed/>
     <w:pPr>
@@ -31474,10 +32612,10 @@
       <w:ind w:left="440"/>
     </w:pPr>
   </w:style>
-  <w:style w:type="paragraph" w:styleId="192">
+  <w:style w:type="paragraph" w:styleId="879">
     <w:name w:val="toc 4"/>
-    <w:basedOn w:val="664"/>
-    <w:next w:val="664"/>
+    <w:basedOn w:val="888"/>
+    <w:next w:val="888"/>
     <w:uiPriority w:val="39"/>
     <w:unhideWhenUsed/>
     <w:pPr>
@@ -31486,10 +32624,10 @@
       <w:ind w:left="660"/>
     </w:pPr>
   </w:style>
-  <w:style w:type="paragraph" w:styleId="193">
+  <w:style w:type="paragraph" w:styleId="880">
     <w:name w:val="toc 5"/>
-    <w:basedOn w:val="664"/>
-    <w:next w:val="664"/>
+    <w:basedOn w:val="888"/>
+    <w:next w:val="888"/>
     <w:uiPriority w:val="39"/>
     <w:unhideWhenUsed/>
     <w:pPr>
@@ -31498,10 +32636,10 @@
       <w:ind w:left="880"/>
     </w:pPr>
   </w:style>
-  <w:style w:type="paragraph" w:styleId="194">
+  <w:style w:type="paragraph" w:styleId="881">
     <w:name w:val="toc 6"/>
-    <w:basedOn w:val="664"/>
-    <w:next w:val="664"/>
+    <w:basedOn w:val="888"/>
+    <w:next w:val="888"/>
     <w:uiPriority w:val="39"/>
     <w:unhideWhenUsed/>
     <w:pPr>
@@ -31510,10 +32648,10 @@
       <w:ind w:left="1100"/>
     </w:pPr>
   </w:style>
-  <w:style w:type="paragraph" w:styleId="195">
+  <w:style w:type="paragraph" w:styleId="882">
     <w:name w:val="toc 7"/>
-    <w:basedOn w:val="664"/>
-    <w:next w:val="664"/>
+    <w:basedOn w:val="888"/>
+    <w:next w:val="888"/>
     <w:uiPriority w:val="39"/>
     <w:unhideWhenUsed/>
     <w:pPr>
@@ -31522,10 +32660,10 @@
       <w:ind w:left="1320"/>
     </w:pPr>
   </w:style>
-  <w:style w:type="paragraph" w:styleId="196">
+  <w:style w:type="paragraph" w:styleId="883">
     <w:name w:val="toc 8"/>
-    <w:basedOn w:val="664"/>
-    <w:next w:val="664"/>
+    <w:basedOn w:val="888"/>
+    <w:next w:val="888"/>
     <w:uiPriority w:val="39"/>
     <w:unhideWhenUsed/>
     <w:pPr>
@@ -31534,10 +32672,10 @@
       <w:ind w:left="1540"/>
     </w:pPr>
   </w:style>
-  <w:style w:type="paragraph" w:styleId="197">
+  <w:style w:type="paragraph" w:styleId="884">
     <w:name w:val="toc 9"/>
-    <w:basedOn w:val="664"/>
-    <w:next w:val="664"/>
+    <w:basedOn w:val="888"/>
+    <w:next w:val="888"/>
     <w:uiPriority w:val="39"/>
     <w:unhideWhenUsed/>
     <w:pPr>
@@ -31546,9 +32684,9 @@
       <w:ind w:left="1760"/>
     </w:pPr>
   </w:style>
-  <w:style w:type="character" w:styleId="198">
+  <w:style w:type="character" w:styleId="885">
     <w:name w:val="Placeholder Text"/>
-    <w:basedOn w:val="148"/>
+    <w:basedOn w:val="838"/>
     <w:uiPriority w:val="99"/>
     <w:semiHidden/>
     <w:pPr>
@@ -31560,7 +32698,7 @@
       <w:color w:val="666666"/>
     </w:rPr>
   </w:style>
-  <w:style w:type="paragraph" w:styleId="208">
+  <w:style w:type="paragraph" w:styleId="886">
     <w:name w:val="TOC Heading"/>
     <w:uiPriority w:val="39"/>
     <w:unhideWhenUsed/>
@@ -31570,10 +32708,10 @@
       <w:ind/>
     </w:pPr>
   </w:style>
-  <w:style w:type="paragraph" w:styleId="209">
+  <w:style w:type="paragraph" w:styleId="887">
     <w:name w:val="table of figures"/>
-    <w:basedOn w:val="664"/>
-    <w:next w:val="664"/>
+    <w:basedOn w:val="888"/>
+    <w:next w:val="888"/>
     <w:uiPriority w:val="99"/>
     <w:unhideWhenUsed/>
     <w:pPr>
@@ -31582,7 +32720,7 @@
       <w:ind/>
     </w:pPr>
   </w:style>
-  <w:style w:type="paragraph" w:styleId="664" w:default="1">
+  <w:style w:type="paragraph" w:styleId="888" w:default="1">
     <w:name w:val="Normal"/>
     <w:qFormat/>
     <w:pPr>
@@ -31591,7 +32729,7 @@
       <w:ind/>
     </w:pPr>
   </w:style>
-  <w:style w:type="table" w:styleId="665" w:default="1">
+  <w:style w:type="table" w:styleId="889" w:default="1">
     <w:name w:val="Normal Table"/>
     <w:uiPriority w:val="99"/>
     <w:semiHidden/>
@@ -31784,7 +32922,7 @@
       </w:tcPr>
     </w:tblStylePr>
   </w:style>
-  <w:style w:type="numbering" w:styleId="666" w:default="1">
+  <w:style w:type="numbering" w:styleId="890" w:default="1">
     <w:name w:val="No List"/>
     <w:uiPriority w:val="99"/>
     <w:semiHidden/>
@@ -31795,9 +32933,9 @@
       <w:ind/>
     </w:pPr>
   </w:style>
-  <w:style w:type="paragraph" w:styleId="667">
+  <w:style w:type="paragraph" w:styleId="891">
     <w:name w:val="No Spacing"/>
-    <w:basedOn w:val="664"/>
+    <w:basedOn w:val="888"/>
     <w:uiPriority w:val="1"/>
     <w:qFormat/>
     <w:pPr>
@@ -31806,9 +32944,9 @@
       <w:ind/>
     </w:pPr>
   </w:style>
-  <w:style w:type="paragraph" w:styleId="668">
+  <w:style w:type="paragraph" w:styleId="892">
     <w:name w:val="List Paragraph"/>
-    <w:basedOn w:val="664"/>
+    <w:basedOn w:val="888"/>
     <w:uiPriority w:val="34"/>
     <w:qFormat/>
     <w:pPr>
